--- a/optimizationmethods.docx
+++ b/optimizationmethods.docx
@@ -2,47 +2,40 @@
 <file path=word/document.xml><?xml version="1.0" encoding="utf-8"?>
 <w:document xmlns:w="http://schemas.openxmlformats.org/wordprocessingml/2006/main" xmlns:m="http://schemas.openxmlformats.org/officeDocument/2006/math" xmlns:r="http://schemas.openxmlformats.org/officeDocument/2006/relationships" xmlns:o="urn:schemas-microsoft-com:office:office" xmlns:v="urn:schemas-microsoft-com:vml" xmlns:w10="urn:schemas-microsoft-com:office:word" xmlns:a="http://schemas.openxmlformats.org/drawingml/2006/main" xmlns:pic="http://schemas.openxmlformats.org/drawingml/2006/picture" xmlns:wp="http://schemas.openxmlformats.org/drawingml/2006/wordprocessingDrawing">
   <w:body>
-    <w:sdt>
-      <w:sdtPr>
-        <w:docPartObj>
-          <w:docPartGallery w:val="Table of Contents"/>
-          <w:docPartUnique/>
-        </w:docPartObj>
-      </w:sdtPr>
-      <w:sdtContent>
-        <w:p>
-          <w:pPr>
-            <w:pStyle w:val="TOCHeading"/>
-          </w:pPr>
-          <w:r>
-            <w:t xml:space="preserve">Table of Contents</w:t>
-          </w:r>
-        </w:p>
-        <w:p>
-          <w:r>
-            <w:fldChar w:fldCharType="begin" w:dirty="true"/>
-            <w:instrText xml:space="preserve">TOC \o "1-3" \h \z \u</w:instrText>
-            <w:fldChar w:fldCharType="separate"/>
-            <w:fldChar w:fldCharType="end"/>
-          </w:r>
-        </w:p>
-      </w:sdtContent>
-    </w:sdt>
-    <w:bookmarkStart w:id="20" w:name="introduction"/>
     <w:p>
       <w:pPr>
-        <w:pStyle w:val="Heading1"/>
+        <w:pStyle w:val="Title"/>
       </w:pPr>
       <w:r>
-        <w:t xml:space="preserve">Introduction</w:t>
+        <w:t xml:space="preserve">Optimization</w:t>
+      </w:r>
+      <w:r>
+        <w:t xml:space="preserve"> </w:t>
+      </w:r>
+      <w:r>
+        <w:t xml:space="preserve">methods</w:t>
       </w:r>
     </w:p>
     <w:p>
       <w:pPr>
         <w:pStyle w:val="FirstParagraph"/>
       </w:pPr>
-      <w:r>
-        <w:t xml:space="preserve">The book contains three chapters. It begins with a basic introduction to Python, followed by linear algebra concepts and their implementation in Python. In the final chapter, foundational optimization algorithms are introduced, where all previously explained concepts and developed algorithms are put to use. This structured progression allows readers to build essential Python skills for mathematical applications, establishing a solid foundation for understanding basic optimization algorithms. It also serves as a valuable introduction to using Python for various mathematical tasks and projects.</w:t>
+    </w:p>
+    <w:bookmarkStart w:id="20" w:name="quatro"/>
+    <w:p>
+      <w:pPr>
+        <w:pStyle w:val="Heading2"/>
+      </w:pPr>
+      <w:r>
+        <w:t xml:space="preserve">0.1 QUATRO</w:t>
+      </w:r>
+    </w:p>
+    <w:p>
+      <w:pPr>
+        <w:pStyle w:val="FirstParagraph"/>
+      </w:pPr>
+      <w:r>
+        <w:t xml:space="preserve">https://quarto.org/docs/authoring/cross-references.html</w:t>
       </w:r>
     </w:p>
     <w:p>
@@ -50,7 +43,73 @@
         <w:pStyle w:val="BodyText"/>
       </w:pPr>
       <w:r>
-        <w:t xml:space="preserve">Specific attention is maintained on a structured approach where the code is modular and reusable. The recursive nature of optimization methods is illustrated through this modular design, and Python’s functional programming capabilities are leveraged by passing functions as arguments to define iteration logic, convergence criteria, and method-specific computations. This approach allows the mathematical relationships within each algorithm to be clearly represented, emphasizing both reusability and the structural similarities and differences across methods. The methods are developed gradually, with more complex techniques relying on functions initially crafted for simpler methods, reinforcing understanding through progressive complexity.</w:t>
+        <w:t xml:space="preserve">Label Prefix Printed Name LaTeX Environment</w:t>
+      </w:r>
+      <w:r>
+        <w:t xml:space="preserve"> </w:t>
+      </w:r>
+      <w:r>
+        <w:t xml:space="preserve">#thm- Theorem theorem</w:t>
+      </w:r>
+      <w:r>
+        <w:t xml:space="preserve"> </w:t>
+      </w:r>
+      <w:r>
+        <w:t xml:space="preserve">#lem- Lemma lemma</w:t>
+      </w:r>
+      <w:r>
+        <w:t xml:space="preserve"> </w:t>
+      </w:r>
+      <w:r>
+        <w:t xml:space="preserve">#cor- Corollary corollary</w:t>
+      </w:r>
+      <w:r>
+        <w:t xml:space="preserve"> </w:t>
+      </w:r>
+      <w:r>
+        <w:t xml:space="preserve">#prp- Proposition proposition</w:t>
+      </w:r>
+      <w:r>
+        <w:t xml:space="preserve"> </w:t>
+      </w:r>
+      <w:r>
+        <w:t xml:space="preserve">#cnj- Conjecture conjecture</w:t>
+      </w:r>
+      <w:r>
+        <w:t xml:space="preserve"> </w:t>
+      </w:r>
+      <w:r>
+        <w:t xml:space="preserve">#def- Definition definition</w:t>
+      </w:r>
+      <w:r>
+        <w:t xml:space="preserve"> </w:t>
+      </w:r>
+      <w:r>
+        <w:t xml:space="preserve">#exm- Example example</w:t>
+      </w:r>
+      <w:r>
+        <w:t xml:space="preserve"> </w:t>
+      </w:r>
+      <w:r>
+        <w:t xml:space="preserve">#exr- Exercise exercise</w:t>
+      </w:r>
+      <w:r>
+        <w:t xml:space="preserve"> </w:t>
+      </w:r>
+      <w:r>
+        <w:t xml:space="preserve">#sol- Solution solution</w:t>
+      </w:r>
+      <w:r>
+        <w:t xml:space="preserve"> </w:t>
+      </w:r>
+      <w:r>
+        <w:t xml:space="preserve">#rem- Remark remark</w:t>
+      </w:r>
+      <w:r>
+        <w:t xml:space="preserve"> </w:t>
+      </w:r>
+      <w:r>
+        <w:t xml:space="preserve">#alg- Algorithm algorithm</w:t>
       </w:r>
     </w:p>
     <w:p>
@@ -58,17 +117,59 @@
         <w:pStyle w:val="BodyText"/>
       </w:pPr>
       <w:r>
-        <w:t xml:space="preserve">The entire code is designed to be executed in Jupyter Notebook or Google Colab, offering readers an interactive environment to experiment with each optimization technique. This hands-on approach not only deepens understanding but also makes Python a practical tool for mathematical and optimization-based applications.</w:t>
+        <w:t xml:space="preserve">#eq- Equation</w:t>
       </w:r>
     </w:p>
     <w:bookmarkEnd w:id="20"/>
-    <w:bookmarkStart w:id="44" w:name="python-introduction"/>
+    <w:bookmarkStart w:id="21" w:name="introduction"/>
     <w:p>
       <w:pPr>
         <w:pStyle w:val="Heading1"/>
       </w:pPr>
       <w:r>
-        <w:t xml:space="preserve">Python Introduction</w:t>
+        <w:t xml:space="preserve">1. Introduction</w:t>
+      </w:r>
+    </w:p>
+    <w:p>
+      <w:pPr>
+        <w:pStyle w:val="FirstParagraph"/>
+      </w:pPr>
+      <w:r>
+        <w:t xml:space="preserve">The seminar work contains three chapters. It begins with a basic introduction to Python, followed by linear algebra concepts and their implementation in Python. In the final chapter, foundational optimization algorithms are introduced, where all previously explained concepts and developed algorithms are put to use. This structured progression allows readers to build essential Python skills for mathematical applications, establishing a solid foundation for understanding basic optimization algorithms. It also serves as a valuable introduction to using Python for various mathematical tasks and projects.</w:t>
+      </w:r>
+    </w:p>
+    <w:p>
+      <w:pPr>
+        <w:pStyle w:val="BodyText"/>
+      </w:pPr>
+      <w:r>
+        <w:t xml:space="preserve">Specific attention is maintained on a structured approach where the code is modular and reusable. The recursive nature of optimization methods is illustrated through this modular design, and Python’s functional programming capabilities are leveraged by passing functions as arguments to define iteration logic, convergence criteria, and method-specific computations. This approach allows the mathematical relationships within each algorithm to be clearly represented, emphasizing both reusability and the structural similarities and differences across methods. The methods are developed gradually, with more complex techniques relying on functions initially crafted for simpler methods, reinforcing understanding through progressive complexity.</w:t>
+      </w:r>
+    </w:p>
+    <w:p>
+      <w:pPr>
+        <w:pStyle w:val="BodyText"/>
+      </w:pPr>
+      <w:r>
+        <w:t xml:space="preserve">The entire code is designed to be executed in Jupyter Notebook or Google Colab, offering readers an interactive environment to experiment with each optimization technique. This hands-on approach not only deepens understanding but also makes Python a practical tool for mathematical and optimization-based applications.</w:t>
+      </w:r>
+    </w:p>
+    <w:p>
+      <w:pPr>
+        <w:pStyle w:val="BodyText"/>
+      </w:pPr>
+      <w:r>
+        <w:t xml:space="preserve">This seminar work was created for the subject Optimization Methods as part of the master’s program at the University of Information Science and Technology St. Paul the Apostle. The final chapter uses optimization algorithm examples and explanations inspired by An Introduction to Optimization, Second Edition by Edwin K. P. Chong and Stanislaw H. Źak (Wiley-Interscience, 2001).</w:t>
+      </w:r>
+    </w:p>
+    <w:bookmarkEnd w:id="21"/>
+    <w:bookmarkStart w:id="46" w:name="python-introduction"/>
+    <w:p>
+      <w:pPr>
+        <w:pStyle w:val="Heading1"/>
+      </w:pPr>
+      <w:r>
+        <w:t xml:space="preserve">2. Python Introduction</w:t>
       </w:r>
     </w:p>
     <w:p>
@@ -182,7 +283,13 @@
         <w:t xml:space="preserve"> </w:t>
       </w:r>
       <w:r>
-        <w:t xml:space="preserve">“Wolfram Mathematica”</w:t>
+        <w:t xml:space="preserve">“</w:t>
+      </w:r>
+      <w:r>
+        <w:t xml:space="preserve">Wolfram Mathematica</w:t>
+      </w:r>
+      <w:r>
+        <w:t xml:space="preserve">”</w:t>
       </w:r>
       <w:r>
         <w:t xml:space="preserve"> </w:t>
@@ -194,16 +301,22 @@
         <w:t xml:space="preserve"> </w:t>
       </w:r>
       <w:r>
-        <w:t xml:space="preserve">“MATLAB.”</w:t>
+        <w:t xml:space="preserve">“</w:t>
+      </w:r>
+      <w:r>
+        <w:t xml:space="preserve">MATLAB.</w:t>
+      </w:r>
+      <w:r>
+        <w:t xml:space="preserve">”</w:t>
       </w:r>
     </w:p>
-    <w:bookmarkStart w:id="21" w:name="basic-python-commands"/>
+    <w:bookmarkStart w:id="23" w:name="basic-python-commands"/>
     <w:p>
       <w:pPr>
         <w:pStyle w:val="Heading2"/>
       </w:pPr>
       <w:r>
-        <w:t xml:space="preserve">Basic Python commands</w:t>
+        <w:t xml:space="preserve">2.1 Basic Python commands</w:t>
       </w:r>
     </w:p>
     <w:p>
@@ -237,20 +350,46 @@
         <w:pStyle w:val="BodyText"/>
       </w:pPr>
       <w:r>
-        <w:rPr>
-          <w:b/>
-          <w:bCs/>
-        </w:rPr>
-        <w:t xml:space="preserve">Example</w:t>
-      </w:r>
-      <w:r>
-        <w:t xml:space="preserve">: Print</w:t>
-      </w:r>
-      <w:r>
-        <w:t xml:space="preserve"> </w:t>
-      </w:r>
-      <w:r>
-        <w:t xml:space="preserve">“Hello, World!”</w:t>
+        <w:t xml:space="preserve">@ex:hello</w:t>
+      </w:r>
+    </w:p>
+    <w:bookmarkStart w:id="22" w:name="exhello"/>
+    <w:p>
+      <w:pPr>
+        <w:pStyle w:val="SourceCode"/>
+      </w:pPr>
+      <w:r>
+        <w:rPr>
+          <w:rStyle w:val="CommentTok"/>
+        </w:rPr>
+        <w:t xml:space="preserve"># Print a string</w:t>
+      </w:r>
+      <w:r>
+        <w:br/>
+      </w:r>
+      <w:r>
+        <w:rPr>
+          <w:rStyle w:val="BuiltInTok"/>
+        </w:rPr>
+        <w:t xml:space="preserve">print</w:t>
+      </w:r>
+      <w:r>
+        <w:rPr>
+          <w:rStyle w:val="NormalTok"/>
+        </w:rPr>
+        <w:t xml:space="preserve">(</w:t>
+      </w:r>
+      <w:r>
+        <w:rPr>
+          <w:rStyle w:val="StringTok"/>
+        </w:rPr>
+        <w:t xml:space="preserve">"Hello World"</w:t>
+      </w:r>
+      <w:r>
+        <w:rPr>
+          <w:rStyle w:val="NormalTok"/>
+        </w:rPr>
+        <w:t xml:space="preserve">)</w:t>
       </w:r>
     </w:p>
     <w:p>
@@ -259,36 +398,69 @@
       </w:pPr>
       <w:r>
         <w:rPr>
-          <w:rStyle w:val="CommentTok"/>
-        </w:rPr>
-        <w:t xml:space="preserve"># Print a string</w:t>
-      </w:r>
-      <w:r>
-        <w:br/>
-      </w:r>
-      <w:r>
-        <w:rPr>
-          <w:rStyle w:val="BuiltInTok"/>
-        </w:rPr>
-        <w:t xml:space="preserve">print</w:t>
-      </w:r>
-      <w:r>
-        <w:rPr>
-          <w:rStyle w:val="NormalTok"/>
-        </w:rPr>
-        <w:t xml:space="preserve">(</w:t>
-      </w:r>
-      <w:r>
-        <w:rPr>
-          <w:rStyle w:val="StringTok"/>
-        </w:rPr>
-        <w:t xml:space="preserve">"Hello World"</w:t>
-      </w:r>
-      <w:r>
-        <w:rPr>
-          <w:rStyle w:val="NormalTok"/>
-        </w:rPr>
-        <w:t xml:space="preserve">)</w:t>
+          <w:rStyle w:val="VerbatimChar"/>
+        </w:rPr>
+        <w:t xml:space="preserve">Hello World</w:t>
+      </w:r>
+    </w:p>
+    <w:bookmarkEnd w:id="22"/>
+    <w:p>
+      <w:pPr>
+        <w:pStyle w:val="FirstParagraph"/>
+      </w:pPr>
+      <w:r>
+        <w:t xml:space="preserve">While printing, strings and numbers can be concatenated using the , sign.</w:t>
+      </w:r>
+    </w:p>
+    <w:p>
+      <w:pPr>
+        <w:pStyle w:val="BodyText"/>
+      </w:pPr>
+      <w:r>
+        <w:rPr>
+          <w:b/>
+          <w:bCs/>
+        </w:rPr>
+        <w:t xml:space="preserve">Example</w:t>
+      </w:r>
+      <w:r>
+        <w:t xml:space="preserve">. Concatenate the words</w:t>
+      </w:r>
+      <w:r>
+        <w:t xml:space="preserve"> </w:t>
+      </w:r>
+      <w:r>
+        <w:t xml:space="preserve">“</w:t>
+      </w:r>
+      <w:r>
+        <w:t xml:space="preserve">Hello</w:t>
+      </w:r>
+      <w:r>
+        <w:t xml:space="preserve">”</w:t>
+      </w:r>
+      <w:r>
+        <w:t xml:space="preserve"> </w:t>
+      </w:r>
+      <w:r>
+        <w:t xml:space="preserve">and</w:t>
+      </w:r>
+      <w:r>
+        <w:t xml:space="preserve"> </w:t>
+      </w:r>
+      <w:r>
+        <w:t xml:space="preserve">“</w:t>
+      </w:r>
+      <w:r>
+        <w:t xml:space="preserve">World</w:t>
+      </w:r>
+      <w:r>
+        <w:t xml:space="preserve">”</w:t>
+      </w:r>
+      <w:r>
+        <w:t xml:space="preserve"> </w:t>
+      </w:r>
+      <w:r>
+        <w:t xml:space="preserve">and print them.</w:t>
       </w:r>
     </w:p>
     <w:p>
@@ -297,9 +469,141 @@
       </w:pPr>
       <w:r>
         <w:rPr>
+          <w:rStyle w:val="CommentTok"/>
+        </w:rPr>
+        <w:t xml:space="preserve"># Concatenating and printing strings</w:t>
+      </w:r>
+      <w:r>
+        <w:br/>
+      </w:r>
+      <w:r>
+        <w:rPr>
+          <w:rStyle w:val="BuiltInTok"/>
+        </w:rPr>
+        <w:t xml:space="preserve">print</w:t>
+      </w:r>
+      <w:r>
+        <w:rPr>
+          <w:rStyle w:val="NormalTok"/>
+        </w:rPr>
+        <w:t xml:space="preserve">(</w:t>
+      </w:r>
+      <w:r>
+        <w:rPr>
+          <w:rStyle w:val="StringTok"/>
+        </w:rPr>
+        <w:t xml:space="preserve">"Concatenating Hello and World with +: "</w:t>
+      </w:r>
+      <w:r>
+        <w:rPr>
+          <w:rStyle w:val="OperatorTok"/>
+        </w:rPr>
+        <w:t xml:space="preserve">+</w:t>
+      </w:r>
+      <w:r>
+        <w:rPr>
+          <w:rStyle w:val="StringTok"/>
+        </w:rPr>
+        <w:t xml:space="preserve">"Hello"</w:t>
+      </w:r>
+      <w:r>
+        <w:rPr>
+          <w:rStyle w:val="OperatorTok"/>
+        </w:rPr>
+        <w:t xml:space="preserve">+</w:t>
+      </w:r>
+      <w:r>
+        <w:rPr>
+          <w:rStyle w:val="StringTok"/>
+        </w:rPr>
+        <w:t xml:space="preserve">" World"</w:t>
+      </w:r>
+      <w:r>
+        <w:rPr>
+          <w:rStyle w:val="NormalTok"/>
+        </w:rPr>
+        <w:t xml:space="preserve">)</w:t>
+      </w:r>
+      <w:r>
+        <w:br/>
+      </w:r>
+      <w:r>
+        <w:rPr>
+          <w:rStyle w:val="BuiltInTok"/>
+        </w:rPr>
+        <w:t xml:space="preserve">print</w:t>
+      </w:r>
+      <w:r>
+        <w:rPr>
+          <w:rStyle w:val="NormalTok"/>
+        </w:rPr>
+        <w:t xml:space="preserve">(</w:t>
+      </w:r>
+      <w:r>
+        <w:rPr>
+          <w:rStyle w:val="StringTok"/>
+        </w:rPr>
+        <w:t xml:space="preserve">"Concatenating Hello and World with +: "</w:t>
+      </w:r>
+      <w:r>
+        <w:rPr>
+          <w:rStyle w:val="NormalTok"/>
+        </w:rPr>
+        <w:t xml:space="preserve">,</w:t>
+      </w:r>
+      <w:r>
+        <w:rPr>
+          <w:rStyle w:val="StringTok"/>
+        </w:rPr>
+        <w:t xml:space="preserve">"Hello"</w:t>
+      </w:r>
+      <w:r>
+        <w:rPr>
+          <w:rStyle w:val="NormalTok"/>
+        </w:rPr>
+        <w:t xml:space="preserve">,</w:t>
+      </w:r>
+      <w:r>
+        <w:rPr>
+          <w:rStyle w:val="StringTok"/>
+        </w:rPr>
+        <w:t xml:space="preserve">" World"</w:t>
+      </w:r>
+      <w:r>
+        <w:rPr>
+          <w:rStyle w:val="NormalTok"/>
+        </w:rPr>
+        <w:t xml:space="preserve">)</w:t>
+      </w:r>
+    </w:p>
+    <w:p>
+      <w:pPr>
+        <w:pStyle w:val="SourceCode"/>
+      </w:pPr>
+      <w:r>
+        <w:rPr>
           <w:rStyle w:val="VerbatimChar"/>
         </w:rPr>
-        <w:t xml:space="preserve">Hello World</w:t>
+        <w:t xml:space="preserve">Concatenating Hello and World with +: Hello World</w:t>
+      </w:r>
+      <w:r>
+        <w:br/>
+      </w:r>
+      <w:r>
+        <w:rPr>
+          <w:rStyle w:val="VerbatimChar"/>
+        </w:rPr>
+        <w:t xml:space="preserve">Concatenating Hello and World with +:  Hello  World</w:t>
+      </w:r>
+    </w:p>
+    <w:bookmarkEnd w:id="23"/>
+    <w:bookmarkStart w:id="24" w:name="declaring-variables-in-python"/>
+    <w:p>
+      <w:pPr>
+        <w:pStyle w:val="Heading2"/>
+      </w:pPr>
+      <w:r>
+        <w:t xml:space="preserve">2.2 Declaring variables in Python</w:t>
       </w:r>
     </w:p>
     <w:p>
@@ -307,7 +611,7 @@
         <w:pStyle w:val="FirstParagraph"/>
       </w:pPr>
       <w:r>
-        <w:t xml:space="preserve">While printing, strings and numbers can be concatenated using the , sign.</w:t>
+        <w:t xml:space="preserve">Python is a dynamic language, and memory is assigned at execution time. This means that variables don’t need to be associated with a type at the time of declaration; they receive their type at the time of initialization. As a result, only initialization is required. Additionally, because Python is dynamic, different types of data can be assigned to the same variable, although this is generally not considered good practice.</w:t>
       </w:r>
     </w:p>
     <w:p>
@@ -315,6 +619,29 @@
         <w:pStyle w:val="BodyText"/>
       </w:pPr>
       <w:r>
+        <w:t xml:space="preserve">In Python, the symbol</w:t>
+      </w:r>
+      <w:r>
+        <w:t xml:space="preserve"> </w:t>
+      </w:r>
+      <w:r>
+        <w:rPr>
+          <w:rStyle w:val="VerbatimChar"/>
+        </w:rPr>
+        <w:t xml:space="preserve">:</w:t>
+      </w:r>
+      <w:r>
+        <w:t xml:space="preserve"> </w:t>
+      </w:r>
+      <w:r>
+        <w:t xml:space="preserve">can be used to provide hints on the variable type. These hints are used by development environments to provide information to the developer. Using type hints improves code quality and makes the coding process easier.</w:t>
+      </w:r>
+    </w:p>
+    <w:p>
+      <w:pPr>
+        <w:pStyle w:val="BodyText"/>
+      </w:pPr>
+      <w:r>
         <w:rPr>
           <w:b/>
           <w:bCs/>
@@ -322,31 +649,34 @@
         <w:t xml:space="preserve">Example</w:t>
       </w:r>
       <w:r>
-        <w:t xml:space="preserve">. Concatenate the words</w:t>
-      </w:r>
-      <w:r>
-        <w:t xml:space="preserve"> </w:t>
-      </w:r>
-      <w:r>
-        <w:t xml:space="preserve">“Hello”</w:t>
-      </w:r>
-      <w:r>
-        <w:t xml:space="preserve"> </w:t>
-      </w:r>
-      <w:r>
-        <w:t xml:space="preserve">and</w:t>
-      </w:r>
-      <w:r>
-        <w:t xml:space="preserve"> </w:t>
-      </w:r>
-      <w:r>
-        <w:t xml:space="preserve">“World”</w:t>
-      </w:r>
-      <w:r>
-        <w:t xml:space="preserve"> </w:t>
-      </w:r>
-      <w:r>
-        <w:t xml:space="preserve">and print them.</w:t>
+        <w:t xml:space="preserve">. Assign 1 and 2 to integer variables</w:t>
+      </w:r>
+      <w:r>
+        <w:t xml:space="preserve"> </w:t>
+      </w:r>
+      <w:r>
+        <w:rPr>
+          <w:rStyle w:val="VerbatimChar"/>
+        </w:rPr>
+        <w:t xml:space="preserve">x</w:t>
+      </w:r>
+      <w:r>
+        <w:t xml:space="preserve">,</w:t>
+      </w:r>
+      <w:r>
+        <w:t xml:space="preserve"> </w:t>
+      </w:r>
+      <w:r>
+        <w:rPr>
+          <w:rStyle w:val="VerbatimChar"/>
+        </w:rPr>
+        <w:t xml:space="preserve">y</w:t>
+      </w:r>
+      <w:r>
+        <w:t xml:space="preserve"> </w:t>
+      </w:r>
+      <w:r>
+        <w:t xml:space="preserve">and print their values</w:t>
       </w:r>
     </w:p>
     <w:p>
@@ -355,17 +685,86 @@
       </w:pPr>
       <w:r>
         <w:rPr>
+          <w:rStyle w:val="NormalTok"/>
+        </w:rPr>
+        <w:t xml:space="preserve">x </w:t>
+      </w:r>
+      <w:r>
+        <w:rPr>
+          <w:rStyle w:val="OperatorTok"/>
+        </w:rPr>
+        <w:t xml:space="preserve">=</w:t>
+      </w:r>
+      <w:r>
+        <w:rPr>
+          <w:rStyle w:val="NormalTok"/>
+        </w:rPr>
+        <w:t xml:space="preserve"> </w:t>
+      </w:r>
+      <w:r>
+        <w:rPr>
+          <w:rStyle w:val="DecValTok"/>
+        </w:rPr>
+        <w:t xml:space="preserve">1</w:t>
+      </w:r>
+      <w:r>
+        <w:br/>
+      </w:r>
+      <w:r>
+        <w:rPr>
           <w:rStyle w:val="CommentTok"/>
         </w:rPr>
-        <w:t xml:space="preserve"># Concatenating and printing strings</w:t>
-      </w:r>
-      <w:r>
-        <w:br/>
+        <w:t xml:space="preserve"># int is a hint and not required in the following expression</w:t>
+      </w:r>
+      <w:r>
+        <w:br/>
+      </w:r>
+      <w:r>
+        <w:rPr>
+          <w:rStyle w:val="NormalTok"/>
+        </w:rPr>
+        <w:t xml:space="preserve">y:</w:t>
       </w:r>
       <w:r>
         <w:rPr>
           <w:rStyle w:val="BuiltInTok"/>
         </w:rPr>
+        <w:t xml:space="preserve">int</w:t>
+      </w:r>
+      <w:r>
+        <w:rPr>
+          <w:rStyle w:val="NormalTok"/>
+        </w:rPr>
+        <w:t xml:space="preserve"> </w:t>
+      </w:r>
+      <w:r>
+        <w:rPr>
+          <w:rStyle w:val="OperatorTok"/>
+        </w:rPr>
+        <w:t xml:space="preserve">=</w:t>
+      </w:r>
+      <w:r>
+        <w:rPr>
+          <w:rStyle w:val="NormalTok"/>
+        </w:rPr>
+        <w:t xml:space="preserve"> </w:t>
+      </w:r>
+      <w:r>
+        <w:rPr>
+          <w:rStyle w:val="DecValTok"/>
+        </w:rPr>
+        <w:t xml:space="preserve">2</w:t>
+      </w:r>
+      <w:r>
+        <w:br/>
+      </w:r>
+      <w:r>
+        <w:br/>
+      </w:r>
+      <w:r>
+        <w:rPr>
+          <w:rStyle w:val="BuiltInTok"/>
+        </w:rPr>
         <w:t xml:space="preserve">print</w:t>
       </w:r>
       <w:r>
@@ -378,31 +777,49 @@
         <w:rPr>
           <w:rStyle w:val="StringTok"/>
         </w:rPr>
-        <w:t xml:space="preserve">"Concatenating Hello and World with +: "</w:t>
-      </w:r>
-      <w:r>
-        <w:rPr>
-          <w:rStyle w:val="OperatorTok"/>
-        </w:rPr>
-        <w:t xml:space="preserve">+</w:t>
+        <w:t xml:space="preserve">"x is:"</w:t>
+      </w:r>
+      <w:r>
+        <w:rPr>
+          <w:rStyle w:val="NormalTok"/>
+        </w:rPr>
+        <w:t xml:space="preserve">)</w:t>
+      </w:r>
+      <w:r>
+        <w:br/>
+      </w:r>
+      <w:r>
+        <w:rPr>
+          <w:rStyle w:val="BuiltInTok"/>
+        </w:rPr>
+        <w:t xml:space="preserve">print</w:t>
+      </w:r>
+      <w:r>
+        <w:rPr>
+          <w:rStyle w:val="NormalTok"/>
+        </w:rPr>
+        <w:t xml:space="preserve">(x)</w:t>
+      </w:r>
+      <w:r>
+        <w:br/>
+      </w:r>
+      <w:r>
+        <w:rPr>
+          <w:rStyle w:val="BuiltInTok"/>
+        </w:rPr>
+        <w:t xml:space="preserve">print</w:t>
+      </w:r>
+      <w:r>
+        <w:rPr>
+          <w:rStyle w:val="NormalTok"/>
+        </w:rPr>
+        <w:t xml:space="preserve">(</w:t>
       </w:r>
       <w:r>
         <w:rPr>
           <w:rStyle w:val="StringTok"/>
         </w:rPr>
-        <w:t xml:space="preserve">"Hello"</w:t>
-      </w:r>
-      <w:r>
-        <w:rPr>
-          <w:rStyle w:val="OperatorTok"/>
-        </w:rPr>
-        <w:t xml:space="preserve">+</w:t>
-      </w:r>
-      <w:r>
-        <w:rPr>
-          <w:rStyle w:val="StringTok"/>
-        </w:rPr>
-        <w:t xml:space="preserve">" World"</w:t>
+        <w:t xml:space="preserve">"y is:"</w:t>
       </w:r>
       <w:r>
         <w:rPr>
@@ -423,43 +840,7 @@
         <w:rPr>
           <w:rStyle w:val="NormalTok"/>
         </w:rPr>
-        <w:t xml:space="preserve">(</w:t>
-      </w:r>
-      <w:r>
-        <w:rPr>
-          <w:rStyle w:val="StringTok"/>
-        </w:rPr>
-        <w:t xml:space="preserve">"Concatenating Hello and World with +: "</w:t>
-      </w:r>
-      <w:r>
-        <w:rPr>
-          <w:rStyle w:val="NormalTok"/>
-        </w:rPr>
-        <w:t xml:space="preserve">,</w:t>
-      </w:r>
-      <w:r>
-        <w:rPr>
-          <w:rStyle w:val="StringTok"/>
-        </w:rPr>
-        <w:t xml:space="preserve">"Hello"</w:t>
-      </w:r>
-      <w:r>
-        <w:rPr>
-          <w:rStyle w:val="NormalTok"/>
-        </w:rPr>
-        <w:t xml:space="preserve">,</w:t>
-      </w:r>
-      <w:r>
-        <w:rPr>
-          <w:rStyle w:val="StringTok"/>
-        </w:rPr>
-        <w:t xml:space="preserve">" World"</w:t>
-      </w:r>
-      <w:r>
-        <w:rPr>
-          <w:rStyle w:val="NormalTok"/>
-        </w:rPr>
-        <w:t xml:space="preserve">)</w:t>
+        <w:t xml:space="preserve">(y)</w:t>
       </w:r>
     </w:p>
     <w:p>
@@ -470,7 +851,7 @@
         <w:rPr>
           <w:rStyle w:val="VerbatimChar"/>
         </w:rPr>
-        <w:t xml:space="preserve">Concatenating Hello and World with +: Hello World</w:t>
+        <w:t xml:space="preserve">x is:</w:t>
       </w:r>
       <w:r>
         <w:br/>
@@ -479,17 +860,25 @@
         <w:rPr>
           <w:rStyle w:val="VerbatimChar"/>
         </w:rPr>
-        <w:t xml:space="preserve">Concatenating Hello and World with +:  Hello  World</w:t>
-      </w:r>
-    </w:p>
-    <w:bookmarkEnd w:id="21"/>
-    <w:bookmarkStart w:id="22" w:name="declaring-variables-in-python"/>
-    <w:p>
-      <w:pPr>
-        <w:pStyle w:val="Heading2"/>
-      </w:pPr>
-      <w:r>
-        <w:t xml:space="preserve">Declaring variables in Python</w:t>
+        <w:t xml:space="preserve">1</w:t>
+      </w:r>
+      <w:r>
+        <w:br/>
+      </w:r>
+      <w:r>
+        <w:rPr>
+          <w:rStyle w:val="VerbatimChar"/>
+        </w:rPr>
+        <w:t xml:space="preserve">y is:</w:t>
+      </w:r>
+      <w:r>
+        <w:br/>
+      </w:r>
+      <w:r>
+        <w:rPr>
+          <w:rStyle w:val="VerbatimChar"/>
+        </w:rPr>
+        <w:t xml:space="preserve">2</w:t>
       </w:r>
     </w:p>
     <w:p>
@@ -497,7 +886,34 @@
         <w:pStyle w:val="FirstParagraph"/>
       </w:pPr>
       <w:r>
-        <w:t xml:space="preserve">Python is a dynamic language, and memory is assigned at execution time. This means that variables don’t need to be associated with a type at the time of declaration; they receive their type at the time of initialization. As a result, only initialization is required. Additionally, because Python is dynamic, different types of data can be assigned to the same variable, although this is generally not considered good practice.</w:t>
+        <w:t xml:space="preserve">Almost anything can be printed using concatenation, but Python offers a more elegant way of formatting. Simple formatting is done by using the letter</w:t>
+      </w:r>
+      <w:r>
+        <w:t xml:space="preserve"> </w:t>
+      </w:r>
+      <w:r>
+        <w:rPr>
+          <w:rStyle w:val="VerbatimChar"/>
+        </w:rPr>
+        <w:t xml:space="preserve">f</w:t>
+      </w:r>
+      <w:r>
+        <w:t xml:space="preserve"> </w:t>
+      </w:r>
+      <w:r>
+        <w:t xml:space="preserve">before the string. Instead of concatenating, variables can be inserted directly into the string using</w:t>
+      </w:r>
+      <w:r>
+        <w:t xml:space="preserve"> </w:t>
+      </w:r>
+      <w:r>
+        <w:rPr>
+          <w:rStyle w:val="VerbatimChar"/>
+        </w:rPr>
+        <w:t xml:space="preserve">{}</w:t>
+      </w:r>
+      <w:r>
+        <w:t xml:space="preserve">.</w:t>
       </w:r>
     </w:p>
     <w:p>
@@ -505,7 +921,14 @@
         <w:pStyle w:val="BodyText"/>
       </w:pPr>
       <w:r>
-        <w:t xml:space="preserve">In Python, the symbol</w:t>
+        <w:rPr>
+          <w:b/>
+          <w:bCs/>
+        </w:rPr>
+        <w:t xml:space="preserve">Example</w:t>
+      </w:r>
+      <w:r>
+        <w:t xml:space="preserve">: Using string formatting to print</w:t>
       </w:r>
       <w:r>
         <w:t xml:space="preserve"> </w:t>
@@ -514,13 +937,232 @@
         <w:rPr>
           <w:rStyle w:val="VerbatimChar"/>
         </w:rPr>
-        <w:t xml:space="preserve">:</w:t>
-      </w:r>
-      <w:r>
-        <w:t xml:space="preserve"> </w:t>
-      </w:r>
-      <w:r>
-        <w:t xml:space="preserve">can be used to provide hints on the variable type. These hints are used by development environments to provide information to the developer. Using type hints improves code quality and makes the coding process easier.</w:t>
+        <w:t xml:space="preserve">x=1, y=2</w:t>
+      </w:r>
+      <w:r>
+        <w:t xml:space="preserve"> </w:t>
+      </w:r>
+      <w:r>
+        <w:t xml:space="preserve">where</w:t>
+      </w:r>
+      <w:r>
+        <w:t xml:space="preserve"> </w:t>
+      </w:r>
+      <w:r>
+        <w:rPr>
+          <w:rStyle w:val="VerbatimChar"/>
+        </w:rPr>
+        <w:t xml:space="preserve">x</w:t>
+      </w:r>
+      <w:r>
+        <w:t xml:space="preserve"> </w:t>
+      </w:r>
+      <w:r>
+        <w:t xml:space="preserve">and</w:t>
+      </w:r>
+      <w:r>
+        <w:t xml:space="preserve"> </w:t>
+      </w:r>
+      <w:r>
+        <w:rPr>
+          <w:rStyle w:val="VerbatimChar"/>
+        </w:rPr>
+        <w:t xml:space="preserve">y</w:t>
+      </w:r>
+      <w:r>
+        <w:t xml:space="preserve"> </w:t>
+      </w:r>
+      <w:r>
+        <w:t xml:space="preserve">are integer variables.</w:t>
+      </w:r>
+    </w:p>
+    <w:p>
+      <w:pPr>
+        <w:pStyle w:val="SourceCode"/>
+      </w:pPr>
+      <w:r>
+        <w:rPr>
+          <w:rStyle w:val="NormalTok"/>
+        </w:rPr>
+        <w:t xml:space="preserve">x </w:t>
+      </w:r>
+      <w:r>
+        <w:rPr>
+          <w:rStyle w:val="OperatorTok"/>
+        </w:rPr>
+        <w:t xml:space="preserve">=</w:t>
+      </w:r>
+      <w:r>
+        <w:rPr>
+          <w:rStyle w:val="NormalTok"/>
+        </w:rPr>
+        <w:t xml:space="preserve"> </w:t>
+      </w:r>
+      <w:r>
+        <w:rPr>
+          <w:rStyle w:val="DecValTok"/>
+        </w:rPr>
+        <w:t xml:space="preserve">1</w:t>
+      </w:r>
+      <w:r>
+        <w:br/>
+      </w:r>
+      <w:r>
+        <w:rPr>
+          <w:rStyle w:val="CommentTok"/>
+        </w:rPr>
+        <w:t xml:space="preserve"># int is a hint and not required in the following expression</w:t>
+      </w:r>
+      <w:r>
+        <w:br/>
+      </w:r>
+      <w:r>
+        <w:rPr>
+          <w:rStyle w:val="NormalTok"/>
+        </w:rPr>
+        <w:t xml:space="preserve">y:</w:t>
+      </w:r>
+      <w:r>
+        <w:rPr>
+          <w:rStyle w:val="BuiltInTok"/>
+        </w:rPr>
+        <w:t xml:space="preserve">int</w:t>
+      </w:r>
+      <w:r>
+        <w:rPr>
+          <w:rStyle w:val="NormalTok"/>
+        </w:rPr>
+        <w:t xml:space="preserve"> </w:t>
+      </w:r>
+      <w:r>
+        <w:rPr>
+          <w:rStyle w:val="OperatorTok"/>
+        </w:rPr>
+        <w:t xml:space="preserve">=</w:t>
+      </w:r>
+      <w:r>
+        <w:rPr>
+          <w:rStyle w:val="NormalTok"/>
+        </w:rPr>
+        <w:t xml:space="preserve"> </w:t>
+      </w:r>
+      <w:r>
+        <w:rPr>
+          <w:rStyle w:val="DecValTok"/>
+        </w:rPr>
+        <w:t xml:space="preserve">2</w:t>
+      </w:r>
+      <w:r>
+        <w:br/>
+      </w:r>
+      <w:r>
+        <w:br/>
+      </w:r>
+      <w:r>
+        <w:rPr>
+          <w:rStyle w:val="BuiltInTok"/>
+        </w:rPr>
+        <w:t xml:space="preserve">print</w:t>
+      </w:r>
+      <w:r>
+        <w:rPr>
+          <w:rStyle w:val="NormalTok"/>
+        </w:rPr>
+        <w:t xml:space="preserve">(</w:t>
+      </w:r>
+      <w:r>
+        <w:rPr>
+          <w:rStyle w:val="SpecialStringTok"/>
+        </w:rPr>
+        <w:t xml:space="preserve">f"x=</w:t>
+      </w:r>
+      <w:r>
+        <w:rPr>
+          <w:rStyle w:val="SpecialCharTok"/>
+        </w:rPr>
+        <w:t xml:space="preserve">{</w:t>
+      </w:r>
+      <w:r>
+        <w:rPr>
+          <w:rStyle w:val="NormalTok"/>
+        </w:rPr>
+        <w:t xml:space="preserve">x</w:t>
+      </w:r>
+      <w:r>
+        <w:rPr>
+          <w:rStyle w:val="SpecialCharTok"/>
+        </w:rPr>
+        <w:t xml:space="preserve">}</w:t>
+      </w:r>
+      <w:r>
+        <w:rPr>
+          <w:rStyle w:val="SpecialStringTok"/>
+        </w:rPr>
+        <w:t xml:space="preserve">, y=</w:t>
+      </w:r>
+      <w:r>
+        <w:rPr>
+          <w:rStyle w:val="SpecialCharTok"/>
+        </w:rPr>
+        <w:t xml:space="preserve">{</w:t>
+      </w:r>
+      <w:r>
+        <w:rPr>
+          <w:rStyle w:val="NormalTok"/>
+        </w:rPr>
+        <w:t xml:space="preserve">y</w:t>
+      </w:r>
+      <w:r>
+        <w:rPr>
+          <w:rStyle w:val="SpecialCharTok"/>
+        </w:rPr>
+        <w:t xml:space="preserve">}</w:t>
+      </w:r>
+      <w:r>
+        <w:rPr>
+          <w:rStyle w:val="SpecialStringTok"/>
+        </w:rPr>
+        <w:t xml:space="preserve">"</w:t>
+      </w:r>
+      <w:r>
+        <w:rPr>
+          <w:rStyle w:val="NormalTok"/>
+        </w:rPr>
+        <w:t xml:space="preserve">)</w:t>
+      </w:r>
+    </w:p>
+    <w:p>
+      <w:pPr>
+        <w:pStyle w:val="SourceCode"/>
+      </w:pPr>
+      <w:r>
+        <w:rPr>
+          <w:rStyle w:val="VerbatimChar"/>
+        </w:rPr>
+        <w:t xml:space="preserve">x=1, y=2</w:t>
+      </w:r>
+    </w:p>
+    <w:p>
+      <w:pPr>
+        <w:pStyle w:val="FirstParagraph"/>
+      </w:pPr>
+      <w:r>
+        <w:t xml:space="preserve">Similarly, a string can be formatted into two lines using</w:t>
+      </w:r>
+      <w:r>
+        <w:t xml:space="preserve"> </w:t>
+      </w:r>
+      <w:r>
+        <w:rPr>
+          <w:rStyle w:val="VerbatimChar"/>
+        </w:rPr>
+        <w:t xml:space="preserve">"\n"</w:t>
+      </w:r>
+      <w:r>
+        <w:t xml:space="preserve"> </w:t>
+      </w:r>
+      <w:r>
+        <w:t xml:space="preserve">as a line break.</w:t>
       </w:r>
     </w:p>
     <w:p>
@@ -535,7 +1177,7 @@
         <w:t xml:space="preserve">Example</w:t>
       </w:r>
       <w:r>
-        <w:t xml:space="preserve">. Assign 1 and 2 to integer variables</w:t>
+        <w:t xml:space="preserve">. Print one string in two lines using the</w:t>
       </w:r>
       <w:r>
         <w:t xml:space="preserve"> </w:t>
@@ -544,25 +1186,13 @@
         <w:rPr>
           <w:rStyle w:val="VerbatimChar"/>
         </w:rPr>
-        <w:t xml:space="preserve">x</w:t>
-      </w:r>
-      <w:r>
-        <w:t xml:space="preserve">,</w:t>
-      </w:r>
-      <w:r>
-        <w:t xml:space="preserve"> </w:t>
-      </w:r>
-      <w:r>
-        <w:rPr>
-          <w:rStyle w:val="VerbatimChar"/>
-        </w:rPr>
-        <w:t xml:space="preserve">y</w:t>
-      </w:r>
-      <w:r>
-        <w:t xml:space="preserve"> </w:t>
-      </w:r>
-      <w:r>
-        <w:t xml:space="preserve">and print their values</w:t>
+        <w:t xml:space="preserve">"\n"</w:t>
+      </w:r>
+      <w:r>
+        <w:t xml:space="preserve"> </w:t>
+      </w:r>
+      <w:r>
+        <w:t xml:space="preserve">line brake.</w:t>
       </w:r>
     </w:p>
     <w:p>
@@ -571,86 +1201,8 @@
       </w:pPr>
       <w:r>
         <w:rPr>
-          <w:rStyle w:val="NormalTok"/>
-        </w:rPr>
-        <w:t xml:space="preserve">x </w:t>
-      </w:r>
-      <w:r>
-        <w:rPr>
-          <w:rStyle w:val="OperatorTok"/>
-        </w:rPr>
-        <w:t xml:space="preserve">=</w:t>
-      </w:r>
-      <w:r>
-        <w:rPr>
-          <w:rStyle w:val="NormalTok"/>
-        </w:rPr>
-        <w:t xml:space="preserve"> </w:t>
-      </w:r>
-      <w:r>
-        <w:rPr>
-          <w:rStyle w:val="DecValTok"/>
-        </w:rPr>
-        <w:t xml:space="preserve">1</w:t>
-      </w:r>
-      <w:r>
-        <w:br/>
-      </w:r>
-      <w:r>
-        <w:rPr>
-          <w:rStyle w:val="CommentTok"/>
-        </w:rPr>
-        <w:t xml:space="preserve"># int is a hint and not required in the following expression</w:t>
-      </w:r>
-      <w:r>
-        <w:br/>
-      </w:r>
-      <w:r>
-        <w:rPr>
-          <w:rStyle w:val="NormalTok"/>
-        </w:rPr>
-        <w:t xml:space="preserve">y:</w:t>
-      </w:r>
-      <w:r>
-        <w:rPr>
           <w:rStyle w:val="BuiltInTok"/>
         </w:rPr>
-        <w:t xml:space="preserve">int</w:t>
-      </w:r>
-      <w:r>
-        <w:rPr>
-          <w:rStyle w:val="NormalTok"/>
-        </w:rPr>
-        <w:t xml:space="preserve"> </w:t>
-      </w:r>
-      <w:r>
-        <w:rPr>
-          <w:rStyle w:val="OperatorTok"/>
-        </w:rPr>
-        <w:t xml:space="preserve">=</w:t>
-      </w:r>
-      <w:r>
-        <w:rPr>
-          <w:rStyle w:val="NormalTok"/>
-        </w:rPr>
-        <w:t xml:space="preserve"> </w:t>
-      </w:r>
-      <w:r>
-        <w:rPr>
-          <w:rStyle w:val="DecValTok"/>
-        </w:rPr>
-        <w:t xml:space="preserve">2</w:t>
-      </w:r>
-      <w:r>
-        <w:br/>
-      </w:r>
-      <w:r>
-        <w:br/>
-      </w:r>
-      <w:r>
-        <w:rPr>
-          <w:rStyle w:val="BuiltInTok"/>
-        </w:rPr>
         <w:t xml:space="preserve">print</w:t>
       </w:r>
       <w:r>
@@ -661,72 +1213,51 @@
       </w:r>
       <w:r>
         <w:rPr>
-          <w:rStyle w:val="StringTok"/>
-        </w:rPr>
-        <w:t xml:space="preserve">"x is:"</w:t>
+          <w:rStyle w:val="SpecialStringTok"/>
+        </w:rPr>
+        <w:t xml:space="preserve">f"To print in a new line use </w:t>
+      </w:r>
+      <w:r>
+        <w:rPr>
+          <w:rStyle w:val="CharTok"/>
+        </w:rPr>
+        <w:t xml:space="preserve">\\</w:t>
+      </w:r>
+      <w:r>
+        <w:rPr>
+          <w:rStyle w:val="SpecialStringTok"/>
+        </w:rPr>
+        <w:t xml:space="preserve">n </w:t>
+      </w:r>
+      <w:r>
+        <w:rPr>
+          <w:rStyle w:val="CharTok"/>
+        </w:rPr>
+        <w:t xml:space="preserve">\\</w:t>
+      </w:r>
+      <w:r>
+        <w:rPr>
+          <w:rStyle w:val="SpecialStringTok"/>
+        </w:rPr>
+        <w:t xml:space="preserve">n The following text will be printed in a new line:</w:t>
+      </w:r>
+      <w:r>
+        <w:rPr>
+          <w:rStyle w:val="CharTok"/>
+        </w:rPr>
+        <w:t xml:space="preserve">\\</w:t>
+      </w:r>
+      <w:r>
+        <w:rPr>
+          <w:rStyle w:val="SpecialStringTok"/>
+        </w:rPr>
+        <w:t xml:space="preserve">n'text in a new line'"</w:t>
       </w:r>
       <w:r>
         <w:rPr>
           <w:rStyle w:val="NormalTok"/>
         </w:rPr>
         <w:t xml:space="preserve">)</w:t>
-      </w:r>
-      <w:r>
-        <w:br/>
-      </w:r>
-      <w:r>
-        <w:rPr>
-          <w:rStyle w:val="BuiltInTok"/>
-        </w:rPr>
-        <w:t xml:space="preserve">print</w:t>
-      </w:r>
-      <w:r>
-        <w:rPr>
-          <w:rStyle w:val="NormalTok"/>
-        </w:rPr>
-        <w:t xml:space="preserve">(x)</w:t>
-      </w:r>
-      <w:r>
-        <w:br/>
-      </w:r>
-      <w:r>
-        <w:rPr>
-          <w:rStyle w:val="BuiltInTok"/>
-        </w:rPr>
-        <w:t xml:space="preserve">print</w:t>
-      </w:r>
-      <w:r>
-        <w:rPr>
-          <w:rStyle w:val="NormalTok"/>
-        </w:rPr>
-        <w:t xml:space="preserve">(</w:t>
-      </w:r>
-      <w:r>
-        <w:rPr>
-          <w:rStyle w:val="StringTok"/>
-        </w:rPr>
-        <w:t xml:space="preserve">"y is:"</w:t>
-      </w:r>
-      <w:r>
-        <w:rPr>
-          <w:rStyle w:val="NormalTok"/>
-        </w:rPr>
-        <w:t xml:space="preserve">)</w:t>
-      </w:r>
-      <w:r>
-        <w:br/>
-      </w:r>
-      <w:r>
-        <w:rPr>
-          <w:rStyle w:val="BuiltInTok"/>
-        </w:rPr>
-        <w:t xml:space="preserve">print</w:t>
-      </w:r>
-      <w:r>
-        <w:rPr>
-          <w:rStyle w:val="NormalTok"/>
-        </w:rPr>
-        <w:t xml:space="preserve">(y)</w:t>
       </w:r>
     </w:p>
     <w:p>
@@ -737,434 +1268,17 @@
         <w:rPr>
           <w:rStyle w:val="VerbatimChar"/>
         </w:rPr>
-        <w:t xml:space="preserve">x is:</w:t>
-      </w:r>
-      <w:r>
-        <w:br/>
-      </w:r>
-      <w:r>
-        <w:rPr>
-          <w:rStyle w:val="VerbatimChar"/>
-        </w:rPr>
-        <w:t xml:space="preserve">1</w:t>
-      </w:r>
-      <w:r>
-        <w:br/>
-      </w:r>
-      <w:r>
-        <w:rPr>
-          <w:rStyle w:val="VerbatimChar"/>
-        </w:rPr>
-        <w:t xml:space="preserve">y is:</w:t>
-      </w:r>
-      <w:r>
-        <w:br/>
-      </w:r>
-      <w:r>
-        <w:rPr>
-          <w:rStyle w:val="VerbatimChar"/>
-        </w:rPr>
-        <w:t xml:space="preserve">2</w:t>
+        <w:t xml:space="preserve">To print in a new line use \n \n The following text will be printed in a new line:\n'text in a new line'</w:t>
       </w:r>
     </w:p>
-    <w:p>
-      <w:pPr>
-        <w:pStyle w:val="FirstParagraph"/>
-      </w:pPr>
-      <w:r>
-        <w:t xml:space="preserve">Almost anything can be printed using concatenation, but Python offers a more elegant way of formatting. Simple formatting is done by using the letter</w:t>
-      </w:r>
-      <w:r>
-        <w:t xml:space="preserve"> </w:t>
-      </w:r>
-      <w:r>
-        <w:rPr>
-          <w:rStyle w:val="VerbatimChar"/>
-        </w:rPr>
-        <w:t xml:space="preserve">f</w:t>
-      </w:r>
-      <w:r>
-        <w:t xml:space="preserve"> </w:t>
-      </w:r>
-      <w:r>
-        <w:t xml:space="preserve">before the string. Instead of concatenating, variables can be inserted directly into the string using</w:t>
-      </w:r>
-      <w:r>
-        <w:t xml:space="preserve"> </w:t>
-      </w:r>
-      <w:r>
-        <w:rPr>
-          <w:rStyle w:val="VerbatimChar"/>
-        </w:rPr>
-        <w:t xml:space="preserve">{}</w:t>
-      </w:r>
-      <w:r>
-        <w:t xml:space="preserve">.</w:t>
-      </w:r>
-    </w:p>
-    <w:p>
-      <w:pPr>
-        <w:pStyle w:val="BodyText"/>
-      </w:pPr>
-      <w:r>
-        <w:rPr>
-          <w:b/>
-          <w:bCs/>
-        </w:rPr>
-        <w:t xml:space="preserve">Example</w:t>
-      </w:r>
-      <w:r>
-        <w:t xml:space="preserve">: Using string formatting to print</w:t>
-      </w:r>
-      <w:r>
-        <w:t xml:space="preserve"> </w:t>
-      </w:r>
-      <w:r>
-        <w:rPr>
-          <w:rStyle w:val="VerbatimChar"/>
-        </w:rPr>
-        <w:t xml:space="preserve">x=1, y=2</w:t>
-      </w:r>
-      <w:r>
-        <w:t xml:space="preserve"> </w:t>
-      </w:r>
-      <w:r>
-        <w:t xml:space="preserve">where</w:t>
-      </w:r>
-      <w:r>
-        <w:t xml:space="preserve"> </w:t>
-      </w:r>
-      <w:r>
-        <w:rPr>
-          <w:rStyle w:val="VerbatimChar"/>
-        </w:rPr>
-        <w:t xml:space="preserve">x</w:t>
-      </w:r>
-      <w:r>
-        <w:t xml:space="preserve"> </w:t>
-      </w:r>
-      <w:r>
-        <w:t xml:space="preserve">and</w:t>
-      </w:r>
-      <w:r>
-        <w:t xml:space="preserve"> </w:t>
-      </w:r>
-      <w:r>
-        <w:rPr>
-          <w:rStyle w:val="VerbatimChar"/>
-        </w:rPr>
-        <w:t xml:space="preserve">y</w:t>
-      </w:r>
-      <w:r>
-        <w:t xml:space="preserve"> </w:t>
-      </w:r>
-      <w:r>
-        <w:t xml:space="preserve">are integer variables.</w:t>
-      </w:r>
-    </w:p>
-    <w:p>
-      <w:pPr>
-        <w:pStyle w:val="SourceCode"/>
-      </w:pPr>
-      <w:r>
-        <w:rPr>
-          <w:rStyle w:val="NormalTok"/>
-        </w:rPr>
-        <w:t xml:space="preserve">x </w:t>
-      </w:r>
-      <w:r>
-        <w:rPr>
-          <w:rStyle w:val="OperatorTok"/>
-        </w:rPr>
-        <w:t xml:space="preserve">=</w:t>
-      </w:r>
-      <w:r>
-        <w:rPr>
-          <w:rStyle w:val="NormalTok"/>
-        </w:rPr>
-        <w:t xml:space="preserve"> </w:t>
-      </w:r>
-      <w:r>
-        <w:rPr>
-          <w:rStyle w:val="DecValTok"/>
-        </w:rPr>
-        <w:t xml:space="preserve">1</w:t>
-      </w:r>
-      <w:r>
-        <w:br/>
-      </w:r>
-      <w:r>
-        <w:rPr>
-          <w:rStyle w:val="CommentTok"/>
-        </w:rPr>
-        <w:t xml:space="preserve"># int is a hint and not required in the following expression</w:t>
-      </w:r>
-      <w:r>
-        <w:br/>
-      </w:r>
-      <w:r>
-        <w:rPr>
-          <w:rStyle w:val="NormalTok"/>
-        </w:rPr>
-        <w:t xml:space="preserve">y:</w:t>
-      </w:r>
-      <w:r>
-        <w:rPr>
-          <w:rStyle w:val="BuiltInTok"/>
-        </w:rPr>
-        <w:t xml:space="preserve">int</w:t>
-      </w:r>
-      <w:r>
-        <w:rPr>
-          <w:rStyle w:val="NormalTok"/>
-        </w:rPr>
-        <w:t xml:space="preserve"> </w:t>
-      </w:r>
-      <w:r>
-        <w:rPr>
-          <w:rStyle w:val="OperatorTok"/>
-        </w:rPr>
-        <w:t xml:space="preserve">=</w:t>
-      </w:r>
-      <w:r>
-        <w:rPr>
-          <w:rStyle w:val="NormalTok"/>
-        </w:rPr>
-        <w:t xml:space="preserve"> </w:t>
-      </w:r>
-      <w:r>
-        <w:rPr>
-          <w:rStyle w:val="DecValTok"/>
-        </w:rPr>
-        <w:t xml:space="preserve">2</w:t>
-      </w:r>
-      <w:r>
-        <w:br/>
-      </w:r>
-      <w:r>
-        <w:br/>
-      </w:r>
-      <w:r>
-        <w:rPr>
-          <w:rStyle w:val="BuiltInTok"/>
-        </w:rPr>
-        <w:t xml:space="preserve">print</w:t>
-      </w:r>
-      <w:r>
-        <w:rPr>
-          <w:rStyle w:val="NormalTok"/>
-        </w:rPr>
-        <w:t xml:space="preserve">(</w:t>
-      </w:r>
-      <w:r>
-        <w:rPr>
-          <w:rStyle w:val="SpecialStringTok"/>
-        </w:rPr>
-        <w:t xml:space="preserve">f"x=</w:t>
-      </w:r>
-      <w:r>
-        <w:rPr>
-          <w:rStyle w:val="SpecialCharTok"/>
-        </w:rPr>
-        <w:t xml:space="preserve">{</w:t>
-      </w:r>
-      <w:r>
-        <w:rPr>
-          <w:rStyle w:val="NormalTok"/>
-        </w:rPr>
-        <w:t xml:space="preserve">x</w:t>
-      </w:r>
-      <w:r>
-        <w:rPr>
-          <w:rStyle w:val="SpecialCharTok"/>
-        </w:rPr>
-        <w:t xml:space="preserve">}</w:t>
-      </w:r>
-      <w:r>
-        <w:rPr>
-          <w:rStyle w:val="SpecialStringTok"/>
-        </w:rPr>
-        <w:t xml:space="preserve">, y=</w:t>
-      </w:r>
-      <w:r>
-        <w:rPr>
-          <w:rStyle w:val="SpecialCharTok"/>
-        </w:rPr>
-        <w:t xml:space="preserve">{</w:t>
-      </w:r>
-      <w:r>
-        <w:rPr>
-          <w:rStyle w:val="NormalTok"/>
-        </w:rPr>
-        <w:t xml:space="preserve">y</w:t>
-      </w:r>
-      <w:r>
-        <w:rPr>
-          <w:rStyle w:val="SpecialCharTok"/>
-        </w:rPr>
-        <w:t xml:space="preserve">}</w:t>
-      </w:r>
-      <w:r>
-        <w:rPr>
-          <w:rStyle w:val="SpecialStringTok"/>
-        </w:rPr>
-        <w:t xml:space="preserve">"</w:t>
-      </w:r>
-      <w:r>
-        <w:rPr>
-          <w:rStyle w:val="NormalTok"/>
-        </w:rPr>
-        <w:t xml:space="preserve">)</w:t>
-      </w:r>
-    </w:p>
-    <w:p>
-      <w:pPr>
-        <w:pStyle w:val="SourceCode"/>
-      </w:pPr>
-      <w:r>
-        <w:rPr>
-          <w:rStyle w:val="VerbatimChar"/>
-        </w:rPr>
-        <w:t xml:space="preserve">x=1, y=2</w:t>
-      </w:r>
-    </w:p>
-    <w:p>
-      <w:pPr>
-        <w:pStyle w:val="FirstParagraph"/>
-      </w:pPr>
-      <w:r>
-        <w:t xml:space="preserve">Similarly, a string can be formatted into two lines using</w:t>
-      </w:r>
-      <w:r>
-        <w:t xml:space="preserve"> </w:t>
-      </w:r>
-      <w:r>
-        <w:rPr>
-          <w:rStyle w:val="VerbatimChar"/>
-        </w:rPr>
-        <w:t xml:space="preserve">"\n"</w:t>
-      </w:r>
-      <w:r>
-        <w:t xml:space="preserve"> </w:t>
-      </w:r>
-      <w:r>
-        <w:t xml:space="preserve">as a line break.</w:t>
-      </w:r>
-    </w:p>
-    <w:p>
-      <w:pPr>
-        <w:pStyle w:val="BodyText"/>
-      </w:pPr>
-      <w:r>
-        <w:rPr>
-          <w:b/>
-          <w:bCs/>
-        </w:rPr>
-        <w:t xml:space="preserve">Example</w:t>
-      </w:r>
-      <w:r>
-        <w:t xml:space="preserve">. Print one string in two lines using the</w:t>
-      </w:r>
-      <w:r>
-        <w:t xml:space="preserve"> </w:t>
-      </w:r>
-      <w:r>
-        <w:rPr>
-          <w:rStyle w:val="VerbatimChar"/>
-        </w:rPr>
-        <w:t xml:space="preserve">"\n"</w:t>
-      </w:r>
-      <w:r>
-        <w:t xml:space="preserve"> </w:t>
-      </w:r>
-      <w:r>
-        <w:t xml:space="preserve">line brake.</w:t>
-      </w:r>
-    </w:p>
-    <w:p>
-      <w:pPr>
-        <w:pStyle w:val="SourceCode"/>
-      </w:pPr>
-      <w:r>
-        <w:rPr>
-          <w:rStyle w:val="BuiltInTok"/>
-        </w:rPr>
-        <w:t xml:space="preserve">print</w:t>
-      </w:r>
-      <w:r>
-        <w:rPr>
-          <w:rStyle w:val="NormalTok"/>
-        </w:rPr>
-        <w:t xml:space="preserve">(</w:t>
-      </w:r>
-      <w:r>
-        <w:rPr>
-          <w:rStyle w:val="SpecialStringTok"/>
-        </w:rPr>
-        <w:t xml:space="preserve">f"To print in a new line use </w:t>
-      </w:r>
-      <w:r>
-        <w:rPr>
-          <w:rStyle w:val="CharTok"/>
-        </w:rPr>
-        <w:t xml:space="preserve">\\</w:t>
-      </w:r>
-      <w:r>
-        <w:rPr>
-          <w:rStyle w:val="SpecialStringTok"/>
-        </w:rPr>
-        <w:t xml:space="preserve">n </w:t>
-      </w:r>
-      <w:r>
-        <w:rPr>
-          <w:rStyle w:val="CharTok"/>
-        </w:rPr>
-        <w:t xml:space="preserve">\\</w:t>
-      </w:r>
-      <w:r>
-        <w:rPr>
-          <w:rStyle w:val="SpecialStringTok"/>
-        </w:rPr>
-        <w:t xml:space="preserve">n The following text will be printed in a new line:</w:t>
-      </w:r>
-      <w:r>
-        <w:rPr>
-          <w:rStyle w:val="CharTok"/>
-        </w:rPr>
-        <w:t xml:space="preserve">\\</w:t>
-      </w:r>
-      <w:r>
-        <w:rPr>
-          <w:rStyle w:val="SpecialStringTok"/>
-        </w:rPr>
-        <w:t xml:space="preserve">n'text in a new line'"</w:t>
-      </w:r>
-      <w:r>
-        <w:rPr>
-          <w:rStyle w:val="NormalTok"/>
-        </w:rPr>
-        <w:t xml:space="preserve">)</w:t>
-      </w:r>
-    </w:p>
-    <w:p>
-      <w:pPr>
-        <w:pStyle w:val="SourceCode"/>
-      </w:pPr>
-      <w:r>
-        <w:rPr>
-          <w:rStyle w:val="VerbatimChar"/>
-        </w:rPr>
-        <w:t xml:space="preserve">To print in a new line use \n \n The following text will be printed in a new line:\n'text in a new line'</w:t>
-      </w:r>
-    </w:p>
-    <w:bookmarkEnd w:id="22"/>
-    <w:bookmarkStart w:id="23" w:name="basic-data-types-in-python"/>
+    <w:bookmarkEnd w:id="24"/>
+    <w:bookmarkStart w:id="25" w:name="basic-data-types-in-python"/>
     <w:p>
       <w:pPr>
         <w:pStyle w:val="Heading2"/>
       </w:pPr>
       <w:r>
-        <w:t xml:space="preserve">Basic data types in Python</w:t>
+        <w:t xml:space="preserve">2.3 Basic data types in Python</w:t>
       </w:r>
     </w:p>
     <w:p>
@@ -2437,14 +2551,14 @@
         <w:t xml:space="preserve">When writing high-quality code, it is essential to select variable types that satisfy the minimal requirements for the use case. This seminar work has an educational purpose and balances efficient code practices with clarity. For this reason, not necessarily the most effective but the most common and recognizable data types are used.</w:t>
       </w:r>
     </w:p>
-    <w:bookmarkEnd w:id="23"/>
-    <w:bookmarkStart w:id="24" w:name="basic-arithmetic-operations-in-python"/>
+    <w:bookmarkEnd w:id="25"/>
+    <w:bookmarkStart w:id="26" w:name="basic-arithmetic-operations-in-python"/>
     <w:p>
       <w:pPr>
         <w:pStyle w:val="Heading2"/>
       </w:pPr>
       <w:r>
-        <w:t xml:space="preserve">Basic arithmetic operations in Python</w:t>
+        <w:t xml:space="preserve">2.4 Basic arithmetic operations in Python</w:t>
       </w:r>
     </w:p>
     <w:p>
@@ -3248,14 +3362,14 @@
         <w:t xml:space="preserve">Exponentiation: 8</w:t>
       </w:r>
     </w:p>
-    <w:bookmarkEnd w:id="24"/>
-    <w:bookmarkStart w:id="25" w:name="if---else-conditions-in-python"/>
+    <w:bookmarkEnd w:id="26"/>
+    <w:bookmarkStart w:id="27" w:name="if---else-conditions-in-python"/>
     <w:p>
       <w:pPr>
         <w:pStyle w:val="Heading2"/>
       </w:pPr>
       <w:r>
-        <w:t xml:space="preserve">If - else conditions in Python</w:t>
+        <w:t xml:space="preserve">2.5 If - else conditions in Python</w:t>
       </w:r>
     </w:p>
     <w:p>
@@ -3411,7 +3525,10 @@
         <w:t xml:space="preserve"> </w:t>
       </w:r>
       <w:r>
-        <w:t xml:space="preserve">is smaller or equal to 10”</w:t>
+        <w:t xml:space="preserve">is smaller or equal to 10</w:t>
+      </w:r>
+      <w:r>
+        <w:t xml:space="preserve">”</w:t>
       </w:r>
       <w:r>
         <w:t xml:space="preserve">,</w:t>
@@ -3432,7 +3549,10 @@
         <w:t xml:space="preserve"> </w:t>
       </w:r>
       <w:r>
-        <w:t xml:space="preserve">is smaller than 20”</w:t>
+        <w:t xml:space="preserve">is smaller than 20</w:t>
+      </w:r>
+      <w:r>
+        <w:t xml:space="preserve">”</w:t>
       </w:r>
       <w:r>
         <w:t xml:space="preserve">,</w:t>
@@ -3453,7 +3573,10 @@
         <w:t xml:space="preserve"> </w:t>
       </w:r>
       <w:r>
-        <w:t xml:space="preserve">is equal to 20”</w:t>
+        <w:t xml:space="preserve">is equal to 20</w:t>
+      </w:r>
+      <w:r>
+        <w:t xml:space="preserve">”</w:t>
       </w:r>
       <w:r>
         <w:t xml:space="preserve">,</w:t>
@@ -3474,7 +3597,10 @@
         <w:t xml:space="preserve"> </w:t>
       </w:r>
       <w:r>
-        <w:t xml:space="preserve">is bigger than 20”</w:t>
+        <w:t xml:space="preserve">is bigger than 20</w:t>
+      </w:r>
+      <w:r>
+        <w:t xml:space="preserve">”</w:t>
       </w:r>
       <w:r>
         <w:t xml:space="preserve"> </w:t>
@@ -3683,7 +3809,7 @@
         <w:rPr>
           <w:rStyle w:val="NormalTok"/>
         </w:rPr>
-        <w:t xml:space="preserve"> i</w:t>
+        <w:t xml:space="preserve"> i_</w:t>
       </w:r>
       <w:r>
         <w:rPr>
@@ -3796,14 +3922,14 @@
         <w:t xml:space="preserve">i is smaller than 20</w:t>
       </w:r>
     </w:p>
-    <w:bookmarkEnd w:id="25"/>
-    <w:bookmarkStart w:id="26" w:name="loops-and-iterations-in-python"/>
+    <w:bookmarkEnd w:id="27"/>
+    <w:bookmarkStart w:id="28" w:name="loops-and-iterations-in-python"/>
     <w:p>
       <w:pPr>
         <w:pStyle w:val="Heading2"/>
       </w:pPr>
       <w:r>
-        <w:t xml:space="preserve">Loops and iterations in Python</w:t>
+        <w:t xml:space="preserve">2.6 Loops and iterations in Python</w:t>
       </w:r>
     </w:p>
     <w:p>
@@ -4615,24 +4741,11 @@
         </w:rPr>
         <w:t xml:space="preserve">this is the last element of the list</w:t>
       </w:r>
-      <w:r>
-        <w:br/>
-      </w:r>
-      <w:r>
-        <w:br/>
-      </w:r>
-      <w:r>
-        <w:br/>
-      </w:r>
-      <w:r>
-        <w:br/>
-      </w:r>
-      <w:r>
-        <w:br/>
-      </w:r>
-      <w:r>
-        <w:br/>
-      </w:r>
+    </w:p>
+    <w:p>
+      <w:pPr>
+        <w:pStyle w:val="SourceCode"/>
+      </w:pPr>
       <w:r>
         <w:rPr>
           <w:rStyle w:val="VerbatimChar"/>
@@ -4640,14 +4753,14 @@
         <w:t xml:space="preserve">[None, None, None, None]</w:t>
       </w:r>
     </w:p>
-    <w:bookmarkEnd w:id="26"/>
-    <w:bookmarkStart w:id="28" w:name="functions-in-python"/>
+    <w:bookmarkEnd w:id="28"/>
+    <w:bookmarkStart w:id="30" w:name="functions-in-python"/>
     <w:p>
       <w:pPr>
         <w:pStyle w:val="Heading2"/>
       </w:pPr>
       <w:r>
-        <w:t xml:space="preserve">Functions in python</w:t>
+        <w:t xml:space="preserve">2.7 Functions in python</w:t>
       </w:r>
     </w:p>
     <w:p>
@@ -5190,20 +5303,34 @@
           <w:b/>
           <w:bCs/>
         </w:rPr>
-        <w:t xml:space="preserve">“first-class citizens”</w:t>
+        <w:t xml:space="preserve">“</w:t>
       </w:r>
       <w:r>
         <w:rPr>
           <w:b/>
           <w:bCs/>
         </w:rPr>
-        <w:t xml:space="preserve"> </w:t>
+        <w:t xml:space="preserve">first-class citizens</w:t>
       </w:r>
       <w:r>
         <w:rPr>
           <w:b/>
           <w:bCs/>
         </w:rPr>
+        <w:t xml:space="preserve">”</w:t>
+      </w:r>
+      <w:r>
+        <w:rPr>
+          <w:b/>
+          <w:bCs/>
+        </w:rPr>
+        <w:t xml:space="preserve"> </w:t>
+      </w:r>
+      <w:r>
+        <w:rPr>
+          <w:b/>
+          <w:bCs/>
+        </w:rPr>
         <w:t xml:space="preserve">in Python</w:t>
       </w:r>
       <w:r>
@@ -5212,7 +5339,7 @@
       <w:r>
         <w:t xml:space="preserve"> </w:t>
       </w:r>
-      <w:hyperlink r:id="rId27">
+      <w:hyperlink r:id="rId29">
         <w:r>
           <w:rPr>
             <w:rStyle w:val="Hyperlink"/>
@@ -5913,14 +6040,14 @@
         <w:t xml:space="preserve">The approximation of the derivate of a function x^2 in x = 3 is 6.000000000039306</w:t>
       </w:r>
     </w:p>
-    <w:bookmarkEnd w:id="28"/>
-    <w:bookmarkStart w:id="29" w:name="libraries-and-modules"/>
+    <w:bookmarkEnd w:id="30"/>
+    <w:bookmarkStart w:id="31" w:name="libraries-and-modules"/>
     <w:p>
       <w:pPr>
         <w:pStyle w:val="Heading2"/>
       </w:pPr>
       <w:r>
-        <w:t xml:space="preserve">Libraries and modules</w:t>
+        <w:t xml:space="preserve">2.8 Libraries and modules</w:t>
       </w:r>
     </w:p>
     <w:p>
@@ -6375,14 +6502,14 @@
         <w:t xml:space="preserve">The square root of the absolute value of -9 is 3.0</w:t>
       </w:r>
     </w:p>
-    <w:bookmarkEnd w:id="29"/>
-    <w:bookmarkStart w:id="30" w:name="logical-operators"/>
+    <w:bookmarkEnd w:id="31"/>
+    <w:bookmarkStart w:id="32" w:name="logical-operators"/>
     <w:p>
       <w:pPr>
         <w:pStyle w:val="Heading2"/>
       </w:pPr>
       <w:r>
-        <w:t xml:space="preserve">Logical Operators</w:t>
+        <w:t xml:space="preserve">2.9 Logical Operators</w:t>
       </w:r>
     </w:p>
     <w:p>
@@ -7202,12 +7329,6 @@
         <w:br/>
       </w:r>
       <w:r>
-        <w:rPr>
-          <w:rStyle w:val="NormalTok"/>
-        </w:rPr>
-        <w:t xml:space="preserve">  </w:t>
-      </w:r>
-      <w:r>
         <w:br/>
       </w:r>
       <w:r>
@@ -7552,14 +7673,14 @@
         <w:t xml:space="preserve">10</w:t>
       </w:r>
     </w:p>
-    <w:bookmarkEnd w:id="30"/>
-    <w:bookmarkStart w:id="40" w:name="plotting-functions"/>
+    <w:bookmarkEnd w:id="32"/>
+    <w:bookmarkStart w:id="42" w:name="plotting-functions"/>
     <w:p>
       <w:pPr>
         <w:pStyle w:val="Heading2"/>
       </w:pPr>
       <w:r>
-        <w:t xml:space="preserve">Plotting Functions</w:t>
+        <w:t xml:space="preserve">2.10 Plotting Functions</w:t>
       </w:r>
     </w:p>
     <w:p>
@@ -8872,25 +8993,25 @@
     </w:p>
     <w:p>
       <w:pPr>
-        <w:pStyle w:val="CaptionedFigure"/>
+        <w:pStyle w:val="FirstParagraph"/>
       </w:pPr>
       <w:r>
         <w:drawing>
           <wp:inline>
             <wp:extent cx="5200072" cy="4184072"/>
             <wp:effectExtent b="0" l="0" r="0" t="0"/>
-            <wp:docPr descr="png" title="" id="32" name="Picture"/>
+            <wp:docPr descr="" title="" id="34" name="Picture"/>
             <a:graphic>
               <a:graphicData uri="http://schemas.openxmlformats.org/drawingml/2006/picture">
                 <pic:pic>
                   <pic:nvPicPr>
-                    <pic:cNvPr descr="optimizationmethods_files/optimizationmethods_41_0.png" id="33" name="Picture"/>
+                    <pic:cNvPr descr="optimizationmethods_files/figure-docx/cell-18-output-1.png" id="35" name="Picture"/>
                     <pic:cNvPicPr>
                       <a:picLocks noChangeArrowheads="1" noChangeAspect="1"/>
                     </pic:cNvPicPr>
                   </pic:nvPicPr>
                   <pic:blipFill>
-                    <a:blip r:embed="rId31"/>
+                    <a:blip r:embed="rId33"/>
                     <a:stretch>
                       <a:fillRect/>
                     </a:stretch>
@@ -8919,33 +9040,25 @@
     </w:p>
     <w:p>
       <w:pPr>
-        <w:pStyle w:val="ImageCaption"/>
-      </w:pPr>
-      <w:r>
-        <w:t xml:space="preserve">png</w:t>
-      </w:r>
-    </w:p>
-    <w:p>
-      <w:pPr>
-        <w:pStyle w:val="CaptionedFigure"/>
+        <w:pStyle w:val="BodyText"/>
       </w:pPr>
       <w:r>
         <w:drawing>
           <wp:inline>
             <wp:extent cx="5200072" cy="4184072"/>
             <wp:effectExtent b="0" l="0" r="0" t="0"/>
-            <wp:docPr descr="png" title="" id="35" name="Picture"/>
+            <wp:docPr descr="" title="" id="37" name="Picture"/>
             <a:graphic>
               <a:graphicData uri="http://schemas.openxmlformats.org/drawingml/2006/picture">
                 <pic:pic>
                   <pic:nvPicPr>
-                    <pic:cNvPr descr="optimizationmethods_files/optimizationmethods_41_1.png" id="36" name="Picture"/>
+                    <pic:cNvPr descr="optimizationmethods_files/figure-docx/cell-18-output-2.png" id="38" name="Picture"/>
                     <pic:cNvPicPr>
                       <a:picLocks noChangeArrowheads="1" noChangeAspect="1"/>
                     </pic:cNvPicPr>
                   </pic:nvPicPr>
                   <pic:blipFill>
-                    <a:blip r:embed="rId34"/>
+                    <a:blip r:embed="rId36"/>
                     <a:stretch>
                       <a:fillRect/>
                     </a:stretch>
@@ -8974,33 +9087,25 @@
     </w:p>
     <w:p>
       <w:pPr>
-        <w:pStyle w:val="ImageCaption"/>
-      </w:pPr>
-      <w:r>
-        <w:t xml:space="preserve">png</w:t>
-      </w:r>
-    </w:p>
-    <w:p>
-      <w:pPr>
-        <w:pStyle w:val="CaptionedFigure"/>
+        <w:pStyle w:val="BodyText"/>
       </w:pPr>
       <w:r>
         <w:drawing>
           <wp:inline>
             <wp:extent cx="5200072" cy="4184072"/>
             <wp:effectExtent b="0" l="0" r="0" t="0"/>
-            <wp:docPr descr="png" title="" id="38" name="Picture"/>
+            <wp:docPr descr="" title="" id="40" name="Picture"/>
             <a:graphic>
               <a:graphicData uri="http://schemas.openxmlformats.org/drawingml/2006/picture">
                 <pic:pic>
                   <pic:nvPicPr>
-                    <pic:cNvPr descr="optimizationmethods_files/optimizationmethods_41_2.png" id="39" name="Picture"/>
+                    <pic:cNvPr descr="optimizationmethods_files/figure-docx/cell-18-output-3.png" id="41" name="Picture"/>
                     <pic:cNvPicPr>
                       <a:picLocks noChangeArrowheads="1" noChangeAspect="1"/>
                     </pic:cNvPicPr>
                   </pic:nvPicPr>
                   <pic:blipFill>
-                    <a:blip r:embed="rId37"/>
+                    <a:blip r:embed="rId39"/>
                     <a:stretch>
                       <a:fillRect/>
                     </a:stretch>
@@ -9027,22 +9132,14 @@
         </w:drawing>
       </w:r>
     </w:p>
-    <w:p>
-      <w:pPr>
-        <w:pStyle w:val="ImageCaption"/>
-      </w:pPr>
-      <w:r>
-        <w:t xml:space="preserve">png</w:t>
-      </w:r>
-    </w:p>
-    <w:bookmarkEnd w:id="40"/>
-    <w:bookmarkStart w:id="43" w:name="basic-mathematical-functions"/>
+    <w:bookmarkEnd w:id="42"/>
+    <w:bookmarkStart w:id="45" w:name="basic-mathematical-functions"/>
     <w:p>
       <w:pPr>
         <w:pStyle w:val="Heading2"/>
       </w:pPr>
       <w:r>
-        <w:t xml:space="preserve">Basic Mathematical Functions</w:t>
+        <w:t xml:space="preserve">2.11 Basic Mathematical Functions</w:t>
       </w:r>
     </w:p>
     <w:p>
@@ -9505,13 +9602,13 @@
         <w:t xml:space="preserve">This leaves us two popular options for calculating a derivative of a general function:</w:t>
       </w:r>
     </w:p>
-    <w:bookmarkStart w:id="41" w:name="custom-function"/>
+    <w:bookmarkStart w:id="43" w:name="custom-function"/>
     <w:p>
       <w:pPr>
         <w:pStyle w:val="Heading3"/>
       </w:pPr>
       <w:r>
-        <w:t xml:space="preserve">Custom function</w:t>
+        <w:t xml:space="preserve">2.11.1 Custom function</w:t>
       </w:r>
     </w:p>
     <w:p>
@@ -9615,12 +9712,18 @@
         <w:t xml:space="preserve">derivative_of can be only used with used with mathematical function, take a number as an input and return a number as an output</w:t>
       </w:r>
     </w:p>
-    <w:bookmarkEnd w:id="41"/>
-    <w:bookmarkStart w:id="42" w:name="sympy-library"/>
+    <w:bookmarkEnd w:id="43"/>
+    <w:bookmarkStart w:id="44" w:name="sympy-library"/>
     <w:p>
       <w:pPr>
         <w:pStyle w:val="Heading3"/>
       </w:pPr>
+      <w:r>
+        <w:t xml:space="preserve">2.11.2</w:t>
+      </w:r>
+      <w:r>
+        <w:t xml:space="preserve"> </w:t>
+      </w:r>
       <w:r>
         <w:rPr>
           <w:rStyle w:val="VerbatimChar"/>
@@ -12124,16 +12227,16 @@
         <w:t xml:space="preserve">The partial derivative of 2*x**2 + 3*y**2 - 5 with respect y is 6*y</w:t>
       </w:r>
     </w:p>
-    <w:bookmarkEnd w:id="42"/>
-    <w:bookmarkEnd w:id="43"/>
     <w:bookmarkEnd w:id="44"/>
-    <w:bookmarkStart w:id="59" w:name="X149bbff0cc62c7b55ac8e66b06a75a4b20fc298"/>
+    <w:bookmarkEnd w:id="45"/>
+    <w:bookmarkEnd w:id="46"/>
+    <w:bookmarkStart w:id="61" w:name="X149bbff0cc62c7b55ac8e66b06a75a4b20fc298"/>
     <w:p>
       <w:pPr>
         <w:pStyle w:val="Heading1"/>
       </w:pPr>
       <w:r>
-        <w:t xml:space="preserve">Arrays, Matrices, and Elements of Linear Algebra in Python</w:t>
+        <w:t xml:space="preserve">3. Arrays, Matrices, and Elements of Linear Algebra in Python</w:t>
       </w:r>
     </w:p>
     <w:p>
@@ -12144,13 +12247,13 @@
         <w:t xml:space="preserve">Python has a rich set of functions and libraries for operations with vectors and matrices. This is generally done using the libraries NumPy and SymPy. Matrices offer a powerful way to handle linear algebra operations. This text in the chapter on optimization algorithms will extensively use linear algebra and the NumPy library.</w:t>
       </w:r>
     </w:p>
-    <w:bookmarkStart w:id="45" w:name="standard-operations-with-lists-in-python"/>
+    <w:bookmarkStart w:id="47" w:name="standard-operations-with-lists-in-python"/>
     <w:p>
       <w:pPr>
         <w:pStyle w:val="Heading2"/>
       </w:pPr>
       <w:r>
-        <w:t xml:space="preserve">Standard operations with lists in Python</w:t>
+        <w:t xml:space="preserve">3.1 Standard operations with lists in Python</w:t>
       </w:r>
     </w:p>
     <w:p>
@@ -13749,14 +13852,14 @@
         <w:t xml:space="preserve">List_b excluding the first 4 elements of list_a: [5, 6, 7, 8, 9, 10, 11]</w:t>
       </w:r>
     </w:p>
-    <w:bookmarkEnd w:id="45"/>
-    <w:bookmarkStart w:id="46" w:name="numpy-library-standard-operations"/>
+    <w:bookmarkEnd w:id="47"/>
+    <w:bookmarkStart w:id="48" w:name="numpy-library-standard-operations"/>
     <w:p>
       <w:pPr>
         <w:pStyle w:val="Heading2"/>
       </w:pPr>
       <w:r>
-        <w:t xml:space="preserve">Numpy library, standard operations</w:t>
+        <w:t xml:space="preserve">3.2 Numpy library, standard operations</w:t>
       </w:r>
     </w:p>
     <w:p>
@@ -15439,14 +15542,14 @@
         <w:t xml:space="preserve"> [4 4 4 4 4]]</w:t>
       </w:r>
     </w:p>
-    <w:bookmarkEnd w:id="46"/>
-    <w:bookmarkStart w:id="58" w:name="linear-algebra-with-numpy"/>
+    <w:bookmarkEnd w:id="48"/>
+    <w:bookmarkStart w:id="60" w:name="linear-algebra-with-numpy"/>
     <w:p>
       <w:pPr>
         <w:pStyle w:val="Heading2"/>
       </w:pPr>
       <w:r>
-        <w:t xml:space="preserve">Linear algebra with</w:t>
+        <w:t xml:space="preserve">3.3 Linear algebra with</w:t>
       </w:r>
       <w:r>
         <w:t xml:space="preserve"> </w:t>
@@ -16397,13 +16500,13 @@
         <w:t xml:space="preserve"> [10 12]]</w:t>
       </w:r>
     </w:p>
-    <w:bookmarkStart w:id="47" w:name="transposed-vectors-and-matrices"/>
+    <w:bookmarkStart w:id="49" w:name="transposed-vectors-and-matrices"/>
     <w:p>
       <w:pPr>
         <w:pStyle w:val="Heading3"/>
       </w:pPr>
       <w:r>
-        <w:t xml:space="preserve">Transposed vectors and matrices</w:t>
+        <w:t xml:space="preserve">3.3.1 Transposed vectors and matrices</w:t>
       </w:r>
     </w:p>
     <w:p>
@@ -17566,9 +17669,6 @@
         <w:br/>
       </w:r>
       <w:r>
-        <w:br/>
-      </w:r>
-      <w:r>
         <w:rPr>
           <w:rStyle w:val="CommentTok"/>
         </w:rPr>
@@ -17925,14 +18025,14 @@
         <w:t xml:space="preserve"> [3 6 9]]</w:t>
       </w:r>
     </w:p>
-    <w:bookmarkEnd w:id="47"/>
-    <w:bookmarkStart w:id="51" w:name="X6c991b5d68c0e17ef19038523f88c1eee8d42c3"/>
+    <w:bookmarkEnd w:id="49"/>
+    <w:bookmarkStart w:id="53" w:name="X6c991b5d68c0e17ef19038523f88c1eee8d42c3"/>
     <w:p>
       <w:pPr>
         <w:pStyle w:val="Heading3"/>
       </w:pPr>
       <w:r>
-        <w:t xml:space="preserve">Dot Product of Vectors and Product of Matrices</w:t>
+        <w:t xml:space="preserve">3.3.2 Dot Product of Vectors and Product of Matrices</w:t>
       </w:r>
     </w:p>
     <w:p>
@@ -20306,25 +20406,25 @@
     </w:p>
     <w:p>
       <w:pPr>
-        <w:pStyle w:val="CaptionedFigure"/>
+        <w:pStyle w:val="FirstParagraph"/>
       </w:pPr>
       <w:r>
         <w:drawing>
           <wp:inline>
             <wp:extent cx="4932218" cy="3814618"/>
             <wp:effectExtent b="0" l="0" r="0" t="0"/>
-            <wp:docPr descr="png" title="" id="49" name="Picture"/>
+            <wp:docPr descr="" title="" id="51" name="Picture"/>
             <a:graphic>
               <a:graphicData uri="http://schemas.openxmlformats.org/drawingml/2006/picture">
                 <pic:pic>
                   <pic:nvPicPr>
-                    <pic:cNvPr descr="optimizationmethods_files/optimizationmethods_58_1.png" id="50" name="Picture"/>
+                    <pic:cNvPr descr="optimizationmethods_files/figure-docx/cell-25-output-2.png" id="52" name="Picture"/>
                     <pic:cNvPicPr>
                       <a:picLocks noChangeArrowheads="1" noChangeAspect="1"/>
                     </pic:cNvPicPr>
                   </pic:nvPicPr>
                   <pic:blipFill>
-                    <a:blip r:embed="rId48"/>
+                    <a:blip r:embed="rId50"/>
                     <a:stretch>
                       <a:fillRect/>
                     </a:stretch>
@@ -20353,14 +20453,6 @@
     </w:p>
     <w:p>
       <w:pPr>
-        <w:pStyle w:val="ImageCaption"/>
-      </w:pPr>
-      <w:r>
-        <w:t xml:space="preserve">png</w:t>
-      </w:r>
-    </w:p>
-    <w:p>
-      <w:pPr>
         <w:pStyle w:val="SourceCode"/>
       </w:pPr>
       <w:r>
@@ -20370,14 +20462,14 @@
         <w:t xml:space="preserve">the value of f(x_1..x_4)=3x1+5x2-4x3+19x4+3 in x=(3,4,5,1) is 31</w:t>
       </w:r>
     </w:p>
-    <w:bookmarkEnd w:id="51"/>
-    <w:bookmarkStart w:id="52" w:name="cross-product"/>
+    <w:bookmarkEnd w:id="53"/>
+    <w:bookmarkStart w:id="54" w:name="cross-product"/>
     <w:p>
       <w:pPr>
         <w:pStyle w:val="Heading3"/>
       </w:pPr>
       <w:r>
-        <w:t xml:space="preserve">Cross product</w:t>
+        <w:t xml:space="preserve">3.3.3 Cross product</w:t>
       </w:r>
     </w:p>
     <w:p>
@@ -22211,14 +22303,14 @@
         <w:t xml:space="preserve">Example 3: Cross product of [1 0 0] and [5 0 0] = [0 0 0]</w:t>
       </w:r>
     </w:p>
-    <w:bookmarkEnd w:id="52"/>
-    <w:bookmarkStart w:id="53" w:name="determinant-of-a-matrix"/>
+    <w:bookmarkEnd w:id="54"/>
+    <w:bookmarkStart w:id="55" w:name="determinant-of-a-matrix"/>
     <w:p>
       <w:pPr>
         <w:pStyle w:val="Heading3"/>
       </w:pPr>
       <w:r>
-        <w:t xml:space="preserve">Determinant of a Matrix</w:t>
+        <w:t xml:space="preserve">3.3.4 Determinant of a Matrix</w:t>
       </w:r>
     </w:p>
     <w:p>
@@ -23051,14 +23143,14 @@
         <w:t xml:space="preserve">Determinant of the linearly independent matrix: -26.00</w:t>
       </w:r>
     </w:p>
-    <w:bookmarkEnd w:id="53"/>
-    <w:bookmarkStart w:id="54" w:name="unitidentity-matrix-and-inverse-matrix"/>
+    <w:bookmarkEnd w:id="55"/>
+    <w:bookmarkStart w:id="56" w:name="unitidentity-matrix-and-inverse-matrix"/>
     <w:p>
       <w:pPr>
         <w:pStyle w:val="Heading3"/>
       </w:pPr>
       <w:r>
-        <w:t xml:space="preserve">Unit/Identity Matrix and Inverse Matrix</w:t>
+        <w:t xml:space="preserve">3.3.5 Unit/Identity Matrix and Inverse Matrix</w:t>
       </w:r>
     </w:p>
     <w:p>
@@ -24724,14 +24816,14 @@
         <w:t xml:space="preserve"> [ 0.  0.  0.  0.  1.]]</w:t>
       </w:r>
     </w:p>
-    <w:bookmarkEnd w:id="54"/>
-    <w:bookmarkStart w:id="55" w:name="eigenvalue-and-eigenvectors-of-a-matrix"/>
+    <w:bookmarkEnd w:id="56"/>
+    <w:bookmarkStart w:id="57" w:name="eigenvalue-and-eigenvectors-of-a-matrix"/>
     <w:p>
       <w:pPr>
         <w:pStyle w:val="Heading3"/>
       </w:pPr>
       <w:r>
-        <w:t xml:space="preserve">Eigenvalue and Eigenvectors of a matrix</w:t>
+        <w:t xml:space="preserve">3.3.6 Eigenvalue and Eigenvectors of a matrix</w:t>
       </w:r>
     </w:p>
     <w:p>
@@ -25640,14 +25732,14 @@
         <w:t xml:space="preserve"> [-0.8186735   0.61232756  0.40824829]]</w:t>
       </w:r>
     </w:p>
-    <w:bookmarkEnd w:id="55"/>
-    <w:bookmarkStart w:id="56" w:name="solving-equations"/>
+    <w:bookmarkEnd w:id="57"/>
+    <w:bookmarkStart w:id="58" w:name="solving-equations"/>
     <w:p>
       <w:pPr>
         <w:pStyle w:val="Heading3"/>
       </w:pPr>
       <w:r>
-        <w:t xml:space="preserve">Solving equations</w:t>
+        <w:t xml:space="preserve">3.3.7 Solving equations</w:t>
       </w:r>
     </w:p>
     <w:p>
@@ -26443,26 +26535,16 @@
         </w:rPr>
         <w:t xml:space="preserve">A*X = [1. 2. 3.]</w:t>
       </w:r>
-      <w:r>
-        <w:br/>
-      </w:r>
-      <w:r>
-        <w:br/>
-      </w:r>
-      <w:r>
-        <w:br/>
-      </w:r>
-      <w:r>
-        <w:br/>
-      </w:r>
+    </w:p>
+    <w:p>
+      <w:pPr>
+        <w:pStyle w:val="SourceCode"/>
+      </w:pPr>
       <w:r>
         <w:rPr>
           <w:rStyle w:val="VerbatimChar"/>
         </w:rPr>
-        <w:t xml:space="preserve">---------------------------------------------------------------------------</w:t>
-      </w:r>
-      <w:r>
-        <w:br/>
+        <w:t xml:space="preserve">LinAlgError: Last 2 dimensions of the array must be square</w:t>
       </w:r>
       <w:r>
         <w:br/>
@@ -26471,10 +26553,7 @@
         <w:rPr>
           <w:rStyle w:val="VerbatimChar"/>
         </w:rPr>
-        <w:t xml:space="preserve">LinAlgError                               Traceback (most recent call last)</w:t>
-      </w:r>
-      <w:r>
-        <w:br/>
+        <w:t xml:space="preserve">[0;31m---------------------------------------------------------------------------[0m</w:t>
       </w:r>
       <w:r>
         <w:br/>
@@ -26483,7 +26562,7 @@
         <w:rPr>
           <w:rStyle w:val="VerbatimChar"/>
         </w:rPr>
-        <w:t xml:space="preserve">Cell In[123], line 19</w:t>
+        <w:t xml:space="preserve">[0;31mLinAlgError[0m                               Traceback (most recent call last)</w:t>
       </w:r>
       <w:r>
         <w:br/>
@@ -26492,7 +26571,7 @@
         <w:rPr>
           <w:rStyle w:val="VerbatimChar"/>
         </w:rPr>
-        <w:t xml:space="preserve">     16 A = np.array([[1,3,-2,1],[3,-2,-1,-4]])</w:t>
+        <w:t xml:space="preserve">Cell [0;32mIn[123], line 19[0m</w:t>
       </w:r>
       <w:r>
         <w:br/>
@@ -26501,7 +26580,7 @@
         <w:rPr>
           <w:rStyle w:val="VerbatimChar"/>
         </w:rPr>
-        <w:t xml:space="preserve">     17 B = np.array([1, -4])</w:t>
+        <w:t xml:space="preserve">[1;32m     16[0m A [38;5;241m=[39m np[38;5;241m.[39marray([[[38;5;241m1[39m,[38;5;241m3[39m,[38;5;241m-[39m[38;5;241m2[39m,[38;5;241m1[39m],[[38;5;241m3[39m,[38;5;241m-[39m[38;5;241m2[39m,[38;5;241m-[39m[38;5;241m1[39m,[38;5;241m-[39m[38;5;241m4[39m]])</w:t>
       </w:r>
       <w:r>
         <w:br/>
@@ -26510,13 +26589,7 @@
         <w:rPr>
           <w:rStyle w:val="VerbatimChar"/>
         </w:rPr>
-        <w:t xml:space="preserve">---&gt; 19 X = np.linalg.solve(A,B)</w:t>
-      </w:r>
-      <w:r>
-        <w:br/>
-      </w:r>
-      <w:r>
-        <w:br/>
+        <w:t xml:space="preserve">[1;32m     17[0m B [38;5;241m=[39m np[38;5;241m.[39marray([[38;5;241m1[39m, [38;5;241m-[39m[38;5;241m4[39m])</w:t>
       </w:r>
       <w:r>
         <w:br/>
@@ -26525,7 +26598,10 @@
         <w:rPr>
           <w:rStyle w:val="VerbatimChar"/>
         </w:rPr>
-        <w:t xml:space="preserve">File /opt/anaconda3/lib/python3.12/site-packages/numpy/linalg/linalg.py:396, in solve(a, b)</w:t>
+        <w:t xml:space="preserve">[0;32m---&gt; 19[0m X [38;5;241m=[39m np[38;5;241m.[39mlinalg[38;5;241m.[39msolve(A,B)</w:t>
+      </w:r>
+      <w:r>
+        <w:br/>
       </w:r>
       <w:r>
         <w:br/>
@@ -26534,7 +26610,7 @@
         <w:rPr>
           <w:rStyle w:val="VerbatimChar"/>
         </w:rPr>
-        <w:t xml:space="preserve">    394 a, _ = _makearray(a)</w:t>
+        <w:t xml:space="preserve">File [0;32m/opt/anaconda3/lib/python3.12/site-packages/numpy/linalg/linalg.py:396[0m, in [0;36msolve[0;34m(a, b)[0m</w:t>
       </w:r>
       <w:r>
         <w:br/>
@@ -26543,7 +26619,7 @@
         <w:rPr>
           <w:rStyle w:val="VerbatimChar"/>
         </w:rPr>
-        <w:t xml:space="preserve">    395 _assert_stacked_2d(a)</w:t>
+        <w:t xml:space="preserve">[1;32m    394[0m a, _ [38;5;241m=[39m _makearray(a)</w:t>
       </w:r>
       <w:r>
         <w:br/>
@@ -26552,7 +26628,7 @@
         <w:rPr>
           <w:rStyle w:val="VerbatimChar"/>
         </w:rPr>
-        <w:t xml:space="preserve">--&gt; 396 _assert_stacked_square(a)</w:t>
+        <w:t xml:space="preserve">[1;32m    395[0m _assert_stacked_2d(a)</w:t>
       </w:r>
       <w:r>
         <w:br/>
@@ -26561,7 +26637,7 @@
         <w:rPr>
           <w:rStyle w:val="VerbatimChar"/>
         </w:rPr>
-        <w:t xml:space="preserve">    397 b, wrap = _makearray(b)</w:t>
+        <w:t xml:space="preserve">[0;32m--&gt; 396[0m _assert_stacked_square(a)</w:t>
       </w:r>
       <w:r>
         <w:br/>
@@ -26570,13 +26646,7 @@
         <w:rPr>
           <w:rStyle w:val="VerbatimChar"/>
         </w:rPr>
-        <w:t xml:space="preserve">    398 t, result_t = _commonType(a, b)</w:t>
-      </w:r>
-      <w:r>
-        <w:br/>
-      </w:r>
-      <w:r>
-        <w:br/>
+        <w:t xml:space="preserve">[1;32m    397[0m b, wrap [38;5;241m=[39m _makearray(b)</w:t>
       </w:r>
       <w:r>
         <w:br/>
@@ -26585,7 +26655,10 @@
         <w:rPr>
           <w:rStyle w:val="VerbatimChar"/>
         </w:rPr>
-        <w:t xml:space="preserve">File /opt/anaconda3/lib/python3.12/site-packages/numpy/linalg/linalg.py:213, in _assert_stacked_square(*arrays)</w:t>
+        <w:t xml:space="preserve">[1;32m    398[0m t, result_t [38;5;241m=[39m _commonType(a, b)</w:t>
+      </w:r>
+      <w:r>
+        <w:br/>
       </w:r>
       <w:r>
         <w:br/>
@@ -26594,7 +26667,7 @@
         <w:rPr>
           <w:rStyle w:val="VerbatimChar"/>
         </w:rPr>
-        <w:t xml:space="preserve">    211 m, n = a.shape[-2:]</w:t>
+        <w:t xml:space="preserve">File [0;32m/opt/anaconda3/lib/python3.12/site-packages/numpy/linalg/linalg.py:213[0m, in [0;36m_assert_stacked_square[0;34m(*arrays)[0m</w:t>
       </w:r>
       <w:r>
         <w:br/>
@@ -26603,7 +26676,7 @@
         <w:rPr>
           <w:rStyle w:val="VerbatimChar"/>
         </w:rPr>
-        <w:t xml:space="preserve">    212 if m != n:</w:t>
+        <w:t xml:space="preserve">[1;32m    211[0m m, n [38;5;241m=[39m a[38;5;241m.[39mshape[[38;5;241m-[39m[38;5;241m2[39m:]</w:t>
       </w:r>
       <w:r>
         <w:br/>
@@ -26612,13 +26685,7 @@
         <w:rPr>
           <w:rStyle w:val="VerbatimChar"/>
         </w:rPr>
-        <w:t xml:space="preserve">--&gt; 213     raise LinAlgError('Last 2 dimensions of the array must be square')</w:t>
-      </w:r>
-      <w:r>
-        <w:br/>
-      </w:r>
-      <w:r>
-        <w:br/>
+        <w:t xml:space="preserve">[1;32m    212[0m [38;5;28;01mif[39;00m m [38;5;241m!=[39m n:</w:t>
       </w:r>
       <w:r>
         <w:br/>
@@ -26627,7 +26694,19 @@
         <w:rPr>
           <w:rStyle w:val="VerbatimChar"/>
         </w:rPr>
-        <w:t xml:space="preserve">LinAlgError: Last 2 dimensions of the array must be square</w:t>
+        <w:t xml:space="preserve">[0;32m--&gt; 213[0m     [38;5;28;01mraise[39;00m LinAlgError([38;5;124m'[39m[38;5;124mLast 2 dimensions of the array must be square[39m[38;5;124m'[39m)</w:t>
+      </w:r>
+      <w:r>
+        <w:br/>
+      </w:r>
+      <w:r>
+        <w:br/>
+      </w:r>
+      <w:r>
+        <w:rPr>
+          <w:rStyle w:val="VerbatimChar"/>
+        </w:rPr>
+        <w:t xml:space="preserve">[0;31mLinAlgError[0m: Last 2 dimensions of the array must be square</w:t>
       </w:r>
     </w:p>
     <w:p>
@@ -26725,14 +26804,14 @@
         <w:t xml:space="preserve">function from the next section of exercises can be used to transform a specified column of a matrix such that all elements in that column are zero except for the chosen pivot element, which is set to one.</w:t>
       </w:r>
     </w:p>
-    <w:bookmarkEnd w:id="56"/>
-    <w:bookmarkStart w:id="57" w:name="exercises-with-np"/>
+    <w:bookmarkEnd w:id="58"/>
+    <w:bookmarkStart w:id="59" w:name="exercises-with-np"/>
     <w:p>
       <w:pPr>
         <w:pStyle w:val="Heading3"/>
       </w:pPr>
       <w:r>
-        <w:t xml:space="preserve">Exercises with</w:t>
+        <w:t xml:space="preserve">3.3.8 Exercises with</w:t>
       </w:r>
       <w:r>
         <w:t xml:space="preserve"> </w:t>
@@ -30463,12 +30542,6 @@
         </w:rPr>
         <w:t xml:space="preserve">))</w:t>
       </w:r>
-      <w:r>
-        <w:br/>
-      </w:r>
-      <w:r>
-        <w:br/>
-      </w:r>
     </w:p>
     <w:p>
       <w:pPr>
@@ -30490,16 +30563,16 @@
         <w:t xml:space="preserve">Matrix([[1, -1, 2], [0, 7, -1], [0, 2, 8]])</w:t>
       </w:r>
     </w:p>
-    <w:bookmarkEnd w:id="57"/>
-    <w:bookmarkEnd w:id="58"/>
     <w:bookmarkEnd w:id="59"/>
-    <w:bookmarkStart w:id="77" w:name="X6e40cbb6371eb5574659b39ea542b5db5388cca"/>
+    <w:bookmarkEnd w:id="60"/>
+    <w:bookmarkEnd w:id="61"/>
+    <w:bookmarkStart w:id="80" w:name="X6e40cbb6371eb5574659b39ea542b5db5388cca"/>
     <w:p>
       <w:pPr>
         <w:pStyle w:val="Heading1"/>
       </w:pPr>
       <w:r>
-        <w:t xml:space="preserve">Optimization, approximation algorithms and the</w:t>
+        <w:t xml:space="preserve">4. Optimization, approximation algorithms and the</w:t>
       </w:r>
       <w:r>
         <w:t xml:space="preserve"> </w:t>
@@ -30770,7 +30843,7 @@
         <w:pStyle w:val="BodyText"/>
       </w:pPr>
       <w:r>
-        <w:t xml:space="preserve">All optimization algorithms start with initial list of values called approximations. The initial values are stored in a problem-specific data structure using a variable called approximations.</w:t>
+        <w:t xml:space="preserve">All optimization algorithms start with initial list of values called approximations. The initial values are stored in a problem-specific data structure using a variable called approximation.</w:t>
       </w:r>
     </w:p>
     <w:p>
@@ -30975,13 +31048,13 @@
         <w:t xml:space="preserve">.</w:t>
       </w:r>
     </w:p>
-    <w:bookmarkStart w:id="63" w:name="golden-search"/>
+    <w:bookmarkStart w:id="65" w:name="golden-search"/>
     <w:p>
       <w:pPr>
         <w:pStyle w:val="Heading2"/>
       </w:pPr>
       <w:r>
-        <w:t xml:space="preserve">Golden Search</w:t>
+        <w:t xml:space="preserve">4.1 Golden Search</w:t>
       </w:r>
     </w:p>
     <w:p>
@@ -32162,7 +32235,7 @@
         <w:t xml:space="preserve"> </w:t>
       </w:r>
       <w:r>
-        <w:t xml:space="preserve">needs to be picked.</w:t>
+        <w:t xml:space="preserve">needs to be picked,</w:t>
       </w:r>
       <w:r>
         <w:t xml:space="preserve"> </w:t>
@@ -33133,7 +33206,21 @@
           <w:i/>
           <w:iCs/>
         </w:rPr>
-        <w:t xml:space="preserve">“Introduction to Optimization”</w:t>
+        <w:t xml:space="preserve">“</w:t>
+      </w:r>
+      <w:r>
+        <w:rPr>
+          <w:i/>
+          <w:iCs/>
+        </w:rPr>
+        <w:t xml:space="preserve">Introduction to Optimization</w:t>
+      </w:r>
+      <w:r>
+        <w:rPr>
+          <w:i/>
+          <w:iCs/>
+        </w:rPr>
+        <w:t xml:space="preserve">”</w:t>
       </w:r>
       <w:r>
         <w:rPr>
@@ -35404,25 +35491,25 @@
     </w:p>
     <w:p>
       <w:pPr>
-        <w:pStyle w:val="CaptionedFigure"/>
+        <w:pStyle w:val="FirstParagraph"/>
       </w:pPr>
       <w:r>
         <w:drawing>
           <wp:inline>
             <wp:extent cx="5098472" cy="3814618"/>
             <wp:effectExtent b="0" l="0" r="0" t="0"/>
-            <wp:docPr descr="png" title="" id="61" name="Picture"/>
+            <wp:docPr descr="" title="" id="63" name="Picture"/>
             <a:graphic>
               <a:graphicData uri="http://schemas.openxmlformats.org/drawingml/2006/picture">
                 <pic:pic>
                   <pic:nvPicPr>
-                    <pic:cNvPr descr="optimizationmethods_files/optimizationmethods_77_1.png" id="62" name="Picture"/>
+                    <pic:cNvPr descr="optimizationmethods_files/figure-docx/cell-33-output-2.png" id="64" name="Picture"/>
                     <pic:cNvPicPr>
                       <a:picLocks noChangeArrowheads="1" noChangeAspect="1"/>
                     </pic:cNvPicPr>
                   </pic:nvPicPr>
                   <pic:blipFill>
-                    <a:blip r:embed="rId60"/>
+                    <a:blip r:embed="rId62"/>
                     <a:stretch>
                       <a:fillRect/>
                     </a:stretch>
@@ -35449,22 +35536,14 @@
         </w:drawing>
       </w:r>
     </w:p>
-    <w:p>
-      <w:pPr>
-        <w:pStyle w:val="ImageCaption"/>
-      </w:pPr>
-      <w:r>
-        <w:t xml:space="preserve">png</w:t>
-      </w:r>
-    </w:p>
-    <w:bookmarkEnd w:id="63"/>
-    <w:bookmarkStart w:id="70" w:name="newtons-method"/>
+    <w:bookmarkEnd w:id="65"/>
+    <w:bookmarkStart w:id="69" w:name="newtons-method"/>
     <w:p>
       <w:pPr>
         <w:pStyle w:val="Heading2"/>
       </w:pPr>
       <w:r>
-        <w:t xml:space="preserve">Newton’s Method</w:t>
+        <w:t xml:space="preserve">4.2 Newton’s Method</w:t>
       </w:r>
     </w:p>
     <w:p>
@@ -36425,7 +36504,21 @@
           <w:i/>
           <w:iCs/>
         </w:rPr>
-        <w:t xml:space="preserve">“Introduction to Optimization”</w:t>
+        <w:t xml:space="preserve">“</w:t>
+      </w:r>
+      <w:r>
+        <w:rPr>
+          <w:i/>
+          <w:iCs/>
+        </w:rPr>
+        <w:t xml:space="preserve">Introduction to Optimization</w:t>
+      </w:r>
+      <w:r>
+        <w:rPr>
+          <w:i/>
+          <w:iCs/>
+        </w:rPr>
+        <w:t xml:space="preserve">”</w:t>
       </w:r>
       <w:r>
         <w:rPr>
@@ -36702,7 +36795,21 @@
           <w:i/>
           <w:iCs/>
         </w:rPr>
-        <w:t xml:space="preserve">“Introduction to Optimization”</w:t>
+        <w:t xml:space="preserve">“</w:t>
+      </w:r>
+      <w:r>
+        <w:rPr>
+          <w:i/>
+          <w:iCs/>
+        </w:rPr>
+        <w:t xml:space="preserve">Introduction to Optimization</w:t>
+      </w:r>
+      <w:r>
+        <w:rPr>
+          <w:i/>
+          <w:iCs/>
+        </w:rPr>
+        <w:t xml:space="preserve">”</w:t>
       </w:r>
       <w:r>
         <w:rPr>
@@ -36832,7 +36939,7 @@
         <w:rPr>
           <w:rStyle w:val="CommentTok"/>
         </w:rPr>
-        <w:t xml:space="preserve"># a general function can be created that takes any starting values, </w:t>
+        <w:t xml:space="preserve"># a general function can be created that takes any starting values,</w:t>
       </w:r>
       <w:r>
         <w:br/>
@@ -36841,7 +36948,7 @@
         <w:rPr>
           <w:rStyle w:val="CommentTok"/>
         </w:rPr>
-        <w:t xml:space="preserve"># any method-specific step function, and any stop criterion function, </w:t>
+        <w:t xml:space="preserve"># any method-specific step function, and any stop criterion function,</w:t>
       </w:r>
       <w:r>
         <w:br/>
@@ -38465,7 +38572,21 @@
           <w:i/>
           <w:iCs/>
         </w:rPr>
-        <w:t xml:space="preserve">“Introduction to Optimization”</w:t>
+        <w:t xml:space="preserve">“</w:t>
+      </w:r>
+      <w:r>
+        <w:rPr>
+          <w:i/>
+          <w:iCs/>
+        </w:rPr>
+        <w:t xml:space="preserve">Introduction to Optimization</w:t>
+      </w:r>
+      <w:r>
+        <w:rPr>
+          <w:i/>
+          <w:iCs/>
+        </w:rPr>
+        <w:t xml:space="preserve">”</w:t>
       </w:r>
       <w:r>
         <w:rPr>
@@ -39546,25 +39667,25 @@
     </w:p>
     <w:p>
       <w:pPr>
-        <w:pStyle w:val="CaptionedFigure"/>
+        <w:pStyle w:val="FirstParagraph"/>
       </w:pPr>
       <w:r>
         <w:drawing>
           <wp:inline>
             <wp:extent cx="5200072" cy="3814618"/>
             <wp:effectExtent b="0" l="0" r="0" t="0"/>
-            <wp:docPr descr="png" title="" id="65" name="Picture"/>
+            <wp:docPr descr="" title="" id="67" name="Picture"/>
             <a:graphic>
               <a:graphicData uri="http://schemas.openxmlformats.org/drawingml/2006/picture">
                 <pic:pic>
                   <pic:nvPicPr>
-                    <pic:cNvPr descr="optimizationmethods_files/optimizationmethods_83_1.png" id="66" name="Picture"/>
+                    <pic:cNvPr descr="optimizationmethods_files/figure-docx/cell-35-output-2.png" id="68" name="Picture"/>
                     <pic:cNvPicPr>
                       <a:picLocks noChangeArrowheads="1" noChangeAspect="1"/>
                     </pic:cNvPicPr>
                   </pic:nvPicPr>
                   <pic:blipFill>
-                    <a:blip r:embed="rId64"/>
+                    <a:blip r:embed="rId66"/>
                     <a:stretch>
                       <a:fillRect/>
                     </a:stretch>
@@ -39593,10 +39714,1007 @@
     </w:p>
     <w:p>
       <w:pPr>
-        <w:pStyle w:val="ImageCaption"/>
+        <w:pStyle w:val="SourceCode"/>
       </w:pPr>
       <w:r>
-        <w:t xml:space="preserve">png</w:t>
+        <w:rPr>
+          <w:rStyle w:val="VerbatimChar"/>
+        </w:rPr>
+        <w:t xml:space="preserve">Root calculated with scipy.optimize.newton, X=11.199999999999998</w:t>
+      </w:r>
+    </w:p>
+    <w:bookmarkEnd w:id="69"/>
+    <w:bookmarkStart w:id="73" w:name="secant-method"/>
+    <w:p>
+      <w:pPr>
+        <w:pStyle w:val="Heading2"/>
+      </w:pPr>
+      <w:r>
+        <w:t xml:space="preserve">4.3 Secant Method</w:t>
+      </w:r>
+    </w:p>
+    <w:p>
+      <w:pPr>
+        <w:pStyle w:val="FirstParagraph"/>
+      </w:pPr>
+      <w:r>
+        <w:t xml:space="preserve">The secant method for minimizing the approximation of</w:t>
+      </w:r>
+      <w:r>
+        <w:t xml:space="preserve"> </w:t>
+      </w:r>
+      <m:oMath>
+        <m:r>
+          <m:t>f</m:t>
+        </m:r>
+        <m:d>
+          <m:dPr>
+            <m:begChr m:val="("/>
+            <m:endChr m:val=")"/>
+            <m:sepChr m:val=""/>
+            <m:grow/>
+          </m:dPr>
+          <m:e>
+            <m:r>
+              <m:t>x</m:t>
+            </m:r>
+          </m:e>
+        </m:d>
+      </m:oMath>
+      <w:r>
+        <w:t xml:space="preserve"> </w:t>
+      </w:r>
+      <w:r>
+        <w:t xml:space="preserve">is based on the same approach as the newton method for approximation, with the difference that the second derivative</w:t>
+      </w:r>
+      <w:r>
+        <w:t xml:space="preserve"> </w:t>
+      </w:r>
+      <w:r>
+        <w:t xml:space="preserve">$f``(x)$</w:t>
+      </w:r>
+      <w:r>
+        <w:t xml:space="preserve"> </w:t>
+      </w:r>
+      <w:r>
+        <w:t xml:space="preserve">is approximated instead of calculated. As the Newton method, the second method can be used for approximating the extreme or the root of the function.</w:t>
+      </w:r>
+      <w:r>
+        <w:t xml:space="preserve"> </w:t>
+      </w:r>
+      <w:r>
+        <w:t xml:space="preserve">The algorithm requires two initial values</w:t>
+      </w:r>
+      <w:r>
+        <w:t xml:space="preserve"> </w:t>
+      </w:r>
+      <m:oMath>
+        <m:sSub>
+          <m:e>
+            <m:r>
+              <m:t>x</m:t>
+            </m:r>
+          </m:e>
+          <m:sub>
+            <m:r>
+              <m:t>0</m:t>
+            </m:r>
+          </m:sub>
+        </m:sSub>
+      </m:oMath>
+      <w:r>
+        <w:t xml:space="preserve"> </w:t>
+      </w:r>
+      <w:r>
+        <w:t xml:space="preserve">and</w:t>
+      </w:r>
+      <w:r>
+        <w:t xml:space="preserve"> </w:t>
+      </w:r>
+      <m:oMath>
+        <m:sSub>
+          <m:e>
+            <m:r>
+              <m:t>x</m:t>
+            </m:r>
+          </m:e>
+          <m:sub>
+            <m:r>
+              <m:t>1</m:t>
+            </m:r>
+          </m:sub>
+        </m:sSub>
+      </m:oMath>
+      <w:r>
+        <w:t xml:space="preserve">.</w:t>
+      </w:r>
+    </w:p>
+    <w:p>
+      <w:pPr>
+        <w:pStyle w:val="Compact"/>
+        <w:numPr>
+          <w:ilvl w:val="0"/>
+          <w:numId w:val="1020"/>
+        </w:numPr>
+      </w:pPr>
+      <w:r>
+        <w:t xml:space="preserve">When approximating local extrema for</w:t>
+      </w:r>
+      <w:r>
+        <w:t xml:space="preserve"> </w:t>
+      </w:r>
+      <m:oMath>
+        <m:r>
+          <m:t>f</m:t>
+        </m:r>
+        <m:d>
+          <m:dPr>
+            <m:begChr m:val="("/>
+            <m:endChr m:val=")"/>
+            <m:sepChr m:val=""/>
+            <m:grow/>
+          </m:dPr>
+          <m:e>
+            <m:r>
+              <m:t>x</m:t>
+            </m:r>
+          </m:e>
+        </m:d>
+      </m:oMath>
+      <w:r>
+        <w:t xml:space="preserve">, the algorithm needs as an input only the differential</w:t>
+      </w:r>
+      <w:r>
+        <w:t xml:space="preserve"> </w:t>
+      </w:r>
+      <m:oMath>
+        <m:r>
+          <m:t>f</m:t>
+        </m:r>
+        <m:r>
+          <m:rPr>
+            <m:sty m:val="p"/>
+          </m:rPr>
+          <m:t>′</m:t>
+        </m:r>
+        <m:d>
+          <m:dPr>
+            <m:begChr m:val="("/>
+            <m:endChr m:val=")"/>
+            <m:sepChr m:val=""/>
+            <m:grow/>
+          </m:dPr>
+          <m:e>
+            <m:r>
+              <m:t>x</m:t>
+            </m:r>
+          </m:e>
+        </m:d>
+      </m:oMath>
+      <w:r>
+        <w:t xml:space="preserve">.</w:t>
+      </w:r>
+    </w:p>
+    <w:p>
+      <w:pPr>
+        <w:pStyle w:val="Compact"/>
+      </w:pPr>
+      <m:oMathPara>
+        <m:oMathParaPr>
+          <m:jc m:val="center"/>
+        </m:oMathParaPr>
+        <m:oMath>
+          <m:sSub>
+            <m:e>
+              <m:r>
+                <m:t>x</m:t>
+              </m:r>
+            </m:e>
+            <m:sub>
+              <m:r>
+                <m:t>k</m:t>
+              </m:r>
+              <m:r>
+                <m:rPr>
+                  <m:sty m:val="p"/>
+                </m:rPr>
+                <m:t>+</m:t>
+              </m:r>
+              <m:r>
+                <m:t>1</m:t>
+              </m:r>
+            </m:sub>
+          </m:sSub>
+          <m:r>
+            <m:rPr>
+              <m:sty m:val="p"/>
+            </m:rPr>
+            <m:t>=</m:t>
+          </m:r>
+          <m:sSub>
+            <m:e>
+              <m:r>
+                <m:t>x</m:t>
+              </m:r>
+            </m:e>
+            <m:sub>
+              <m:r>
+                <m:t>k</m:t>
+              </m:r>
+            </m:sub>
+          </m:sSub>
+          <m:r>
+            <m:rPr>
+              <m:sty m:val="p"/>
+            </m:rPr>
+            <m:t>−</m:t>
+          </m:r>
+          <m:r>
+            <m:t>f</m:t>
+          </m:r>
+          <m:r>
+            <m:rPr>
+              <m:sty m:val="p"/>
+            </m:rPr>
+            <m:t>′</m:t>
+          </m:r>
+          <m:d>
+            <m:dPr>
+              <m:begChr m:val="("/>
+              <m:endChr m:val=")"/>
+              <m:sepChr m:val=""/>
+              <m:grow/>
+            </m:dPr>
+            <m:e>
+              <m:sSub>
+                <m:e>
+                  <m:r>
+                    <m:t>x</m:t>
+                  </m:r>
+                </m:e>
+                <m:sub>
+                  <m:r>
+                    <m:t>k</m:t>
+                  </m:r>
+                </m:sub>
+              </m:sSub>
+            </m:e>
+          </m:d>
+          <m:f>
+            <m:fPr>
+              <m:type m:val="bar"/>
+            </m:fPr>
+            <m:num>
+              <m:sSub>
+                <m:e>
+                  <m:r>
+                    <m:t>x</m:t>
+                  </m:r>
+                </m:e>
+                <m:sub>
+                  <m:r>
+                    <m:t>k</m:t>
+                  </m:r>
+                </m:sub>
+              </m:sSub>
+              <m:r>
+                <m:rPr>
+                  <m:sty m:val="p"/>
+                </m:rPr>
+                <m:t>−</m:t>
+              </m:r>
+              <m:sSub>
+                <m:e>
+                  <m:r>
+                    <m:t>x</m:t>
+                  </m:r>
+                </m:e>
+                <m:sub>
+                  <m:r>
+                    <m:t>k</m:t>
+                  </m:r>
+                  <m:r>
+                    <m:rPr>
+                      <m:sty m:val="p"/>
+                    </m:rPr>
+                    <m:t>−</m:t>
+                  </m:r>
+                  <m:r>
+                    <m:t>1</m:t>
+                  </m:r>
+                </m:sub>
+              </m:sSub>
+            </m:num>
+            <m:den>
+              <m:r>
+                <m:t>f</m:t>
+              </m:r>
+              <m:r>
+                <m:rPr>
+                  <m:sty m:val="p"/>
+                </m:rPr>
+                <m:t>′</m:t>
+              </m:r>
+              <m:d>
+                <m:dPr>
+                  <m:begChr m:val="("/>
+                  <m:endChr m:val=")"/>
+                  <m:sepChr m:val=""/>
+                  <m:grow/>
+                </m:dPr>
+                <m:e>
+                  <m:sSub>
+                    <m:e>
+                      <m:r>
+                        <m:t>x</m:t>
+                      </m:r>
+                    </m:e>
+                    <m:sub>
+                      <m:r>
+                        <m:t>k</m:t>
+                      </m:r>
+                    </m:sub>
+                  </m:sSub>
+                </m:e>
+              </m:d>
+              <m:r>
+                <m:rPr>
+                  <m:sty m:val="p"/>
+                </m:rPr>
+                <m:t>−</m:t>
+              </m:r>
+              <m:r>
+                <m:t>f</m:t>
+              </m:r>
+              <m:r>
+                <m:rPr>
+                  <m:sty m:val="p"/>
+                </m:rPr>
+                <m:t>′</m:t>
+              </m:r>
+              <m:d>
+                <m:dPr>
+                  <m:begChr m:val="("/>
+                  <m:endChr m:val=")"/>
+                  <m:sepChr m:val=""/>
+                  <m:grow/>
+                </m:dPr>
+                <m:e>
+                  <m:sSub>
+                    <m:e>
+                      <m:r>
+                        <m:t>x</m:t>
+                      </m:r>
+                    </m:e>
+                    <m:sub>
+                      <m:r>
+                        <m:t>k</m:t>
+                      </m:r>
+                      <m:r>
+                        <m:rPr>
+                          <m:sty m:val="p"/>
+                        </m:rPr>
+                        <m:t>−</m:t>
+                      </m:r>
+                      <m:r>
+                        <m:t>1</m:t>
+                      </m:r>
+                    </m:sub>
+                  </m:sSub>
+                </m:e>
+              </m:d>
+            </m:den>
+          </m:f>
+        </m:oMath>
+      </m:oMathPara>
+    </w:p>
+    <w:p>
+      <w:pPr>
+        <w:pStyle w:val="Compact"/>
+        <w:numPr>
+          <w:ilvl w:val="0"/>
+          <w:numId w:val="1020"/>
+        </w:numPr>
+      </w:pPr>
+      <w:r>
+        <w:t xml:space="preserve">When approximating a root of a function</w:t>
+      </w:r>
+      <w:r>
+        <w:t xml:space="preserve"> </w:t>
+      </w:r>
+      <m:oMath>
+        <m:r>
+          <m:t>g</m:t>
+        </m:r>
+        <m:d>
+          <m:dPr>
+            <m:begChr m:val="("/>
+            <m:endChr m:val=")"/>
+            <m:sepChr m:val=""/>
+            <m:grow/>
+          </m:dPr>
+          <m:e>
+            <m:r>
+              <m:t>x</m:t>
+            </m:r>
+          </m:e>
+        </m:d>
+      </m:oMath>
+      <w:r>
+        <w:t xml:space="preserve"> </w:t>
+      </w:r>
+      <w:r>
+        <w:t xml:space="preserve">a differential of a</w:t>
+      </w:r>
+      <w:r>
+        <w:t xml:space="preserve"> </w:t>
+      </w:r>
+      <m:oMath>
+        <m:r>
+          <m:t>g</m:t>
+        </m:r>
+        <m:r>
+          <m:rPr>
+            <m:sty m:val="p"/>
+          </m:rPr>
+          <m:t>′</m:t>
+        </m:r>
+        <m:d>
+          <m:dPr>
+            <m:begChr m:val="("/>
+            <m:endChr m:val=")"/>
+            <m:sepChr m:val=""/>
+            <m:grow/>
+          </m:dPr>
+          <m:e>
+            <m:r>
+              <m:t>x</m:t>
+            </m:r>
+          </m:e>
+        </m:d>
+      </m:oMath>
+      <w:r>
+        <w:t xml:space="preserve"> </w:t>
+      </w:r>
+      <w:r>
+        <w:t xml:space="preserve">is not needed.</w:t>
+      </w:r>
+    </w:p>
+    <w:p>
+      <w:pPr>
+        <w:pStyle w:val="FirstParagraph"/>
+      </w:pPr>
+      <m:oMathPara>
+        <m:oMathParaPr>
+          <m:jc m:val="center"/>
+        </m:oMathParaPr>
+        <m:oMath>
+          <m:sSub>
+            <m:e>
+              <m:r>
+                <m:t>x</m:t>
+              </m:r>
+            </m:e>
+            <m:sub>
+              <m:r>
+                <m:t>k</m:t>
+              </m:r>
+              <m:r>
+                <m:rPr>
+                  <m:sty m:val="p"/>
+                </m:rPr>
+                <m:t>+</m:t>
+              </m:r>
+              <m:r>
+                <m:t>1</m:t>
+              </m:r>
+            </m:sub>
+          </m:sSub>
+          <m:r>
+            <m:rPr>
+              <m:sty m:val="p"/>
+            </m:rPr>
+            <m:t>=</m:t>
+          </m:r>
+          <m:sSub>
+            <m:e>
+              <m:r>
+                <m:t>x</m:t>
+              </m:r>
+            </m:e>
+            <m:sub>
+              <m:r>
+                <m:t>k</m:t>
+              </m:r>
+            </m:sub>
+          </m:sSub>
+          <m:r>
+            <m:rPr>
+              <m:sty m:val="p"/>
+            </m:rPr>
+            <m:t>−</m:t>
+          </m:r>
+          <m:r>
+            <m:t>g</m:t>
+          </m:r>
+          <m:d>
+            <m:dPr>
+              <m:begChr m:val="("/>
+              <m:endChr m:val=")"/>
+              <m:sepChr m:val=""/>
+              <m:grow/>
+            </m:dPr>
+            <m:e>
+              <m:sSub>
+                <m:e>
+                  <m:r>
+                    <m:t>x</m:t>
+                  </m:r>
+                </m:e>
+                <m:sub>
+                  <m:r>
+                    <m:t>k</m:t>
+                  </m:r>
+                </m:sub>
+              </m:sSub>
+            </m:e>
+          </m:d>
+          <m:f>
+            <m:fPr>
+              <m:type m:val="bar"/>
+            </m:fPr>
+            <m:num>
+              <m:sSub>
+                <m:e>
+                  <m:r>
+                    <m:t>x</m:t>
+                  </m:r>
+                </m:e>
+                <m:sub>
+                  <m:r>
+                    <m:t>k</m:t>
+                  </m:r>
+                </m:sub>
+              </m:sSub>
+              <m:r>
+                <m:rPr>
+                  <m:sty m:val="p"/>
+                </m:rPr>
+                <m:t>−</m:t>
+              </m:r>
+              <m:sSub>
+                <m:e>
+                  <m:r>
+                    <m:t>x</m:t>
+                  </m:r>
+                </m:e>
+                <m:sub>
+                  <m:r>
+                    <m:t>k</m:t>
+                  </m:r>
+                  <m:r>
+                    <m:rPr>
+                      <m:sty m:val="p"/>
+                    </m:rPr>
+                    <m:t>−</m:t>
+                  </m:r>
+                  <m:r>
+                    <m:t>1</m:t>
+                  </m:r>
+                </m:sub>
+              </m:sSub>
+            </m:num>
+            <m:den>
+              <m:r>
+                <m:t>g</m:t>
+              </m:r>
+              <m:d>
+                <m:dPr>
+                  <m:begChr m:val="("/>
+                  <m:endChr m:val=")"/>
+                  <m:sepChr m:val=""/>
+                  <m:grow/>
+                </m:dPr>
+                <m:e>
+                  <m:sSub>
+                    <m:e>
+                      <m:r>
+                        <m:t>x</m:t>
+                      </m:r>
+                    </m:e>
+                    <m:sub>
+                      <m:r>
+                        <m:t>k</m:t>
+                      </m:r>
+                    </m:sub>
+                  </m:sSub>
+                </m:e>
+              </m:d>
+              <m:r>
+                <m:rPr>
+                  <m:sty m:val="p"/>
+                </m:rPr>
+                <m:t>−</m:t>
+              </m:r>
+              <m:r>
+                <m:t>g</m:t>
+              </m:r>
+              <m:d>
+                <m:dPr>
+                  <m:begChr m:val="("/>
+                  <m:endChr m:val=")"/>
+                  <m:sepChr m:val=""/>
+                  <m:grow/>
+                </m:dPr>
+                <m:e>
+                  <m:sSub>
+                    <m:e>
+                      <m:r>
+                        <m:t>x</m:t>
+                      </m:r>
+                    </m:e>
+                    <m:sub>
+                      <m:r>
+                        <m:t>k</m:t>
+                      </m:r>
+                      <m:r>
+                        <m:rPr>
+                          <m:sty m:val="p"/>
+                        </m:rPr>
+                        <m:t>−</m:t>
+                      </m:r>
+                      <m:r>
+                        <m:t>1</m:t>
+                      </m:r>
+                    </m:sub>
+                  </m:sSub>
+                </m:e>
+              </m:d>
+            </m:den>
+          </m:f>
+        </m:oMath>
+      </m:oMathPara>
+    </w:p>
+    <w:p>
+      <w:pPr>
+        <w:pStyle w:val="FirstParagraph"/>
+      </w:pPr>
+      <w:r>
+        <w:rPr>
+          <w:b/>
+          <w:bCs/>
+        </w:rPr>
+        <w:t xml:space="preserve">Examples</w:t>
+      </w:r>
+      <w:r>
+        <w:t xml:space="preserve">:</w:t>
+      </w:r>
+      <w:r>
+        <w:t xml:space="preserve"> </w:t>
+      </w:r>
+      <w:r>
+        <w:t xml:space="preserve">1. Develop the secant method algorithm and find the root of the</w:t>
+      </w:r>
+      <w:r>
+        <w:t xml:space="preserve"> </w:t>
+      </w:r>
+      <m:oMath>
+        <m:r>
+          <m:t>g</m:t>
+        </m:r>
+        <m:d>
+          <m:dPr>
+            <m:begChr m:val="("/>
+            <m:endChr m:val=")"/>
+            <m:sepChr m:val=""/>
+            <m:grow/>
+          </m:dPr>
+          <m:e>
+            <m:r>
+              <m:t>x</m:t>
+            </m:r>
+          </m:e>
+        </m:d>
+        <m:r>
+          <m:rPr>
+            <m:sty m:val="p"/>
+          </m:rPr>
+          <m:t>=</m:t>
+        </m:r>
+        <m:r>
+          <m:t>x</m:t>
+        </m:r>
+        <m:r>
+          <m:rPr>
+            <m:sty m:val="p"/>
+          </m:rPr>
+          <m:t>*</m:t>
+        </m:r>
+        <m:r>
+          <m:rPr>
+            <m:sty m:val="p"/>
+          </m:rPr>
+          <m:t>*</m:t>
+        </m:r>
+        <m:r>
+          <m:t>3</m:t>
+        </m:r>
+        <m:r>
+          <m:rPr>
+            <m:sty m:val="p"/>
+          </m:rPr>
+          <m:t>−</m:t>
+        </m:r>
+        <m:r>
+          <m:t>12.2</m:t>
+        </m:r>
+        <m:r>
+          <m:rPr>
+            <m:sty m:val="p"/>
+          </m:rPr>
+          <m:t>*</m:t>
+        </m:r>
+        <m:r>
+          <m:t>x</m:t>
+        </m:r>
+        <m:r>
+          <m:rPr>
+            <m:sty m:val="p"/>
+          </m:rPr>
+          <m:t>*</m:t>
+        </m:r>
+        <m:r>
+          <m:rPr>
+            <m:sty m:val="p"/>
+          </m:rPr>
+          <m:t>*</m:t>
+        </m:r>
+        <m:r>
+          <m:t>2</m:t>
+        </m:r>
+        <m:r>
+          <m:rPr>
+            <m:sty m:val="p"/>
+          </m:rPr>
+          <m:t>+</m:t>
+        </m:r>
+        <m:r>
+          <m:t>42</m:t>
+        </m:r>
+        <m:r>
+          <m:rPr>
+            <m:sty m:val="p"/>
+          </m:rPr>
+          <m:t>=</m:t>
+        </m:r>
+        <m:r>
+          <m:t>0</m:t>
+        </m:r>
+      </m:oMath>
+      <w:r>
+        <w:t xml:space="preserve">,</w:t>
+      </w:r>
+      <w:r>
+        <w:t xml:space="preserve"> </w:t>
+      </w:r>
+      <w:r>
+        <w:rPr>
+          <w:i/>
+          <w:iCs/>
+        </w:rPr>
+        <w:t xml:space="preserve">(Example 7,5 page 107,</w:t>
+      </w:r>
+      <w:r>
+        <w:rPr>
+          <w:i/>
+          <w:iCs/>
+        </w:rPr>
+        <w:t xml:space="preserve"> </w:t>
+      </w:r>
+      <w:r>
+        <w:rPr>
+          <w:i/>
+          <w:iCs/>
+        </w:rPr>
+        <w:t xml:space="preserve">“</w:t>
+      </w:r>
+      <w:r>
+        <w:rPr>
+          <w:i/>
+          <w:iCs/>
+        </w:rPr>
+        <w:t xml:space="preserve">An Introduction to Optimization</w:t>
+      </w:r>
+      <w:r>
+        <w:rPr>
+          <w:i/>
+          <w:iCs/>
+        </w:rPr>
+        <w:t xml:space="preserve">”</w:t>
+      </w:r>
+      <w:r>
+        <w:rPr>
+          <w:i/>
+          <w:iCs/>
+        </w:rPr>
+        <w:t xml:space="preserve">)</w:t>
+      </w:r>
+      <w:r>
+        <w:t xml:space="preserve">.</w:t>
+      </w:r>
+    </w:p>
+    <w:p>
+      <w:pPr>
+        <w:pStyle w:val="Compact"/>
+        <w:numPr>
+          <w:ilvl w:val="0"/>
+          <w:numId w:val="1021"/>
+        </w:numPr>
+      </w:pPr>
+      <w:r>
+        <w:t xml:space="preserve">Using the</w:t>
+      </w:r>
+      <w:r>
+        <w:t xml:space="preserve"> </w:t>
+      </w:r>
+      <w:r>
+        <w:rPr>
+          <w:rStyle w:val="VerbatimChar"/>
+        </w:rPr>
+        <w:t xml:space="preserve">scipy.optimize.newton</w:t>
+      </w:r>
+      <w:r>
+        <w:t xml:space="preserve"> </w:t>
+      </w:r>
+      <w:r>
+        <w:t xml:space="preserve">library, Find the root of the</w:t>
+      </w:r>
+      <w:r>
+        <w:t xml:space="preserve"> </w:t>
+      </w:r>
+      <m:oMath>
+        <m:r>
+          <m:t>g</m:t>
+        </m:r>
+        <m:d>
+          <m:dPr>
+            <m:begChr m:val="("/>
+            <m:endChr m:val=")"/>
+            <m:sepChr m:val=""/>
+            <m:grow/>
+          </m:dPr>
+          <m:e>
+            <m:r>
+              <m:t>x</m:t>
+            </m:r>
+          </m:e>
+        </m:d>
+        <m:r>
+          <m:rPr>
+            <m:sty m:val="p"/>
+          </m:rPr>
+          <m:t>=</m:t>
+        </m:r>
+        <m:r>
+          <m:t>x</m:t>
+        </m:r>
+        <m:r>
+          <m:rPr>
+            <m:sty m:val="p"/>
+          </m:rPr>
+          <m:t>*</m:t>
+        </m:r>
+        <m:r>
+          <m:rPr>
+            <m:sty m:val="p"/>
+          </m:rPr>
+          <m:t>*</m:t>
+        </m:r>
+        <m:r>
+          <m:t>3</m:t>
+        </m:r>
+        <m:r>
+          <m:rPr>
+            <m:sty m:val="p"/>
+          </m:rPr>
+          <m:t>−</m:t>
+        </m:r>
+        <m:r>
+          <m:t>12.2</m:t>
+        </m:r>
+        <m:r>
+          <m:rPr>
+            <m:sty m:val="p"/>
+          </m:rPr>
+          <m:t>*</m:t>
+        </m:r>
+        <m:r>
+          <m:t>x</m:t>
+        </m:r>
+        <m:r>
+          <m:rPr>
+            <m:sty m:val="p"/>
+          </m:rPr>
+          <m:t>*</m:t>
+        </m:r>
+        <m:r>
+          <m:rPr>
+            <m:sty m:val="p"/>
+          </m:rPr>
+          <m:t>*</m:t>
+        </m:r>
+        <m:r>
+          <m:t>2</m:t>
+        </m:r>
+        <m:r>
+          <m:rPr>
+            <m:sty m:val="p"/>
+          </m:rPr>
+          <m:t>+</m:t>
+        </m:r>
+        <m:r>
+          <m:t>42</m:t>
+        </m:r>
+        <m:r>
+          <m:rPr>
+            <m:sty m:val="p"/>
+          </m:rPr>
+          <m:t>=</m:t>
+        </m:r>
+        <m:r>
+          <m:t>0</m:t>
+        </m:r>
+      </m:oMath>
+      <w:r>
+        <w:t xml:space="preserve">,</w:t>
+      </w:r>
+      <w:r>
+        <w:t xml:space="preserve"> </w:t>
+      </w:r>
+      <w:r>
+        <w:rPr>
+          <w:i/>
+          <w:iCs/>
+        </w:rPr>
+        <w:t xml:space="preserve">(Example 7,5 page 107,</w:t>
+      </w:r>
+      <w:r>
+        <w:rPr>
+          <w:i/>
+          <w:iCs/>
+        </w:rPr>
+        <w:t xml:space="preserve"> </w:t>
+      </w:r>
+      <w:r>
+        <w:rPr>
+          <w:i/>
+          <w:iCs/>
+        </w:rPr>
+        <w:t xml:space="preserve">“</w:t>
+      </w:r>
+      <w:r>
+        <w:rPr>
+          <w:i/>
+          <w:iCs/>
+        </w:rPr>
+        <w:t xml:space="preserve">An Introduction to Optimization</w:t>
+      </w:r>
+      <w:r>
+        <w:rPr>
+          <w:i/>
+          <w:iCs/>
+        </w:rPr>
+        <w:t xml:space="preserve">”</w:t>
+      </w:r>
+      <w:r>
+        <w:rPr>
+          <w:i/>
+          <w:iCs/>
+        </w:rPr>
+        <w:t xml:space="preserve">)</w:t>
+      </w:r>
+      <w:r>
+        <w:t xml:space="preserve">.</w:t>
       </w:r>
     </w:p>
     <w:p>
@@ -39605,9 +40723,1260 @@
       </w:pPr>
       <w:r>
         <w:rPr>
-          <w:rStyle w:val="VerbatimChar"/>
-        </w:rPr>
-        <w:t xml:space="preserve">Root calculated with scipy.optimize.newton, X=11.199999999999998</w:t>
+          <w:rStyle w:val="CommentTok"/>
+        </w:rPr>
+        <w:t xml:space="preserve"># Secant algorithm, Example 7,5 page 107</w:t>
+      </w:r>
+      <w:r>
+        <w:br/>
+      </w:r>
+      <w:r>
+        <w:br/>
+      </w:r>
+      <w:r>
+        <w:rPr>
+          <w:rStyle w:val="ImportTok"/>
+        </w:rPr>
+        <w:t xml:space="preserve">import</w:t>
+      </w:r>
+      <w:r>
+        <w:rPr>
+          <w:rStyle w:val="NormalTok"/>
+        </w:rPr>
+        <w:t xml:space="preserve"> numpy </w:t>
+      </w:r>
+      <w:r>
+        <w:rPr>
+          <w:rStyle w:val="ImportTok"/>
+        </w:rPr>
+        <w:t xml:space="preserve">as</w:t>
+      </w:r>
+      <w:r>
+        <w:rPr>
+          <w:rStyle w:val="NormalTok"/>
+        </w:rPr>
+        <w:t xml:space="preserve"> np</w:t>
+      </w:r>
+      <w:r>
+        <w:br/>
+      </w:r>
+      <w:r>
+        <w:rPr>
+          <w:rStyle w:val="ImportTok"/>
+        </w:rPr>
+        <w:t xml:space="preserve">import</w:t>
+      </w:r>
+      <w:r>
+        <w:rPr>
+          <w:rStyle w:val="NormalTok"/>
+        </w:rPr>
+        <w:t xml:space="preserve"> matplotlib.pyplot </w:t>
+      </w:r>
+      <w:r>
+        <w:rPr>
+          <w:rStyle w:val="ImportTok"/>
+        </w:rPr>
+        <w:t xml:space="preserve">as</w:t>
+      </w:r>
+      <w:r>
+        <w:rPr>
+          <w:rStyle w:val="NormalTok"/>
+        </w:rPr>
+        <w:t xml:space="preserve"> plt</w:t>
+      </w:r>
+      <w:r>
+        <w:br/>
+      </w:r>
+      <w:r>
+        <w:rPr>
+          <w:rStyle w:val="ImportTok"/>
+        </w:rPr>
+        <w:t xml:space="preserve">from</w:t>
+      </w:r>
+      <w:r>
+        <w:rPr>
+          <w:rStyle w:val="NormalTok"/>
+        </w:rPr>
+        <w:t xml:space="preserve"> scipy.optimize </w:t>
+      </w:r>
+      <w:r>
+        <w:rPr>
+          <w:rStyle w:val="ImportTok"/>
+        </w:rPr>
+        <w:t xml:space="preserve">import</w:t>
+      </w:r>
+      <w:r>
+        <w:rPr>
+          <w:rStyle w:val="NormalTok"/>
+        </w:rPr>
+        <w:t xml:space="preserve"> newton</w:t>
+      </w:r>
+      <w:r>
+        <w:br/>
+      </w:r>
+      <w:r>
+        <w:br/>
+      </w:r>
+      <w:r>
+        <w:rPr>
+          <w:rStyle w:val="CommentTok"/>
+        </w:rPr>
+        <w:t xml:space="preserve"># Example 1</w:t>
+      </w:r>
+      <w:r>
+        <w:br/>
+      </w:r>
+      <w:r>
+        <w:br/>
+      </w:r>
+      <w:r>
+        <w:rPr>
+          <w:rStyle w:val="CommentTok"/>
+        </w:rPr>
+        <w:t xml:space="preserve"># Find the root of the function</w:t>
+      </w:r>
+      <w:r>
+        <w:br/>
+      </w:r>
+      <w:r>
+        <w:rPr>
+          <w:rStyle w:val="KeywordTok"/>
+        </w:rPr>
+        <w:t xml:space="preserve">def</w:t>
+      </w:r>
+      <w:r>
+        <w:rPr>
+          <w:rStyle w:val="NormalTok"/>
+        </w:rPr>
+        <w:t xml:space="preserve"> g(x_in:</w:t>
+      </w:r>
+      <w:r>
+        <w:rPr>
+          <w:rStyle w:val="BuiltInTok"/>
+        </w:rPr>
+        <w:t xml:space="preserve">float</w:t>
+      </w:r>
+      <w:r>
+        <w:rPr>
+          <w:rStyle w:val="NormalTok"/>
+        </w:rPr>
+        <w:t xml:space="preserve">)</w:t>
+      </w:r>
+      <w:r>
+        <w:rPr>
+          <w:rStyle w:val="OperatorTok"/>
+        </w:rPr>
+        <w:t xml:space="preserve">-&gt;</w:t>
+      </w:r>
+      <w:r>
+        <w:rPr>
+          <w:rStyle w:val="BuiltInTok"/>
+        </w:rPr>
+        <w:t xml:space="preserve">float</w:t>
+      </w:r>
+      <w:r>
+        <w:rPr>
+          <w:rStyle w:val="NormalTok"/>
+        </w:rPr>
+        <w:t xml:space="preserve">:</w:t>
+      </w:r>
+      <w:r>
+        <w:br/>
+      </w:r>
+      <w:r>
+        <w:rPr>
+          <w:rStyle w:val="NormalTok"/>
+        </w:rPr>
+        <w:t xml:space="preserve">  </w:t>
+      </w:r>
+      <w:r>
+        <w:rPr>
+          <w:rStyle w:val="ControlFlowTok"/>
+        </w:rPr>
+        <w:t xml:space="preserve">return</w:t>
+      </w:r>
+      <w:r>
+        <w:rPr>
+          <w:rStyle w:val="NormalTok"/>
+        </w:rPr>
+        <w:t xml:space="preserve"> x_in</w:t>
+      </w:r>
+      <w:r>
+        <w:rPr>
+          <w:rStyle w:val="OperatorTok"/>
+        </w:rPr>
+        <w:t xml:space="preserve">**</w:t>
+      </w:r>
+      <w:r>
+        <w:rPr>
+          <w:rStyle w:val="DecValTok"/>
+        </w:rPr>
+        <w:t xml:space="preserve">3</w:t>
+      </w:r>
+      <w:r>
+        <w:rPr>
+          <w:rStyle w:val="NormalTok"/>
+        </w:rPr>
+        <w:t xml:space="preserve"> </w:t>
+      </w:r>
+      <w:r>
+        <w:rPr>
+          <w:rStyle w:val="OperatorTok"/>
+        </w:rPr>
+        <w:t xml:space="preserve">-</w:t>
+      </w:r>
+      <w:r>
+        <w:rPr>
+          <w:rStyle w:val="NormalTok"/>
+        </w:rPr>
+        <w:t xml:space="preserve"> </w:t>
+      </w:r>
+      <w:r>
+        <w:rPr>
+          <w:rStyle w:val="FloatTok"/>
+        </w:rPr>
+        <w:t xml:space="preserve">12.2</w:t>
+      </w:r>
+      <w:r>
+        <w:rPr>
+          <w:rStyle w:val="OperatorTok"/>
+        </w:rPr>
+        <w:t xml:space="preserve">*</w:t>
+      </w:r>
+      <w:r>
+        <w:rPr>
+          <w:rStyle w:val="NormalTok"/>
+        </w:rPr>
+        <w:t xml:space="preserve">x_in</w:t>
+      </w:r>
+      <w:r>
+        <w:rPr>
+          <w:rStyle w:val="OperatorTok"/>
+        </w:rPr>
+        <w:t xml:space="preserve">**</w:t>
+      </w:r>
+      <w:r>
+        <w:rPr>
+          <w:rStyle w:val="DecValTok"/>
+        </w:rPr>
+        <w:t xml:space="preserve">2</w:t>
+      </w:r>
+      <w:r>
+        <w:rPr>
+          <w:rStyle w:val="NormalTok"/>
+        </w:rPr>
+        <w:t xml:space="preserve"> </w:t>
+      </w:r>
+      <w:r>
+        <w:rPr>
+          <w:rStyle w:val="OperatorTok"/>
+        </w:rPr>
+        <w:t xml:space="preserve">+</w:t>
+      </w:r>
+      <w:r>
+        <w:rPr>
+          <w:rStyle w:val="NormalTok"/>
+        </w:rPr>
+        <w:t xml:space="preserve"> </w:t>
+      </w:r>
+      <w:r>
+        <w:rPr>
+          <w:rStyle w:val="FloatTok"/>
+        </w:rPr>
+        <w:t xml:space="preserve">7.45</w:t>
+      </w:r>
+      <w:r>
+        <w:rPr>
+          <w:rStyle w:val="OperatorTok"/>
+        </w:rPr>
+        <w:t xml:space="preserve">*</w:t>
+      </w:r>
+      <w:r>
+        <w:rPr>
+          <w:rStyle w:val="NormalTok"/>
+        </w:rPr>
+        <w:t xml:space="preserve">x_in </w:t>
+      </w:r>
+      <w:r>
+        <w:rPr>
+          <w:rStyle w:val="OperatorTok"/>
+        </w:rPr>
+        <w:t xml:space="preserve">+</w:t>
+      </w:r>
+      <w:r>
+        <w:rPr>
+          <w:rStyle w:val="NormalTok"/>
+        </w:rPr>
+        <w:t xml:space="preserve"> </w:t>
+      </w:r>
+      <w:r>
+        <w:rPr>
+          <w:rStyle w:val="DecValTok"/>
+        </w:rPr>
+        <w:t xml:space="preserve">42</w:t>
+      </w:r>
+      <w:r>
+        <w:br/>
+      </w:r>
+      <w:r>
+        <w:br/>
+      </w:r>
+      <w:r>
+        <w:rPr>
+          <w:rStyle w:val="CommentTok"/>
+        </w:rPr>
+        <w:t xml:space="preserve"># Plot</w:t>
+      </w:r>
+      <w:r>
+        <w:br/>
+      </w:r>
+      <w:r>
+        <w:rPr>
+          <w:rStyle w:val="NormalTok"/>
+        </w:rPr>
+        <w:t xml:space="preserve">x_plot </w:t>
+      </w:r>
+      <w:r>
+        <w:rPr>
+          <w:rStyle w:val="OperatorTok"/>
+        </w:rPr>
+        <w:t xml:space="preserve">=</w:t>
+      </w:r>
+      <w:r>
+        <w:rPr>
+          <w:rStyle w:val="NormalTok"/>
+        </w:rPr>
+        <w:t xml:space="preserve"> np.linspace(</w:t>
+      </w:r>
+      <w:r>
+        <w:rPr>
+          <w:rStyle w:val="FloatTok"/>
+        </w:rPr>
+        <w:t xml:space="preserve">8.8</w:t>
+      </w:r>
+      <w:r>
+        <w:rPr>
+          <w:rStyle w:val="NormalTok"/>
+        </w:rPr>
+        <w:t xml:space="preserve">, </w:t>
+      </w:r>
+      <w:r>
+        <w:rPr>
+          <w:rStyle w:val="DecValTok"/>
+        </w:rPr>
+        <w:t xml:space="preserve">13</w:t>
+      </w:r>
+      <w:r>
+        <w:rPr>
+          <w:rStyle w:val="NormalTok"/>
+        </w:rPr>
+        <w:t xml:space="preserve">, </w:t>
+      </w:r>
+      <w:r>
+        <w:rPr>
+          <w:rStyle w:val="DecValTok"/>
+        </w:rPr>
+        <w:t xml:space="preserve">100</w:t>
+      </w:r>
+      <w:r>
+        <w:rPr>
+          <w:rStyle w:val="NormalTok"/>
+        </w:rPr>
+        <w:t xml:space="preserve">)</w:t>
+      </w:r>
+      <w:r>
+        <w:br/>
+      </w:r>
+      <w:r>
+        <w:rPr>
+          <w:rStyle w:val="CommentTok"/>
+        </w:rPr>
+        <w:t xml:space="preserve"># Generate data</w:t>
+      </w:r>
+      <w:r>
+        <w:br/>
+      </w:r>
+      <w:r>
+        <w:rPr>
+          <w:rStyle w:val="NormalTok"/>
+        </w:rPr>
+        <w:t xml:space="preserve">x_plot </w:t>
+      </w:r>
+      <w:r>
+        <w:rPr>
+          <w:rStyle w:val="OperatorTok"/>
+        </w:rPr>
+        <w:t xml:space="preserve">=</w:t>
+      </w:r>
+      <w:r>
+        <w:rPr>
+          <w:rStyle w:val="NormalTok"/>
+        </w:rPr>
+        <w:t xml:space="preserve"> np.linspace(</w:t>
+      </w:r>
+      <w:r>
+        <w:rPr>
+          <w:rStyle w:val="FloatTok"/>
+        </w:rPr>
+        <w:t xml:space="preserve">8.8</w:t>
+      </w:r>
+      <w:r>
+        <w:rPr>
+          <w:rStyle w:val="NormalTok"/>
+        </w:rPr>
+        <w:t xml:space="preserve">, </w:t>
+      </w:r>
+      <w:r>
+        <w:rPr>
+          <w:rStyle w:val="DecValTok"/>
+        </w:rPr>
+        <w:t xml:space="preserve">13</w:t>
+      </w:r>
+      <w:r>
+        <w:rPr>
+          <w:rStyle w:val="NormalTok"/>
+        </w:rPr>
+        <w:t xml:space="preserve">, </w:t>
+      </w:r>
+      <w:r>
+        <w:rPr>
+          <w:rStyle w:val="DecValTok"/>
+        </w:rPr>
+        <w:t xml:space="preserve">100</w:t>
+      </w:r>
+      <w:r>
+        <w:rPr>
+          <w:rStyle w:val="NormalTok"/>
+        </w:rPr>
+        <w:t xml:space="preserve">)</w:t>
+      </w:r>
+      <w:r>
+        <w:br/>
+      </w:r>
+      <w:r>
+        <w:br/>
+      </w:r>
+      <w:r>
+        <w:rPr>
+          <w:rStyle w:val="CommentTok"/>
+        </w:rPr>
+        <w:t xml:space="preserve"># Create the plot</w:t>
+      </w:r>
+      <w:r>
+        <w:br/>
+      </w:r>
+      <w:r>
+        <w:rPr>
+          <w:rStyle w:val="NormalTok"/>
+        </w:rPr>
+        <w:t xml:space="preserve">fig, ax </w:t>
+      </w:r>
+      <w:r>
+        <w:rPr>
+          <w:rStyle w:val="OperatorTok"/>
+        </w:rPr>
+        <w:t xml:space="preserve">=</w:t>
+      </w:r>
+      <w:r>
+        <w:rPr>
+          <w:rStyle w:val="NormalTok"/>
+        </w:rPr>
+        <w:t xml:space="preserve"> plt.subplots()</w:t>
+      </w:r>
+      <w:r>
+        <w:br/>
+      </w:r>
+      <w:r>
+        <w:br/>
+      </w:r>
+      <w:r>
+        <w:rPr>
+          <w:rStyle w:val="CommentTok"/>
+        </w:rPr>
+        <w:t xml:space="preserve"># Plot the data</w:t>
+      </w:r>
+      <w:r>
+        <w:br/>
+      </w:r>
+      <w:r>
+        <w:rPr>
+          <w:rStyle w:val="NormalTok"/>
+        </w:rPr>
+        <w:t xml:space="preserve">plt.plot(x_plot, g(x_plot))</w:t>
+      </w:r>
+      <w:r>
+        <w:br/>
+      </w:r>
+      <w:r>
+        <w:rPr>
+          <w:rStyle w:val="NormalTok"/>
+        </w:rPr>
+        <w:t xml:space="preserve">plt.grid()</w:t>
+      </w:r>
+      <w:r>
+        <w:br/>
+      </w:r>
+      <w:r>
+        <w:br/>
+      </w:r>
+      <w:r>
+        <w:rPr>
+          <w:rStyle w:val="CommentTok"/>
+        </w:rPr>
+        <w:t xml:space="preserve"># Show the plot</w:t>
+      </w:r>
+      <w:r>
+        <w:br/>
+      </w:r>
+      <w:r>
+        <w:rPr>
+          <w:rStyle w:val="NormalTok"/>
+        </w:rPr>
+        <w:t xml:space="preserve">plt.show()</w:t>
+      </w:r>
+      <w:r>
+        <w:br/>
+      </w:r>
+      <w:r>
+        <w:br/>
+      </w:r>
+      <w:r>
+        <w:rPr>
+          <w:rStyle w:val="KeywordTok"/>
+        </w:rPr>
+        <w:t xml:space="preserve">def</w:t>
+      </w:r>
+      <w:r>
+        <w:rPr>
+          <w:rStyle w:val="NormalTok"/>
+        </w:rPr>
+        <w:t xml:space="preserve"> secant_method_step_builder(f_in):</w:t>
+      </w:r>
+      <w:r>
+        <w:br/>
+      </w:r>
+      <w:r>
+        <w:rPr>
+          <w:rStyle w:val="NormalTok"/>
+        </w:rPr>
+        <w:t xml:space="preserve">    </w:t>
+      </w:r>
+      <w:r>
+        <w:rPr>
+          <w:rStyle w:val="KeywordTok"/>
+        </w:rPr>
+        <w:t xml:space="preserve">def</w:t>
+      </w:r>
+      <w:r>
+        <w:rPr>
+          <w:rStyle w:val="NormalTok"/>
+        </w:rPr>
+        <w:t xml:space="preserve"> step_function(x_approximations_in):</w:t>
+      </w:r>
+      <w:r>
+        <w:br/>
+      </w:r>
+      <w:r>
+        <w:rPr>
+          <w:rStyle w:val="NormalTok"/>
+        </w:rPr>
+        <w:t xml:space="preserve">      _a </w:t>
+      </w:r>
+      <w:r>
+        <w:rPr>
+          <w:rStyle w:val="OperatorTok"/>
+        </w:rPr>
+        <w:t xml:space="preserve">=</w:t>
+      </w:r>
+      <w:r>
+        <w:rPr>
+          <w:rStyle w:val="NormalTok"/>
+        </w:rPr>
+        <w:t xml:space="preserve"> (f_in(x_approximations_in[</w:t>
+      </w:r>
+      <w:r>
+        <w:rPr>
+          <w:rStyle w:val="OperatorTok"/>
+        </w:rPr>
+        <w:t xml:space="preserve">-</w:t>
+      </w:r>
+      <w:r>
+        <w:rPr>
+          <w:rStyle w:val="DecValTok"/>
+        </w:rPr>
+        <w:t xml:space="preserve">1</w:t>
+      </w:r>
+      <w:r>
+        <w:rPr>
+          <w:rStyle w:val="NormalTok"/>
+        </w:rPr>
+        <w:t xml:space="preserve">])</w:t>
+      </w:r>
+      <w:r>
+        <w:rPr>
+          <w:rStyle w:val="OperatorTok"/>
+        </w:rPr>
+        <w:t xml:space="preserve">*</w:t>
+      </w:r>
+      <w:r>
+        <w:rPr>
+          <w:rStyle w:val="NormalTok"/>
+        </w:rPr>
+        <w:t xml:space="preserve">x_approximations_in[</w:t>
+      </w:r>
+      <w:r>
+        <w:rPr>
+          <w:rStyle w:val="OperatorTok"/>
+        </w:rPr>
+        <w:t xml:space="preserve">-</w:t>
+      </w:r>
+      <w:r>
+        <w:rPr>
+          <w:rStyle w:val="DecValTok"/>
+        </w:rPr>
+        <w:t xml:space="preserve">2</w:t>
+      </w:r>
+      <w:r>
+        <w:rPr>
+          <w:rStyle w:val="NormalTok"/>
+        </w:rPr>
+        <w:t xml:space="preserve">] </w:t>
+      </w:r>
+      <w:r>
+        <w:rPr>
+          <w:rStyle w:val="OperatorTok"/>
+        </w:rPr>
+        <w:t xml:space="preserve">-</w:t>
+      </w:r>
+      <w:r>
+        <w:rPr>
+          <w:rStyle w:val="NormalTok"/>
+        </w:rPr>
+        <w:t xml:space="preserve"> f_in(x_approximations_in[</w:t>
+      </w:r>
+      <w:r>
+        <w:rPr>
+          <w:rStyle w:val="OperatorTok"/>
+        </w:rPr>
+        <w:t xml:space="preserve">-</w:t>
+      </w:r>
+      <w:r>
+        <w:rPr>
+          <w:rStyle w:val="DecValTok"/>
+        </w:rPr>
+        <w:t xml:space="preserve">2</w:t>
+      </w:r>
+      <w:r>
+        <w:rPr>
+          <w:rStyle w:val="NormalTok"/>
+        </w:rPr>
+        <w:t xml:space="preserve">])</w:t>
+      </w:r>
+      <w:r>
+        <w:rPr>
+          <w:rStyle w:val="OperatorTok"/>
+        </w:rPr>
+        <w:t xml:space="preserve">*</w:t>
+      </w:r>
+      <w:r>
+        <w:rPr>
+          <w:rStyle w:val="NormalTok"/>
+        </w:rPr>
+        <w:t xml:space="preserve">x_approximations_in[</w:t>
+      </w:r>
+      <w:r>
+        <w:rPr>
+          <w:rStyle w:val="OperatorTok"/>
+        </w:rPr>
+        <w:t xml:space="preserve">-</w:t>
+      </w:r>
+      <w:r>
+        <w:rPr>
+          <w:rStyle w:val="DecValTok"/>
+        </w:rPr>
+        <w:t xml:space="preserve">1</w:t>
+      </w:r>
+      <w:r>
+        <w:rPr>
+          <w:rStyle w:val="NormalTok"/>
+        </w:rPr>
+        <w:t xml:space="preserve">])</w:t>
+      </w:r>
+      <w:r>
+        <w:br/>
+      </w:r>
+      <w:r>
+        <w:rPr>
+          <w:rStyle w:val="NormalTok"/>
+        </w:rPr>
+        <w:t xml:space="preserve">      _b </w:t>
+      </w:r>
+      <w:r>
+        <w:rPr>
+          <w:rStyle w:val="OperatorTok"/>
+        </w:rPr>
+        <w:t xml:space="preserve">=</w:t>
+      </w:r>
+      <w:r>
+        <w:rPr>
+          <w:rStyle w:val="NormalTok"/>
+        </w:rPr>
+        <w:t xml:space="preserve"> (f_in(x_approximations_in[</w:t>
+      </w:r>
+      <w:r>
+        <w:rPr>
+          <w:rStyle w:val="OperatorTok"/>
+        </w:rPr>
+        <w:t xml:space="preserve">-</w:t>
+      </w:r>
+      <w:r>
+        <w:rPr>
+          <w:rStyle w:val="DecValTok"/>
+        </w:rPr>
+        <w:t xml:space="preserve">1</w:t>
+      </w:r>
+      <w:r>
+        <w:rPr>
+          <w:rStyle w:val="NormalTok"/>
+        </w:rPr>
+        <w:t xml:space="preserve">]) </w:t>
+      </w:r>
+      <w:r>
+        <w:rPr>
+          <w:rStyle w:val="OperatorTok"/>
+        </w:rPr>
+        <w:t xml:space="preserve">-</w:t>
+      </w:r>
+      <w:r>
+        <w:rPr>
+          <w:rStyle w:val="NormalTok"/>
+        </w:rPr>
+        <w:t xml:space="preserve"> f_in(x_approximations_in[</w:t>
+      </w:r>
+      <w:r>
+        <w:rPr>
+          <w:rStyle w:val="OperatorTok"/>
+        </w:rPr>
+        <w:t xml:space="preserve">-</w:t>
+      </w:r>
+      <w:r>
+        <w:rPr>
+          <w:rStyle w:val="DecValTok"/>
+        </w:rPr>
+        <w:t xml:space="preserve">2</w:t>
+      </w:r>
+      <w:r>
+        <w:rPr>
+          <w:rStyle w:val="NormalTok"/>
+        </w:rPr>
+        <w:t xml:space="preserve">]))</w:t>
+      </w:r>
+      <w:r>
+        <w:br/>
+      </w:r>
+      <w:r>
+        <w:rPr>
+          <w:rStyle w:val="NormalTok"/>
+        </w:rPr>
+        <w:t xml:space="preserve">      </w:t>
+      </w:r>
+      <w:r>
+        <w:rPr>
+          <w:rStyle w:val="ControlFlowTok"/>
+        </w:rPr>
+        <w:t xml:space="preserve">return</w:t>
+      </w:r>
+      <w:r>
+        <w:rPr>
+          <w:rStyle w:val="NormalTok"/>
+        </w:rPr>
+        <w:t xml:space="preserve"> _a</w:t>
+      </w:r>
+      <w:r>
+        <w:rPr>
+          <w:rStyle w:val="OperatorTok"/>
+        </w:rPr>
+        <w:t xml:space="preserve">/</w:t>
+      </w:r>
+      <w:r>
+        <w:rPr>
+          <w:rStyle w:val="NormalTok"/>
+        </w:rPr>
+        <w:t xml:space="preserve">_b</w:t>
+      </w:r>
+      <w:r>
+        <w:br/>
+      </w:r>
+      <w:r>
+        <w:rPr>
+          <w:rStyle w:val="NormalTok"/>
+        </w:rPr>
+        <w:t xml:space="preserve">    </w:t>
+      </w:r>
+      <w:r>
+        <w:rPr>
+          <w:rStyle w:val="ControlFlowTok"/>
+        </w:rPr>
+        <w:t xml:space="preserve">return</w:t>
+      </w:r>
+      <w:r>
+        <w:rPr>
+          <w:rStyle w:val="NormalTok"/>
+        </w:rPr>
+        <w:t xml:space="preserve"> step_function</w:t>
+      </w:r>
+      <w:r>
+        <w:br/>
+      </w:r>
+      <w:r>
+        <w:br/>
+      </w:r>
+      <w:r>
+        <w:br/>
+      </w:r>
+      <w:r>
+        <w:rPr>
+          <w:rStyle w:val="KeywordTok"/>
+        </w:rPr>
+        <w:t xml:space="preserve">def</w:t>
+      </w:r>
+      <w:r>
+        <w:rPr>
+          <w:rStyle w:val="NormalTok"/>
+        </w:rPr>
+        <w:t xml:space="preserve"> secant_method(approximations_in, function_in, stop_criterion_in):</w:t>
+      </w:r>
+      <w:r>
+        <w:br/>
+      </w:r>
+      <w:r>
+        <w:rPr>
+          <w:rStyle w:val="NormalTok"/>
+        </w:rPr>
+        <w:t xml:space="preserve">  </w:t>
+      </w:r>
+      <w:r>
+        <w:rPr>
+          <w:rStyle w:val="ControlFlowTok"/>
+        </w:rPr>
+        <w:t xml:space="preserve">return</w:t>
+      </w:r>
+      <w:r>
+        <w:rPr>
+          <w:rStyle w:val="NormalTok"/>
+        </w:rPr>
+        <w:t xml:space="preserve"> general_approximation_iterator(approximations_in,</w:t>
+      </w:r>
+      <w:r>
+        <w:br/>
+      </w:r>
+      <w:r>
+        <w:rPr>
+          <w:rStyle w:val="NormalTok"/>
+        </w:rPr>
+        <w:t xml:space="preserve">                                    secant_method_step_builder(function_in),</w:t>
+      </w:r>
+      <w:r>
+        <w:br/>
+      </w:r>
+      <w:r>
+        <w:rPr>
+          <w:rStyle w:val="NormalTok"/>
+        </w:rPr>
+        <w:t xml:space="preserve">                                    stop_criterion_in)</w:t>
+      </w:r>
+      <w:r>
+        <w:br/>
+      </w:r>
+      <w:r>
+        <w:br/>
+      </w:r>
+      <w:r>
+        <w:rPr>
+          <w:rStyle w:val="NormalTok"/>
+        </w:rPr>
+        <w:t xml:space="preserve">x_approximations </w:t>
+      </w:r>
+      <w:r>
+        <w:rPr>
+          <w:rStyle w:val="OperatorTok"/>
+        </w:rPr>
+        <w:t xml:space="preserve">=</w:t>
+      </w:r>
+      <w:r>
+        <w:rPr>
+          <w:rStyle w:val="NormalTok"/>
+        </w:rPr>
+        <w:t xml:space="preserve"> []</w:t>
+      </w:r>
+      <w:r>
+        <w:br/>
+      </w:r>
+      <w:r>
+        <w:rPr>
+          <w:rStyle w:val="NormalTok"/>
+        </w:rPr>
+        <w:t xml:space="preserve">x_approximations.append(</w:t>
+      </w:r>
+      <w:r>
+        <w:rPr>
+          <w:rStyle w:val="DecValTok"/>
+        </w:rPr>
+        <w:t xml:space="preserve">13</w:t>
+      </w:r>
+      <w:r>
+        <w:rPr>
+          <w:rStyle w:val="NormalTok"/>
+        </w:rPr>
+        <w:t xml:space="preserve">)</w:t>
+      </w:r>
+      <w:r>
+        <w:br/>
+      </w:r>
+      <w:r>
+        <w:rPr>
+          <w:rStyle w:val="NormalTok"/>
+        </w:rPr>
+        <w:t xml:space="preserve">x_approximations.append(</w:t>
+      </w:r>
+      <w:r>
+        <w:rPr>
+          <w:rStyle w:val="DecValTok"/>
+        </w:rPr>
+        <w:t xml:space="preserve">12</w:t>
+      </w:r>
+      <w:r>
+        <w:rPr>
+          <w:rStyle w:val="NormalTok"/>
+        </w:rPr>
+        <w:t xml:space="preserve">)</w:t>
+      </w:r>
+      <w:r>
+        <w:br/>
+      </w:r>
+      <w:r>
+        <w:br/>
+      </w:r>
+      <w:r>
+        <w:rPr>
+          <w:rStyle w:val="NormalTok"/>
+        </w:rPr>
+        <w:t xml:space="preserve">stop_criterion_secant </w:t>
+      </w:r>
+      <w:r>
+        <w:rPr>
+          <w:rStyle w:val="OperatorTok"/>
+        </w:rPr>
+        <w:t xml:space="preserve">=</w:t>
+      </w:r>
+      <w:r>
+        <w:rPr>
+          <w:rStyle w:val="NormalTok"/>
+        </w:rPr>
+        <w:t xml:space="preserve"> stop_criterion_relative_step(</w:t>
+      </w:r>
+      <w:r>
+        <w:rPr>
+          <w:rStyle w:val="FloatTok"/>
+        </w:rPr>
+        <w:t xml:space="preserve">1e-12</w:t>
+      </w:r>
+      <w:r>
+        <w:rPr>
+          <w:rStyle w:val="NormalTok"/>
+        </w:rPr>
+        <w:t xml:space="preserve">)</w:t>
+      </w:r>
+      <w:r>
+        <w:br/>
+      </w:r>
+      <w:r>
+        <w:br/>
+      </w:r>
+      <w:r>
+        <w:rPr>
+          <w:rStyle w:val="NormalTok"/>
+        </w:rPr>
+        <w:t xml:space="preserve">secant_method(x_approximations, g, stop_criterion_secant)</w:t>
+      </w:r>
+      <w:r>
+        <w:br/>
+      </w:r>
+      <w:r>
+        <w:br/>
+      </w:r>
+      <w:r>
+        <w:rPr>
+          <w:rStyle w:val="ControlFlowTok"/>
+        </w:rPr>
+        <w:t xml:space="preserve">for</w:t>
+      </w:r>
+      <w:r>
+        <w:rPr>
+          <w:rStyle w:val="NormalTok"/>
+        </w:rPr>
+        <w:t xml:space="preserve"> element </w:t>
+      </w:r>
+      <w:r>
+        <w:rPr>
+          <w:rStyle w:val="KeywordTok"/>
+        </w:rPr>
+        <w:t xml:space="preserve">in</w:t>
+      </w:r>
+      <w:r>
+        <w:rPr>
+          <w:rStyle w:val="NormalTok"/>
+        </w:rPr>
+        <w:t xml:space="preserve"> </w:t>
+      </w:r>
+      <w:r>
+        <w:rPr>
+          <w:rStyle w:val="BuiltInTok"/>
+        </w:rPr>
+        <w:t xml:space="preserve">enumerate</w:t>
+      </w:r>
+      <w:r>
+        <w:rPr>
+          <w:rStyle w:val="NormalTok"/>
+        </w:rPr>
+        <w:t xml:space="preserve">(x_approximations):</w:t>
+      </w:r>
+      <w:r>
+        <w:br/>
+      </w:r>
+      <w:r>
+        <w:rPr>
+          <w:rStyle w:val="NormalTok"/>
+        </w:rPr>
+        <w:t xml:space="preserve">    </w:t>
+      </w:r>
+      <w:r>
+        <w:rPr>
+          <w:rStyle w:val="BuiltInTok"/>
+        </w:rPr>
+        <w:t xml:space="preserve">print</w:t>
+      </w:r>
+      <w:r>
+        <w:rPr>
+          <w:rStyle w:val="NormalTok"/>
+        </w:rPr>
+        <w:t xml:space="preserve">(</w:t>
+      </w:r>
+      <w:r>
+        <w:rPr>
+          <w:rStyle w:val="SpecialStringTok"/>
+        </w:rPr>
+        <w:t xml:space="preserve">f"Step </w:t>
+      </w:r>
+      <w:r>
+        <w:rPr>
+          <w:rStyle w:val="SpecialCharTok"/>
+        </w:rPr>
+        <w:t xml:space="preserve">{</w:t>
+      </w:r>
+      <w:r>
+        <w:rPr>
+          <w:rStyle w:val="NormalTok"/>
+        </w:rPr>
+        <w:t xml:space="preserve">element[</w:t>
+      </w:r>
+      <w:r>
+        <w:rPr>
+          <w:rStyle w:val="DecValTok"/>
+        </w:rPr>
+        <w:t xml:space="preserve">0</w:t>
+      </w:r>
+      <w:r>
+        <w:rPr>
+          <w:rStyle w:val="NormalTok"/>
+        </w:rPr>
+        <w:t xml:space="preserve">]</w:t>
+      </w:r>
+      <w:r>
+        <w:rPr>
+          <w:rStyle w:val="SpecialCharTok"/>
+        </w:rPr>
+        <w:t xml:space="preserve">}</w:t>
+      </w:r>
+      <w:r>
+        <w:rPr>
+          <w:rStyle w:val="SpecialStringTok"/>
+        </w:rPr>
+        <w:t xml:space="preserve"> approximation value </w:t>
+      </w:r>
+      <w:r>
+        <w:rPr>
+          <w:rStyle w:val="SpecialCharTok"/>
+        </w:rPr>
+        <w:t xml:space="preserve">{</w:t>
+      </w:r>
+      <w:r>
+        <w:rPr>
+          <w:rStyle w:val="NormalTok"/>
+        </w:rPr>
+        <w:t xml:space="preserve">element[</w:t>
+      </w:r>
+      <w:r>
+        <w:rPr>
+          <w:rStyle w:val="DecValTok"/>
+        </w:rPr>
+        <w:t xml:space="preserve">1</w:t>
+      </w:r>
+      <w:r>
+        <w:rPr>
+          <w:rStyle w:val="NormalTok"/>
+        </w:rPr>
+        <w:t xml:space="preserve">]</w:t>
+      </w:r>
+      <w:r>
+        <w:rPr>
+          <w:rStyle w:val="SpecialCharTok"/>
+        </w:rPr>
+        <w:t xml:space="preserve">}</w:t>
+      </w:r>
+      <w:r>
+        <w:rPr>
+          <w:rStyle w:val="SpecialStringTok"/>
+        </w:rPr>
+        <w:t xml:space="preserve">,"</w:t>
+      </w:r>
+      <w:r>
+        <w:rPr>
+          <w:rStyle w:val="NormalTok"/>
+        </w:rPr>
+        <w:t xml:space="preserve">)</w:t>
+      </w:r>
+      <w:r>
+        <w:br/>
+      </w:r>
+      <w:r>
+        <w:br/>
+      </w:r>
+      <w:r>
+        <w:rPr>
+          <w:rStyle w:val="CommentTok"/>
+        </w:rPr>
+        <w:t xml:space="preserve"># Example 2</w:t>
+      </w:r>
+      <w:r>
+        <w:br/>
+      </w:r>
+      <w:r>
+        <w:rPr>
+          <w:rStyle w:val="ImportTok"/>
+        </w:rPr>
+        <w:t xml:space="preserve">from</w:t>
+      </w:r>
+      <w:r>
+        <w:rPr>
+          <w:rStyle w:val="NormalTok"/>
+        </w:rPr>
+        <w:t xml:space="preserve"> scipy.optimize </w:t>
+      </w:r>
+      <w:r>
+        <w:rPr>
+          <w:rStyle w:val="ImportTok"/>
+        </w:rPr>
+        <w:t xml:space="preserve">import</w:t>
+      </w:r>
+      <w:r>
+        <w:rPr>
+          <w:rStyle w:val="NormalTok"/>
+        </w:rPr>
+        <w:t xml:space="preserve"> newton</w:t>
+      </w:r>
+      <w:r>
+        <w:br/>
+      </w:r>
+      <w:r>
+        <w:rPr>
+          <w:rStyle w:val="CommentTok"/>
+        </w:rPr>
+        <w:t xml:space="preserve"># x0 x1 are the two starting values for secant method</w:t>
+      </w:r>
+      <w:r>
+        <w:br/>
+      </w:r>
+      <w:r>
+        <w:rPr>
+          <w:rStyle w:val="NormalTok"/>
+        </w:rPr>
+        <w:t xml:space="preserve">root_secant </w:t>
+      </w:r>
+      <w:r>
+        <w:rPr>
+          <w:rStyle w:val="OperatorTok"/>
+        </w:rPr>
+        <w:t xml:space="preserve">=</w:t>
+      </w:r>
+      <w:r>
+        <w:rPr>
+          <w:rStyle w:val="NormalTok"/>
+        </w:rPr>
+        <w:t xml:space="preserve"> newton(g, x0</w:t>
+      </w:r>
+      <w:r>
+        <w:rPr>
+          <w:rStyle w:val="OperatorTok"/>
+        </w:rPr>
+        <w:t xml:space="preserve">=</w:t>
+      </w:r>
+      <w:r>
+        <w:rPr>
+          <w:rStyle w:val="DecValTok"/>
+        </w:rPr>
+        <w:t xml:space="preserve">13</w:t>
+      </w:r>
+      <w:r>
+        <w:rPr>
+          <w:rStyle w:val="NormalTok"/>
+        </w:rPr>
+        <w:t xml:space="preserve">, x1</w:t>
+      </w:r>
+      <w:r>
+        <w:rPr>
+          <w:rStyle w:val="OperatorTok"/>
+        </w:rPr>
+        <w:t xml:space="preserve">=</w:t>
+      </w:r>
+      <w:r>
+        <w:rPr>
+          <w:rStyle w:val="DecValTok"/>
+        </w:rPr>
+        <w:t xml:space="preserve">12</w:t>
+      </w:r>
+      <w:r>
+        <w:rPr>
+          <w:rStyle w:val="NormalTok"/>
+        </w:rPr>
+        <w:t xml:space="preserve">)</w:t>
+      </w:r>
+      <w:r>
+        <w:br/>
+      </w:r>
+      <w:r>
+        <w:rPr>
+          <w:rStyle w:val="BuiltInTok"/>
+        </w:rPr>
+        <w:t xml:space="preserve">print</w:t>
+      </w:r>
+      <w:r>
+        <w:rPr>
+          <w:rStyle w:val="NormalTok"/>
+        </w:rPr>
+        <w:t xml:space="preserve">(</w:t>
+      </w:r>
+      <w:r>
+        <w:rPr>
+          <w:rStyle w:val="StringTok"/>
+        </w:rPr>
+        <w:t xml:space="preserve">"Root found by scipy.optimize.newton Secant method:"</w:t>
+      </w:r>
+      <w:r>
+        <w:rPr>
+          <w:rStyle w:val="NormalTok"/>
+        </w:rPr>
+        <w:t xml:space="preserve">, root_secant)</w:t>
       </w:r>
     </w:p>
     <w:p>
@@ -39616,1283 +41985,104 @@
       </w:pPr>
       <w:r>
         <w:rPr>
-          <w:rStyle w:val="CommentTok"/>
-        </w:rPr>
-        <w:t xml:space="preserve"># Secant algorithm, Example 7,5 page 107</w:t>
-      </w:r>
-      <w:r>
-        <w:br/>
-      </w:r>
-      <w:r>
-        <w:br/>
-      </w:r>
-      <w:r>
-        <w:rPr>
-          <w:rStyle w:val="ImportTok"/>
-        </w:rPr>
-        <w:t xml:space="preserve">import</w:t>
-      </w:r>
-      <w:r>
-        <w:rPr>
-          <w:rStyle w:val="NormalTok"/>
-        </w:rPr>
-        <w:t xml:space="preserve"> numpy </w:t>
-      </w:r>
-      <w:r>
-        <w:rPr>
-          <w:rStyle w:val="ImportTok"/>
-        </w:rPr>
-        <w:t xml:space="preserve">as</w:t>
-      </w:r>
-      <w:r>
-        <w:rPr>
-          <w:rStyle w:val="NormalTok"/>
-        </w:rPr>
-        <w:t xml:space="preserve"> np</w:t>
-      </w:r>
-      <w:r>
-        <w:br/>
-      </w:r>
-      <w:r>
-        <w:rPr>
-          <w:rStyle w:val="ImportTok"/>
-        </w:rPr>
-        <w:t xml:space="preserve">import</w:t>
-      </w:r>
-      <w:r>
-        <w:rPr>
-          <w:rStyle w:val="NormalTok"/>
-        </w:rPr>
-        <w:t xml:space="preserve"> matplotlib.pyplot </w:t>
-      </w:r>
-      <w:r>
-        <w:rPr>
-          <w:rStyle w:val="ImportTok"/>
-        </w:rPr>
-        <w:t xml:space="preserve">as</w:t>
-      </w:r>
-      <w:r>
-        <w:rPr>
-          <w:rStyle w:val="NormalTok"/>
-        </w:rPr>
-        <w:t xml:space="preserve"> plt</w:t>
-      </w:r>
-      <w:r>
-        <w:br/>
-      </w:r>
-      <w:r>
-        <w:rPr>
-          <w:rStyle w:val="ImportTok"/>
-        </w:rPr>
-        <w:t xml:space="preserve">from</w:t>
-      </w:r>
-      <w:r>
-        <w:rPr>
-          <w:rStyle w:val="NormalTok"/>
-        </w:rPr>
-        <w:t xml:space="preserve"> scipy.optimize </w:t>
-      </w:r>
-      <w:r>
-        <w:rPr>
-          <w:rStyle w:val="ImportTok"/>
-        </w:rPr>
-        <w:t xml:space="preserve">import</w:t>
-      </w:r>
-      <w:r>
-        <w:rPr>
-          <w:rStyle w:val="NormalTok"/>
-        </w:rPr>
-        <w:t xml:space="preserve"> newton</w:t>
-      </w:r>
-      <w:r>
-        <w:br/>
-      </w:r>
-      <w:r>
-        <w:br/>
-      </w:r>
-      <w:r>
-        <w:rPr>
-          <w:rStyle w:val="CommentTok"/>
-        </w:rPr>
-        <w:t xml:space="preserve"># Example 1</w:t>
-      </w:r>
-      <w:r>
-        <w:br/>
-      </w:r>
-      <w:r>
-        <w:br/>
-      </w:r>
-      <w:r>
-        <w:rPr>
-          <w:rStyle w:val="CommentTok"/>
-        </w:rPr>
-        <w:t xml:space="preserve"># Find the root of the function</w:t>
-      </w:r>
-      <w:r>
-        <w:br/>
-      </w:r>
-      <w:r>
-        <w:rPr>
-          <w:rStyle w:val="KeywordTok"/>
-        </w:rPr>
-        <w:t xml:space="preserve">def</w:t>
-      </w:r>
-      <w:r>
-        <w:rPr>
-          <w:rStyle w:val="NormalTok"/>
-        </w:rPr>
-        <w:t xml:space="preserve"> g(x_in:</w:t>
-      </w:r>
-      <w:r>
-        <w:rPr>
-          <w:rStyle w:val="BuiltInTok"/>
-        </w:rPr>
-        <w:t xml:space="preserve">float</w:t>
-      </w:r>
-      <w:r>
-        <w:rPr>
-          <w:rStyle w:val="NormalTok"/>
-        </w:rPr>
-        <w:t xml:space="preserve">)</w:t>
-      </w:r>
-      <w:r>
-        <w:rPr>
-          <w:rStyle w:val="OperatorTok"/>
-        </w:rPr>
-        <w:t xml:space="preserve">-&gt;</w:t>
-      </w:r>
-      <w:r>
-        <w:rPr>
-          <w:rStyle w:val="BuiltInTok"/>
-        </w:rPr>
-        <w:t xml:space="preserve">float</w:t>
-      </w:r>
-      <w:r>
-        <w:rPr>
-          <w:rStyle w:val="NormalTok"/>
-        </w:rPr>
-        <w:t xml:space="preserve">:</w:t>
-      </w:r>
-      <w:r>
-        <w:br/>
-      </w:r>
-      <w:r>
-        <w:rPr>
-          <w:rStyle w:val="NormalTok"/>
-        </w:rPr>
-        <w:t xml:space="preserve">  </w:t>
-      </w:r>
-      <w:r>
-        <w:rPr>
-          <w:rStyle w:val="ControlFlowTok"/>
-        </w:rPr>
-        <w:t xml:space="preserve">return</w:t>
-      </w:r>
-      <w:r>
-        <w:rPr>
-          <w:rStyle w:val="NormalTok"/>
-        </w:rPr>
-        <w:t xml:space="preserve"> x_in</w:t>
-      </w:r>
-      <w:r>
-        <w:rPr>
-          <w:rStyle w:val="OperatorTok"/>
-        </w:rPr>
-        <w:t xml:space="preserve">**</w:t>
-      </w:r>
-      <w:r>
-        <w:rPr>
-          <w:rStyle w:val="DecValTok"/>
-        </w:rPr>
-        <w:t xml:space="preserve">3</w:t>
-      </w:r>
-      <w:r>
-        <w:rPr>
-          <w:rStyle w:val="NormalTok"/>
-        </w:rPr>
-        <w:t xml:space="preserve"> </w:t>
-      </w:r>
-      <w:r>
-        <w:rPr>
-          <w:rStyle w:val="OperatorTok"/>
-        </w:rPr>
-        <w:t xml:space="preserve">-</w:t>
-      </w:r>
-      <w:r>
-        <w:rPr>
-          <w:rStyle w:val="NormalTok"/>
-        </w:rPr>
-        <w:t xml:space="preserve"> </w:t>
-      </w:r>
-      <w:r>
-        <w:rPr>
-          <w:rStyle w:val="FloatTok"/>
-        </w:rPr>
-        <w:t xml:space="preserve">12.2</w:t>
-      </w:r>
-      <w:r>
-        <w:rPr>
-          <w:rStyle w:val="OperatorTok"/>
-        </w:rPr>
-        <w:t xml:space="preserve">*</w:t>
-      </w:r>
-      <w:r>
-        <w:rPr>
-          <w:rStyle w:val="NormalTok"/>
-        </w:rPr>
-        <w:t xml:space="preserve">x_in</w:t>
-      </w:r>
-      <w:r>
-        <w:rPr>
-          <w:rStyle w:val="OperatorTok"/>
-        </w:rPr>
-        <w:t xml:space="preserve">**</w:t>
-      </w:r>
-      <w:r>
-        <w:rPr>
-          <w:rStyle w:val="DecValTok"/>
-        </w:rPr>
-        <w:t xml:space="preserve">2</w:t>
-      </w:r>
-      <w:r>
-        <w:rPr>
-          <w:rStyle w:val="NormalTok"/>
-        </w:rPr>
-        <w:t xml:space="preserve"> </w:t>
-      </w:r>
-      <w:r>
-        <w:rPr>
-          <w:rStyle w:val="OperatorTok"/>
-        </w:rPr>
-        <w:t xml:space="preserve">+</w:t>
-      </w:r>
-      <w:r>
-        <w:rPr>
-          <w:rStyle w:val="NormalTok"/>
-        </w:rPr>
-        <w:t xml:space="preserve"> </w:t>
-      </w:r>
-      <w:r>
-        <w:rPr>
-          <w:rStyle w:val="FloatTok"/>
-        </w:rPr>
-        <w:t xml:space="preserve">7.45</w:t>
-      </w:r>
-      <w:r>
-        <w:rPr>
-          <w:rStyle w:val="OperatorTok"/>
-        </w:rPr>
-        <w:t xml:space="preserve">*</w:t>
-      </w:r>
-      <w:r>
-        <w:rPr>
-          <w:rStyle w:val="NormalTok"/>
-        </w:rPr>
-        <w:t xml:space="preserve">x_in </w:t>
-      </w:r>
-      <w:r>
-        <w:rPr>
-          <w:rStyle w:val="OperatorTok"/>
-        </w:rPr>
-        <w:t xml:space="preserve">+</w:t>
-      </w:r>
-      <w:r>
-        <w:rPr>
-          <w:rStyle w:val="NormalTok"/>
-        </w:rPr>
-        <w:t xml:space="preserve"> </w:t>
-      </w:r>
-      <w:r>
-        <w:rPr>
-          <w:rStyle w:val="DecValTok"/>
-        </w:rPr>
-        <w:t xml:space="preserve">42</w:t>
-      </w:r>
-      <w:r>
-        <w:br/>
-      </w:r>
-      <w:r>
-        <w:br/>
-      </w:r>
-      <w:r>
-        <w:rPr>
-          <w:rStyle w:val="CommentTok"/>
-        </w:rPr>
-        <w:t xml:space="preserve"># Plot</w:t>
-      </w:r>
-      <w:r>
-        <w:br/>
-      </w:r>
-      <w:r>
-        <w:rPr>
-          <w:rStyle w:val="NormalTok"/>
-        </w:rPr>
-        <w:t xml:space="preserve">x_plot </w:t>
-      </w:r>
-      <w:r>
-        <w:rPr>
-          <w:rStyle w:val="OperatorTok"/>
-        </w:rPr>
-        <w:t xml:space="preserve">=</w:t>
-      </w:r>
-      <w:r>
-        <w:rPr>
-          <w:rStyle w:val="NormalTok"/>
-        </w:rPr>
-        <w:t xml:space="preserve"> np.linspace(</w:t>
-      </w:r>
-      <w:r>
-        <w:rPr>
-          <w:rStyle w:val="FloatTok"/>
-        </w:rPr>
-        <w:t xml:space="preserve">8.8</w:t>
-      </w:r>
-      <w:r>
-        <w:rPr>
-          <w:rStyle w:val="NormalTok"/>
-        </w:rPr>
-        <w:t xml:space="preserve">, </w:t>
-      </w:r>
-      <w:r>
-        <w:rPr>
-          <w:rStyle w:val="DecValTok"/>
-        </w:rPr>
-        <w:t xml:space="preserve">13</w:t>
-      </w:r>
-      <w:r>
-        <w:rPr>
-          <w:rStyle w:val="NormalTok"/>
-        </w:rPr>
-        <w:t xml:space="preserve">, </w:t>
-      </w:r>
-      <w:r>
-        <w:rPr>
-          <w:rStyle w:val="DecValTok"/>
-        </w:rPr>
-        <w:t xml:space="preserve">100</w:t>
-      </w:r>
-      <w:r>
-        <w:rPr>
-          <w:rStyle w:val="NormalTok"/>
-        </w:rPr>
-        <w:t xml:space="preserve">)</w:t>
-      </w:r>
-      <w:r>
-        <w:br/>
-      </w:r>
-      <w:r>
-        <w:rPr>
-          <w:rStyle w:val="CommentTok"/>
-        </w:rPr>
-        <w:t xml:space="preserve"># Generate data</w:t>
-      </w:r>
-      <w:r>
-        <w:br/>
-      </w:r>
-      <w:r>
-        <w:rPr>
-          <w:rStyle w:val="NormalTok"/>
-        </w:rPr>
-        <w:t xml:space="preserve">x_plot </w:t>
-      </w:r>
-      <w:r>
-        <w:rPr>
-          <w:rStyle w:val="OperatorTok"/>
-        </w:rPr>
-        <w:t xml:space="preserve">=</w:t>
-      </w:r>
-      <w:r>
-        <w:rPr>
-          <w:rStyle w:val="NormalTok"/>
-        </w:rPr>
-        <w:t xml:space="preserve"> np.linspace(</w:t>
-      </w:r>
-      <w:r>
-        <w:rPr>
-          <w:rStyle w:val="FloatTok"/>
-        </w:rPr>
-        <w:t xml:space="preserve">8.8</w:t>
-      </w:r>
-      <w:r>
-        <w:rPr>
-          <w:rStyle w:val="NormalTok"/>
-        </w:rPr>
-        <w:t xml:space="preserve">, </w:t>
-      </w:r>
-      <w:r>
-        <w:rPr>
-          <w:rStyle w:val="DecValTok"/>
-        </w:rPr>
-        <w:t xml:space="preserve">13</w:t>
-      </w:r>
-      <w:r>
-        <w:rPr>
-          <w:rStyle w:val="NormalTok"/>
-        </w:rPr>
-        <w:t xml:space="preserve">, </w:t>
-      </w:r>
-      <w:r>
-        <w:rPr>
-          <w:rStyle w:val="DecValTok"/>
-        </w:rPr>
-        <w:t xml:space="preserve">100</w:t>
-      </w:r>
-      <w:r>
-        <w:rPr>
-          <w:rStyle w:val="NormalTok"/>
-        </w:rPr>
-        <w:t xml:space="preserve">)</w:t>
-      </w:r>
-      <w:r>
-        <w:br/>
-      </w:r>
-      <w:r>
-        <w:br/>
-      </w:r>
-      <w:r>
-        <w:rPr>
-          <w:rStyle w:val="CommentTok"/>
-        </w:rPr>
-        <w:t xml:space="preserve"># Create the plot</w:t>
-      </w:r>
-      <w:r>
-        <w:br/>
-      </w:r>
-      <w:r>
-        <w:rPr>
-          <w:rStyle w:val="NormalTok"/>
-        </w:rPr>
-        <w:t xml:space="preserve">fig, ax </w:t>
-      </w:r>
-      <w:r>
-        <w:rPr>
-          <w:rStyle w:val="OperatorTok"/>
-        </w:rPr>
-        <w:t xml:space="preserve">=</w:t>
-      </w:r>
-      <w:r>
-        <w:rPr>
-          <w:rStyle w:val="NormalTok"/>
-        </w:rPr>
-        <w:t xml:space="preserve"> plt.subplots()</w:t>
-      </w:r>
-      <w:r>
-        <w:br/>
-      </w:r>
-      <w:r>
-        <w:br/>
-      </w:r>
-      <w:r>
-        <w:rPr>
-          <w:rStyle w:val="CommentTok"/>
-        </w:rPr>
-        <w:t xml:space="preserve"># Plot the data</w:t>
-      </w:r>
-      <w:r>
-        <w:br/>
-      </w:r>
-      <w:r>
-        <w:rPr>
-          <w:rStyle w:val="NormalTok"/>
-        </w:rPr>
-        <w:t xml:space="preserve">plt.plot(x_plot, g(x_plot))</w:t>
-      </w:r>
-      <w:r>
-        <w:br/>
-      </w:r>
-      <w:r>
-        <w:rPr>
-          <w:rStyle w:val="NormalTok"/>
-        </w:rPr>
-        <w:t xml:space="preserve">plt.grid()</w:t>
-      </w:r>
-      <w:r>
-        <w:br/>
-      </w:r>
-      <w:r>
-        <w:br/>
-      </w:r>
-      <w:r>
-        <w:rPr>
-          <w:rStyle w:val="CommentTok"/>
-        </w:rPr>
-        <w:t xml:space="preserve"># Show the plot</w:t>
-      </w:r>
-      <w:r>
-        <w:br/>
-      </w:r>
-      <w:r>
-        <w:rPr>
-          <w:rStyle w:val="NormalTok"/>
-        </w:rPr>
-        <w:t xml:space="preserve">plt.show()</w:t>
-      </w:r>
-      <w:r>
-        <w:br/>
-      </w:r>
-      <w:r>
-        <w:br/>
-      </w:r>
-      <w:r>
-        <w:rPr>
-          <w:rStyle w:val="KeywordTok"/>
-        </w:rPr>
-        <w:t xml:space="preserve">def</w:t>
-      </w:r>
-      <w:r>
-        <w:rPr>
-          <w:rStyle w:val="NormalTok"/>
-        </w:rPr>
-        <w:t xml:space="preserve"> secant_method_step_builder(f_in):</w:t>
-      </w:r>
-      <w:r>
-        <w:br/>
-      </w:r>
-      <w:r>
-        <w:rPr>
-          <w:rStyle w:val="NormalTok"/>
-        </w:rPr>
-        <w:t xml:space="preserve">    </w:t>
-      </w:r>
-      <w:r>
-        <w:rPr>
-          <w:rStyle w:val="KeywordTok"/>
-        </w:rPr>
-        <w:t xml:space="preserve">def</w:t>
-      </w:r>
-      <w:r>
-        <w:rPr>
-          <w:rStyle w:val="NormalTok"/>
-        </w:rPr>
-        <w:t xml:space="preserve"> step_function(x_approximations_in):</w:t>
-      </w:r>
-      <w:r>
-        <w:br/>
-      </w:r>
-      <w:r>
-        <w:rPr>
-          <w:rStyle w:val="NormalTok"/>
-        </w:rPr>
-        <w:t xml:space="preserve">      _a </w:t>
-      </w:r>
-      <w:r>
-        <w:rPr>
-          <w:rStyle w:val="OperatorTok"/>
-        </w:rPr>
-        <w:t xml:space="preserve">=</w:t>
-      </w:r>
-      <w:r>
-        <w:rPr>
-          <w:rStyle w:val="NormalTok"/>
-        </w:rPr>
-        <w:t xml:space="preserve"> (f_in(x_approximations_in[</w:t>
-      </w:r>
-      <w:r>
-        <w:rPr>
-          <w:rStyle w:val="OperatorTok"/>
-        </w:rPr>
-        <w:t xml:space="preserve">-</w:t>
-      </w:r>
-      <w:r>
-        <w:rPr>
-          <w:rStyle w:val="DecValTok"/>
-        </w:rPr>
-        <w:t xml:space="preserve">1</w:t>
-      </w:r>
-      <w:r>
-        <w:rPr>
-          <w:rStyle w:val="NormalTok"/>
-        </w:rPr>
-        <w:t xml:space="preserve">])</w:t>
-      </w:r>
-      <w:r>
-        <w:rPr>
-          <w:rStyle w:val="OperatorTok"/>
-        </w:rPr>
-        <w:t xml:space="preserve">*</w:t>
-      </w:r>
-      <w:r>
-        <w:rPr>
-          <w:rStyle w:val="NormalTok"/>
-        </w:rPr>
-        <w:t xml:space="preserve">x_approximations_in[</w:t>
-      </w:r>
-      <w:r>
-        <w:rPr>
-          <w:rStyle w:val="OperatorTok"/>
-        </w:rPr>
-        <w:t xml:space="preserve">-</w:t>
-      </w:r>
-      <w:r>
-        <w:rPr>
-          <w:rStyle w:val="DecValTok"/>
-        </w:rPr>
-        <w:t xml:space="preserve">2</w:t>
-      </w:r>
-      <w:r>
-        <w:rPr>
-          <w:rStyle w:val="NormalTok"/>
-        </w:rPr>
-        <w:t xml:space="preserve">] </w:t>
-      </w:r>
-      <w:r>
-        <w:rPr>
-          <w:rStyle w:val="OperatorTok"/>
-        </w:rPr>
-        <w:t xml:space="preserve">-</w:t>
-      </w:r>
-      <w:r>
-        <w:rPr>
-          <w:rStyle w:val="NormalTok"/>
-        </w:rPr>
-        <w:t xml:space="preserve"> f_in(x_approximations_in[</w:t>
-      </w:r>
-      <w:r>
-        <w:rPr>
-          <w:rStyle w:val="OperatorTok"/>
-        </w:rPr>
-        <w:t xml:space="preserve">-</w:t>
-      </w:r>
-      <w:r>
-        <w:rPr>
-          <w:rStyle w:val="DecValTok"/>
-        </w:rPr>
-        <w:t xml:space="preserve">2</w:t>
-      </w:r>
-      <w:r>
-        <w:rPr>
-          <w:rStyle w:val="NormalTok"/>
-        </w:rPr>
-        <w:t xml:space="preserve">])</w:t>
-      </w:r>
-      <w:r>
-        <w:rPr>
-          <w:rStyle w:val="OperatorTok"/>
-        </w:rPr>
-        <w:t xml:space="preserve">*</w:t>
-      </w:r>
-      <w:r>
-        <w:rPr>
-          <w:rStyle w:val="NormalTok"/>
-        </w:rPr>
-        <w:t xml:space="preserve">x_approximations_in[</w:t>
-      </w:r>
-      <w:r>
-        <w:rPr>
-          <w:rStyle w:val="OperatorTok"/>
-        </w:rPr>
-        <w:t xml:space="preserve">-</w:t>
-      </w:r>
-      <w:r>
-        <w:rPr>
-          <w:rStyle w:val="DecValTok"/>
-        </w:rPr>
-        <w:t xml:space="preserve">1</w:t>
-      </w:r>
-      <w:r>
-        <w:rPr>
-          <w:rStyle w:val="NormalTok"/>
-        </w:rPr>
-        <w:t xml:space="preserve">])</w:t>
-      </w:r>
-      <w:r>
-        <w:br/>
-      </w:r>
-      <w:r>
-        <w:rPr>
-          <w:rStyle w:val="NormalTok"/>
-        </w:rPr>
-        <w:t xml:space="preserve">      _b </w:t>
-      </w:r>
-      <w:r>
-        <w:rPr>
-          <w:rStyle w:val="OperatorTok"/>
-        </w:rPr>
-        <w:t xml:space="preserve">=</w:t>
-      </w:r>
-      <w:r>
-        <w:rPr>
-          <w:rStyle w:val="NormalTok"/>
-        </w:rPr>
-        <w:t xml:space="preserve"> (f_in(x_approximations_in[</w:t>
-      </w:r>
-      <w:r>
-        <w:rPr>
-          <w:rStyle w:val="OperatorTok"/>
-        </w:rPr>
-        <w:t xml:space="preserve">-</w:t>
-      </w:r>
-      <w:r>
-        <w:rPr>
-          <w:rStyle w:val="DecValTok"/>
-        </w:rPr>
-        <w:t xml:space="preserve">1</w:t>
-      </w:r>
-      <w:r>
-        <w:rPr>
-          <w:rStyle w:val="NormalTok"/>
-        </w:rPr>
-        <w:t xml:space="preserve">]) </w:t>
-      </w:r>
-      <w:r>
-        <w:rPr>
-          <w:rStyle w:val="OperatorTok"/>
-        </w:rPr>
-        <w:t xml:space="preserve">-</w:t>
-      </w:r>
-      <w:r>
-        <w:rPr>
-          <w:rStyle w:val="NormalTok"/>
-        </w:rPr>
-        <w:t xml:space="preserve"> f_in(x_approximations_in[</w:t>
-      </w:r>
-      <w:r>
-        <w:rPr>
-          <w:rStyle w:val="OperatorTok"/>
-        </w:rPr>
-        <w:t xml:space="preserve">-</w:t>
-      </w:r>
-      <w:r>
-        <w:rPr>
-          <w:rStyle w:val="DecValTok"/>
-        </w:rPr>
-        <w:t xml:space="preserve">2</w:t>
-      </w:r>
-      <w:r>
-        <w:rPr>
-          <w:rStyle w:val="NormalTok"/>
-        </w:rPr>
-        <w:t xml:space="preserve">]))</w:t>
-      </w:r>
-      <w:r>
-        <w:br/>
-      </w:r>
-      <w:r>
-        <w:rPr>
-          <w:rStyle w:val="NormalTok"/>
-        </w:rPr>
-        <w:t xml:space="preserve">      </w:t>
-      </w:r>
-      <w:r>
-        <w:rPr>
-          <w:rStyle w:val="ControlFlowTok"/>
-        </w:rPr>
-        <w:t xml:space="preserve">return</w:t>
-      </w:r>
-      <w:r>
-        <w:rPr>
-          <w:rStyle w:val="NormalTok"/>
-        </w:rPr>
-        <w:t xml:space="preserve"> _a</w:t>
-      </w:r>
-      <w:r>
-        <w:rPr>
-          <w:rStyle w:val="OperatorTok"/>
-        </w:rPr>
-        <w:t xml:space="preserve">/</w:t>
-      </w:r>
-      <w:r>
-        <w:rPr>
-          <w:rStyle w:val="NormalTok"/>
-        </w:rPr>
-        <w:t xml:space="preserve">_b</w:t>
-      </w:r>
-      <w:r>
-        <w:br/>
-      </w:r>
-      <w:r>
-        <w:rPr>
-          <w:rStyle w:val="NormalTok"/>
-        </w:rPr>
-        <w:t xml:space="preserve">    </w:t>
-      </w:r>
-      <w:r>
-        <w:rPr>
-          <w:rStyle w:val="ControlFlowTok"/>
-        </w:rPr>
-        <w:t xml:space="preserve">return</w:t>
-      </w:r>
-      <w:r>
-        <w:rPr>
-          <w:rStyle w:val="NormalTok"/>
-        </w:rPr>
-        <w:t xml:space="preserve"> step_function</w:t>
-      </w:r>
-      <w:r>
-        <w:br/>
-      </w:r>
-      <w:r>
-        <w:br/>
-      </w:r>
-      <w:r>
-        <w:br/>
-      </w:r>
-      <w:r>
-        <w:rPr>
-          <w:rStyle w:val="KeywordTok"/>
-        </w:rPr>
-        <w:t xml:space="preserve">def</w:t>
-      </w:r>
-      <w:r>
-        <w:rPr>
-          <w:rStyle w:val="NormalTok"/>
-        </w:rPr>
-        <w:t xml:space="preserve"> secant_method(approximations_in, function_in, stop_criterion_in):</w:t>
-      </w:r>
-      <w:r>
-        <w:br/>
-      </w:r>
-      <w:r>
-        <w:rPr>
-          <w:rStyle w:val="NormalTok"/>
-        </w:rPr>
-        <w:t xml:space="preserve">  </w:t>
-      </w:r>
-      <w:r>
-        <w:rPr>
-          <w:rStyle w:val="ControlFlowTok"/>
-        </w:rPr>
-        <w:t xml:space="preserve">return</w:t>
-      </w:r>
-      <w:r>
-        <w:rPr>
-          <w:rStyle w:val="NormalTok"/>
-        </w:rPr>
-        <w:t xml:space="preserve"> general_approximation_iterator(approximations_in,</w:t>
-      </w:r>
-      <w:r>
-        <w:br/>
-      </w:r>
-      <w:r>
-        <w:rPr>
-          <w:rStyle w:val="NormalTok"/>
-        </w:rPr>
-        <w:t xml:space="preserve">                                    secant_method_step_builder(function_in),</w:t>
-      </w:r>
-      <w:r>
-        <w:br/>
-      </w:r>
-      <w:r>
-        <w:rPr>
-          <w:rStyle w:val="NormalTok"/>
-        </w:rPr>
-        <w:t xml:space="preserve">                                    stop_criterion_in)</w:t>
-      </w:r>
-      <w:r>
-        <w:br/>
-      </w:r>
-      <w:r>
-        <w:br/>
-      </w:r>
-      <w:r>
-        <w:rPr>
-          <w:rStyle w:val="NormalTok"/>
-        </w:rPr>
-        <w:t xml:space="preserve">x_approximations </w:t>
-      </w:r>
-      <w:r>
-        <w:rPr>
-          <w:rStyle w:val="OperatorTok"/>
-        </w:rPr>
-        <w:t xml:space="preserve">=</w:t>
-      </w:r>
-      <w:r>
-        <w:rPr>
-          <w:rStyle w:val="NormalTok"/>
-        </w:rPr>
-        <w:t xml:space="preserve"> []</w:t>
-      </w:r>
-      <w:r>
-        <w:br/>
-      </w:r>
-      <w:r>
-        <w:rPr>
-          <w:rStyle w:val="NormalTok"/>
-        </w:rPr>
-        <w:t xml:space="preserve">x_approximations.append(</w:t>
-      </w:r>
-      <w:r>
-        <w:rPr>
-          <w:rStyle w:val="DecValTok"/>
-        </w:rPr>
-        <w:t xml:space="preserve">13</w:t>
-      </w:r>
-      <w:r>
-        <w:rPr>
-          <w:rStyle w:val="NormalTok"/>
-        </w:rPr>
-        <w:t xml:space="preserve">)</w:t>
-      </w:r>
-      <w:r>
-        <w:br/>
-      </w:r>
-      <w:r>
-        <w:rPr>
-          <w:rStyle w:val="NormalTok"/>
-        </w:rPr>
-        <w:t xml:space="preserve">x_approximations.append(</w:t>
-      </w:r>
-      <w:r>
-        <w:rPr>
-          <w:rStyle w:val="DecValTok"/>
-        </w:rPr>
-        <w:t xml:space="preserve">12</w:t>
-      </w:r>
-      <w:r>
-        <w:rPr>
-          <w:rStyle w:val="NormalTok"/>
-        </w:rPr>
-        <w:t xml:space="preserve">)</w:t>
-      </w:r>
-      <w:r>
-        <w:br/>
-      </w:r>
-      <w:r>
-        <w:br/>
-      </w:r>
-      <w:r>
-        <w:rPr>
-          <w:rStyle w:val="NormalTok"/>
-        </w:rPr>
-        <w:t xml:space="preserve">stop_criterion_secant </w:t>
-      </w:r>
-      <w:r>
-        <w:rPr>
-          <w:rStyle w:val="OperatorTok"/>
-        </w:rPr>
-        <w:t xml:space="preserve">=</w:t>
-      </w:r>
-      <w:r>
-        <w:rPr>
-          <w:rStyle w:val="NormalTok"/>
-        </w:rPr>
-        <w:t xml:space="preserve"> stop_criterion_relative_step(</w:t>
-      </w:r>
-      <w:r>
-        <w:rPr>
-          <w:rStyle w:val="FloatTok"/>
-        </w:rPr>
-        <w:t xml:space="preserve">1e-12</w:t>
-      </w:r>
-      <w:r>
-        <w:rPr>
-          <w:rStyle w:val="NormalTok"/>
-        </w:rPr>
-        <w:t xml:space="preserve">)</w:t>
-      </w:r>
-      <w:r>
-        <w:br/>
-      </w:r>
-      <w:r>
-        <w:br/>
-      </w:r>
-      <w:r>
-        <w:rPr>
-          <w:rStyle w:val="NormalTok"/>
-        </w:rPr>
-        <w:t xml:space="preserve">secant_method(x_approximations, g , stop_criterion_secant)</w:t>
-      </w:r>
-      <w:r>
-        <w:br/>
-      </w:r>
-      <w:r>
-        <w:br/>
-      </w:r>
-      <w:r>
-        <w:rPr>
-          <w:rStyle w:val="ControlFlowTok"/>
-        </w:rPr>
-        <w:t xml:space="preserve">for</w:t>
-      </w:r>
-      <w:r>
-        <w:rPr>
-          <w:rStyle w:val="NormalTok"/>
-        </w:rPr>
-        <w:t xml:space="preserve"> element </w:t>
-      </w:r>
-      <w:r>
-        <w:rPr>
-          <w:rStyle w:val="KeywordTok"/>
-        </w:rPr>
-        <w:t xml:space="preserve">in</w:t>
-      </w:r>
-      <w:r>
-        <w:rPr>
-          <w:rStyle w:val="NormalTok"/>
-        </w:rPr>
-        <w:t xml:space="preserve"> </w:t>
-      </w:r>
-      <w:r>
-        <w:rPr>
-          <w:rStyle w:val="BuiltInTok"/>
-        </w:rPr>
-        <w:t xml:space="preserve">enumerate</w:t>
-      </w:r>
-      <w:r>
-        <w:rPr>
-          <w:rStyle w:val="NormalTok"/>
-        </w:rPr>
-        <w:t xml:space="preserve">(x_approximations):</w:t>
-      </w:r>
-      <w:r>
-        <w:br/>
-      </w:r>
-      <w:r>
-        <w:rPr>
-          <w:rStyle w:val="NormalTok"/>
-        </w:rPr>
-        <w:t xml:space="preserve">    </w:t>
-      </w:r>
-      <w:r>
-        <w:rPr>
-          <w:rStyle w:val="BuiltInTok"/>
-        </w:rPr>
-        <w:t xml:space="preserve">print</w:t>
-      </w:r>
-      <w:r>
-        <w:rPr>
-          <w:rStyle w:val="NormalTok"/>
-        </w:rPr>
-        <w:t xml:space="preserve">(</w:t>
-      </w:r>
-      <w:r>
-        <w:rPr>
-          <w:rStyle w:val="SpecialStringTok"/>
-        </w:rPr>
-        <w:t xml:space="preserve">f"Step </w:t>
-      </w:r>
-      <w:r>
-        <w:rPr>
-          <w:rStyle w:val="SpecialCharTok"/>
-        </w:rPr>
-        <w:t xml:space="preserve">{</w:t>
-      </w:r>
-      <w:r>
-        <w:rPr>
-          <w:rStyle w:val="NormalTok"/>
-        </w:rPr>
-        <w:t xml:space="preserve">element[</w:t>
-      </w:r>
-      <w:r>
-        <w:rPr>
-          <w:rStyle w:val="DecValTok"/>
-        </w:rPr>
-        <w:t xml:space="preserve">0</w:t>
-      </w:r>
-      <w:r>
-        <w:rPr>
-          <w:rStyle w:val="NormalTok"/>
-        </w:rPr>
-        <w:t xml:space="preserve">]</w:t>
-      </w:r>
-      <w:r>
-        <w:rPr>
-          <w:rStyle w:val="SpecialCharTok"/>
-        </w:rPr>
-        <w:t xml:space="preserve">}</w:t>
-      </w:r>
-      <w:r>
-        <w:rPr>
-          <w:rStyle w:val="SpecialStringTok"/>
-        </w:rPr>
-        <w:t xml:space="preserve"> approximation value </w:t>
-      </w:r>
-      <w:r>
-        <w:rPr>
-          <w:rStyle w:val="SpecialCharTok"/>
-        </w:rPr>
-        <w:t xml:space="preserve">{</w:t>
-      </w:r>
-      <w:r>
-        <w:rPr>
-          <w:rStyle w:val="NormalTok"/>
-        </w:rPr>
-        <w:t xml:space="preserve">element[</w:t>
-      </w:r>
-      <w:r>
-        <w:rPr>
-          <w:rStyle w:val="DecValTok"/>
-        </w:rPr>
-        <w:t xml:space="preserve">1</w:t>
-      </w:r>
-      <w:r>
-        <w:rPr>
-          <w:rStyle w:val="NormalTok"/>
-        </w:rPr>
-        <w:t xml:space="preserve">]</w:t>
-      </w:r>
-      <w:r>
-        <w:rPr>
-          <w:rStyle w:val="SpecialCharTok"/>
-        </w:rPr>
-        <w:t xml:space="preserve">}</w:t>
-      </w:r>
-      <w:r>
-        <w:rPr>
-          <w:rStyle w:val="SpecialStringTok"/>
-        </w:rPr>
-        <w:t xml:space="preserve">,"</w:t>
-      </w:r>
-      <w:r>
-        <w:rPr>
-          <w:rStyle w:val="NormalTok"/>
-        </w:rPr>
-        <w:t xml:space="preserve">)</w:t>
-      </w:r>
-      <w:r>
-        <w:br/>
-      </w:r>
-      <w:r>
-        <w:br/>
-      </w:r>
-      <w:r>
-        <w:rPr>
-          <w:rStyle w:val="CommentTok"/>
-        </w:rPr>
-        <w:t xml:space="preserve"># Example 2</w:t>
-      </w:r>
-      <w:r>
-        <w:br/>
-      </w:r>
-      <w:r>
-        <w:rPr>
-          <w:rStyle w:val="ImportTok"/>
-        </w:rPr>
-        <w:t xml:space="preserve">from</w:t>
-      </w:r>
-      <w:r>
-        <w:rPr>
-          <w:rStyle w:val="NormalTok"/>
-        </w:rPr>
-        <w:t xml:space="preserve"> scipy.optimize </w:t>
-      </w:r>
-      <w:r>
-        <w:rPr>
-          <w:rStyle w:val="ImportTok"/>
-        </w:rPr>
-        <w:t xml:space="preserve">import</w:t>
-      </w:r>
-      <w:r>
-        <w:rPr>
-          <w:rStyle w:val="NormalTok"/>
-        </w:rPr>
-        <w:t xml:space="preserve"> newton</w:t>
-      </w:r>
-      <w:r>
-        <w:br/>
-      </w:r>
-      <w:r>
-        <w:rPr>
-          <w:rStyle w:val="CommentTok"/>
-        </w:rPr>
-        <w:t xml:space="preserve"># x0 x1 are the two starting values for secant method</w:t>
-      </w:r>
-      <w:r>
-        <w:br/>
-      </w:r>
-      <w:r>
-        <w:rPr>
-          <w:rStyle w:val="NormalTok"/>
-        </w:rPr>
-        <w:t xml:space="preserve">root_secant </w:t>
-      </w:r>
-      <w:r>
-        <w:rPr>
-          <w:rStyle w:val="OperatorTok"/>
-        </w:rPr>
-        <w:t xml:space="preserve">=</w:t>
-      </w:r>
-      <w:r>
-        <w:rPr>
-          <w:rStyle w:val="NormalTok"/>
-        </w:rPr>
-        <w:t xml:space="preserve"> newton(g, x0</w:t>
-      </w:r>
-      <w:r>
-        <w:rPr>
-          <w:rStyle w:val="OperatorTok"/>
-        </w:rPr>
-        <w:t xml:space="preserve">=</w:t>
-      </w:r>
-      <w:r>
-        <w:rPr>
-          <w:rStyle w:val="DecValTok"/>
-        </w:rPr>
-        <w:t xml:space="preserve">13</w:t>
-      </w:r>
-      <w:r>
-        <w:rPr>
-          <w:rStyle w:val="NormalTok"/>
-        </w:rPr>
-        <w:t xml:space="preserve">, x1</w:t>
-      </w:r>
-      <w:r>
-        <w:rPr>
-          <w:rStyle w:val="OperatorTok"/>
-        </w:rPr>
-        <w:t xml:space="preserve">=</w:t>
-      </w:r>
-      <w:r>
-        <w:rPr>
-          <w:rStyle w:val="DecValTok"/>
-        </w:rPr>
-        <w:t xml:space="preserve">12</w:t>
-      </w:r>
-      <w:r>
-        <w:rPr>
-          <w:rStyle w:val="NormalTok"/>
-        </w:rPr>
-        <w:t xml:space="preserve">)</w:t>
-      </w:r>
-      <w:r>
-        <w:br/>
-      </w:r>
-      <w:r>
-        <w:rPr>
-          <w:rStyle w:val="BuiltInTok"/>
-        </w:rPr>
-        <w:t xml:space="preserve">print</w:t>
-      </w:r>
-      <w:r>
-        <w:rPr>
-          <w:rStyle w:val="NormalTok"/>
-        </w:rPr>
-        <w:t xml:space="preserve">(</w:t>
-      </w:r>
-      <w:r>
-        <w:rPr>
-          <w:rStyle w:val="StringTok"/>
-        </w:rPr>
-        <w:t xml:space="preserve">"Root found by scipy.optimize.newton Secant method:"</w:t>
-      </w:r>
-      <w:r>
-        <w:rPr>
-          <w:rStyle w:val="NormalTok"/>
-        </w:rPr>
-        <w:t xml:space="preserve">, root_secant)</w:t>
+          <w:rStyle w:val="VerbatimChar"/>
+        </w:rPr>
+        <w:t xml:space="preserve">Step 0 approximation value 13,</w:t>
+      </w:r>
+      <w:r>
+        <w:br/>
+      </w:r>
+      <w:r>
+        <w:rPr>
+          <w:rStyle w:val="VerbatimChar"/>
+        </w:rPr>
+        <w:t xml:space="preserve">Step 1 approximation value 12,</w:t>
+      </w:r>
+      <w:r>
+        <w:br/>
+      </w:r>
+      <w:r>
+        <w:rPr>
+          <w:rStyle w:val="VerbatimChar"/>
+        </w:rPr>
+        <w:t xml:space="preserve">Step 2 approximation value 11.401574803149607,</w:t>
+      </w:r>
+      <w:r>
+        <w:br/>
+      </w:r>
+      <w:r>
+        <w:rPr>
+          <w:rStyle w:val="VerbatimChar"/>
+        </w:rPr>
+        <w:t xml:space="preserve">Step 3 approximation value 11.227209417308144,</w:t>
+      </w:r>
+      <w:r>
+        <w:br/>
+      </w:r>
+      <w:r>
+        <w:rPr>
+          <w:rStyle w:val="VerbatimChar"/>
+        </w:rPr>
+        <w:t xml:space="preserve">Step 4 approximation value 11.201027680731215,</w:t>
+      </w:r>
+      <w:r>
+        <w:br/>
+      </w:r>
+      <w:r>
+        <w:rPr>
+          <w:rStyle w:val="VerbatimChar"/>
+        </w:rPr>
+        <w:t xml:space="preserve">Step 5 approximation value 11.200005393481776,</w:t>
+      </w:r>
+      <w:r>
+        <w:br/>
+      </w:r>
+      <w:r>
+        <w:rPr>
+          <w:rStyle w:val="VerbatimChar"/>
+        </w:rPr>
+        <w:t xml:space="preserve">Step 6 approximation value 11.200000001073377,</w:t>
+      </w:r>
+      <w:r>
+        <w:br/>
+      </w:r>
+      <w:r>
+        <w:rPr>
+          <w:rStyle w:val="VerbatimChar"/>
+        </w:rPr>
+        <w:t xml:space="preserve">Step 7 approximation value 11.2,</w:t>
+      </w:r>
+      <w:r>
+        <w:br/>
+      </w:r>
+      <w:r>
+        <w:rPr>
+          <w:rStyle w:val="VerbatimChar"/>
+        </w:rPr>
+        <w:t xml:space="preserve">Step 8 approximation value 11.2,</w:t>
       </w:r>
     </w:p>
     <w:p>
       <w:pPr>
-        <w:pStyle w:val="CaptionedFigure"/>
+        <w:pStyle w:val="FirstParagraph"/>
       </w:pPr>
       <w:r>
         <w:drawing>
           <wp:inline>
             <wp:extent cx="5200072" cy="3814618"/>
             <wp:effectExtent b="0" l="0" r="0" t="0"/>
-            <wp:docPr descr="png" title="" id="68" name="Picture"/>
+            <wp:docPr descr="" title="" id="71" name="Picture"/>
             <a:graphic>
               <a:graphicData uri="http://schemas.openxmlformats.org/drawingml/2006/picture">
                 <pic:pic>
                   <pic:nvPicPr>
-                    <pic:cNvPr descr="optimizationmethods_files/optimizationmethods_84_0.png" id="69" name="Picture"/>
+                    <pic:cNvPr descr="optimizationmethods_files/figure-docx/cell-36-output-2.png" id="72" name="Picture"/>
                     <pic:cNvPicPr>
                       <a:picLocks noChangeArrowheads="1" noChangeAspect="1"/>
                     </pic:cNvPicPr>
                   </pic:nvPicPr>
                   <pic:blipFill>
-                    <a:blip r:embed="rId67"/>
+                    <a:blip r:embed="rId70"/>
                     <a:stretch>
                       <a:fillRect/>
                     </a:stretch>
@@ -40921,112 +42111,23 @@
     </w:p>
     <w:p>
       <w:pPr>
-        <w:pStyle w:val="ImageCaption"/>
-      </w:pPr>
-      <w:r>
-        <w:t xml:space="preserve">png</w:t>
-      </w:r>
-    </w:p>
-    <w:p>
-      <w:pPr>
         <w:pStyle w:val="SourceCode"/>
       </w:pPr>
       <w:r>
         <w:rPr>
           <w:rStyle w:val="VerbatimChar"/>
         </w:rPr>
-        <w:t xml:space="preserve">Step 0 approximation value 13,</w:t>
-      </w:r>
-      <w:r>
-        <w:br/>
-      </w:r>
-      <w:r>
-        <w:rPr>
-          <w:rStyle w:val="VerbatimChar"/>
-        </w:rPr>
-        <w:t xml:space="preserve">Step 1 approximation value 12,</w:t>
-      </w:r>
-      <w:r>
-        <w:br/>
-      </w:r>
-      <w:r>
-        <w:rPr>
-          <w:rStyle w:val="VerbatimChar"/>
-        </w:rPr>
-        <w:t xml:space="preserve">Step 2 approximation value 11.401574803149607,</w:t>
-      </w:r>
-      <w:r>
-        <w:br/>
-      </w:r>
-      <w:r>
-        <w:rPr>
-          <w:rStyle w:val="VerbatimChar"/>
-        </w:rPr>
-        <w:t xml:space="preserve">Step 3 approximation value 11.227209417308144,</w:t>
-      </w:r>
-      <w:r>
-        <w:br/>
-      </w:r>
-      <w:r>
-        <w:rPr>
-          <w:rStyle w:val="VerbatimChar"/>
-        </w:rPr>
-        <w:t xml:space="preserve">Step 4 approximation value 11.201027680731215,</w:t>
-      </w:r>
-      <w:r>
-        <w:br/>
-      </w:r>
-      <w:r>
-        <w:rPr>
-          <w:rStyle w:val="VerbatimChar"/>
-        </w:rPr>
-        <w:t xml:space="preserve">Step 5 approximation value 11.200005393481776,</w:t>
-      </w:r>
-      <w:r>
-        <w:br/>
-      </w:r>
-      <w:r>
-        <w:rPr>
-          <w:rStyle w:val="VerbatimChar"/>
-        </w:rPr>
-        <w:t xml:space="preserve">Step 6 approximation value 11.200000001073377,</w:t>
-      </w:r>
-      <w:r>
-        <w:br/>
-      </w:r>
-      <w:r>
-        <w:rPr>
-          <w:rStyle w:val="VerbatimChar"/>
-        </w:rPr>
-        <w:t xml:space="preserve">Step 7 approximation value 11.2,</w:t>
-      </w:r>
-      <w:r>
-        <w:br/>
-      </w:r>
-      <w:r>
-        <w:rPr>
-          <w:rStyle w:val="VerbatimChar"/>
-        </w:rPr>
-        <w:t xml:space="preserve">Step 8 approximation value 11.2,</w:t>
-      </w:r>
-      <w:r>
-        <w:br/>
-      </w:r>
-      <w:r>
-        <w:rPr>
-          <w:rStyle w:val="VerbatimChar"/>
-        </w:rPr>
         <w:t xml:space="preserve">Root found by scipy.optimize.newton Secant method: 11.200000000000033</w:t>
       </w:r>
     </w:p>
-    <w:bookmarkEnd w:id="70"/>
-    <w:bookmarkStart w:id="71" w:name="gradient-method"/>
+    <w:bookmarkEnd w:id="73"/>
+    <w:bookmarkStart w:id="74" w:name="gradient-method"/>
     <w:p>
       <w:pPr>
         <w:pStyle w:val="Heading2"/>
       </w:pPr>
       <w:r>
-        <w:t xml:space="preserve">Gradient method</w:t>
+        <w:t xml:space="preserve">4.4 Gradient method</w:t>
       </w:r>
     </w:p>
     <w:p>
@@ -41157,7 +42258,7 @@
       <w:pPr>
         <w:numPr>
           <w:ilvl w:val="0"/>
-          <w:numId w:val="1020"/>
+          <w:numId w:val="1022"/>
         </w:numPr>
       </w:pPr>
       <w:r>
@@ -41243,7 +42344,7 @@
       <w:pPr>
         <w:numPr>
           <w:ilvl w:val="0"/>
-          <w:numId w:val="1020"/>
+          <w:numId w:val="1022"/>
         </w:numPr>
       </w:pPr>
       <w:r>
@@ -41366,7 +42467,7 @@
       <w:pPr>
         <w:numPr>
           <w:ilvl w:val="0"/>
-          <w:numId w:val="1020"/>
+          <w:numId w:val="1022"/>
         </w:numPr>
       </w:pPr>
       <m:oMath>
@@ -41446,7 +42547,7 @@
       <w:pPr>
         <w:numPr>
           <w:ilvl w:val="0"/>
-          <w:numId w:val="1020"/>
+          <w:numId w:val="1022"/>
         </w:numPr>
       </w:pPr>
       <m:oMath>
@@ -41638,7 +42739,13 @@
         <w:t xml:space="preserve"> </w:t>
       </w:r>
       <w:r>
-        <w:t xml:space="preserve">“move”</w:t>
+        <w:t xml:space="preserve">“</w:t>
+      </w:r>
+      <w:r>
+        <w:t xml:space="preserve">move</w:t>
+      </w:r>
+      <w:r>
+        <w:t xml:space="preserve">”</w:t>
       </w:r>
       <w:r>
         <w:t xml:space="preserve"> </w:t>
@@ -41911,7 +43018,13 @@
         <w:t xml:space="preserve"> </w:t>
       </w:r>
       <w:r>
-        <w:t xml:space="preserve">“move”</w:t>
+        <w:t xml:space="preserve">“</w:t>
+      </w:r>
+      <w:r>
+        <w:t xml:space="preserve">move</w:t>
+      </w:r>
+      <w:r>
+        <w:t xml:space="preserve">”</w:t>
       </w:r>
       <w:r>
         <w:t xml:space="preserve"> </w:t>
@@ -42703,7 +43816,21 @@
           <w:i/>
           <w:iCs/>
         </w:rPr>
-        <w:t xml:space="preserve">“An Introduction to Optimization”</w:t>
+        <w:t xml:space="preserve">“</w:t>
+      </w:r>
+      <w:r>
+        <w:rPr>
+          <w:i/>
+          <w:iCs/>
+        </w:rPr>
+        <w:t xml:space="preserve">An Introduction to Optimization</w:t>
+      </w:r>
+      <w:r>
+        <w:rPr>
+          <w:i/>
+          <w:iCs/>
+        </w:rPr>
+        <w:t xml:space="preserve">”</w:t>
       </w:r>
       <w:r>
         <w:rPr>
@@ -44652,14 +45779,14 @@
         <w:t xml:space="preserve">The algorithm achieved accuracy of 1e-06 in 38331 steps</w:t>
       </w:r>
     </w:p>
-    <w:bookmarkEnd w:id="71"/>
-    <w:bookmarkStart w:id="72" w:name="X998297ac0f7ccafec61ba5978d4ebcc44754630"/>
+    <w:bookmarkEnd w:id="74"/>
+    <w:bookmarkStart w:id="75" w:name="X998297ac0f7ccafec61ba5978d4ebcc44754630"/>
     <w:p>
       <w:pPr>
         <w:pStyle w:val="Heading2"/>
       </w:pPr>
       <w:r>
-        <w:t xml:space="preserve">Gradient with step adjustment, Steepest descent</w:t>
+        <w:t xml:space="preserve">4.5 Gradient with step adjustment, Steepest descent</w:t>
       </w:r>
     </w:p>
     <w:p>
@@ -45356,7 +46483,7 @@
       <w:pPr>
         <w:numPr>
           <w:ilvl w:val="0"/>
-          <w:numId w:val="1021"/>
+          <w:numId w:val="1023"/>
         </w:numPr>
       </w:pPr>
       <w:r>
@@ -45629,7 +46756,21 @@
           <w:i/>
           <w:iCs/>
         </w:rPr>
-        <w:t xml:space="preserve">“An Introduction to Optimization”</w:t>
+        <w:t xml:space="preserve">“</w:t>
+      </w:r>
+      <w:r>
+        <w:rPr>
+          <w:i/>
+          <w:iCs/>
+        </w:rPr>
+        <w:t xml:space="preserve">An Introduction to Optimization</w:t>
+      </w:r>
+      <w:r>
+        <w:rPr>
+          <w:i/>
+          <w:iCs/>
+        </w:rPr>
+        <w:t xml:space="preserve">”</w:t>
       </w:r>
       <w:r>
         <w:rPr>
@@ -45646,7 +46787,7 @@
       <w:pPr>
         <w:numPr>
           <w:ilvl w:val="0"/>
-          <w:numId w:val="1021"/>
+          <w:numId w:val="1023"/>
         </w:numPr>
       </w:pPr>
       <w:r>
@@ -45923,7 +47064,21 @@
           <w:i/>
           <w:iCs/>
         </w:rPr>
-        <w:t xml:space="preserve">“An Introduction to Optimization”</w:t>
+        <w:t xml:space="preserve">“</w:t>
+      </w:r>
+      <w:r>
+        <w:rPr>
+          <w:i/>
+          <w:iCs/>
+        </w:rPr>
+        <w:t xml:space="preserve">An Introduction to Optimization</w:t>
+      </w:r>
+      <w:r>
+        <w:rPr>
+          <w:i/>
+          <w:iCs/>
+        </w:rPr>
+        <w:t xml:space="preserve">”</w:t>
       </w:r>
       <w:r>
         <w:rPr>
@@ -48091,14 +49246,14 @@
         <w:t xml:space="preserve">The minimum of f using scipy.optimize.minimize is in  [ 4.          3.00000003 -4.99737168]  and the minimum value is :  1.908869103936226e-10</w:t>
       </w:r>
     </w:p>
-    <w:bookmarkEnd w:id="72"/>
-    <w:bookmarkStart w:id="74" w:name="linear-programming"/>
+    <w:bookmarkEnd w:id="75"/>
+    <w:bookmarkStart w:id="77" w:name="linear-programming"/>
     <w:p>
       <w:pPr>
         <w:pStyle w:val="Heading2"/>
       </w:pPr>
       <w:r>
-        <w:t xml:space="preserve">Linear programming</w:t>
+        <w:t xml:space="preserve">4.6 Linear programming</w:t>
       </w:r>
     </w:p>
     <w:p>
@@ -51259,13 +52414,13 @@
         <w:t xml:space="preserve">is an identity matrix.</w:t>
       </w:r>
     </w:p>
-    <w:bookmarkStart w:id="73" w:name="simplex-algorithm"/>
+    <w:bookmarkStart w:id="76" w:name="simplex-algorithm"/>
     <w:p>
       <w:pPr>
         <w:pStyle w:val="Heading3"/>
       </w:pPr>
       <w:r>
-        <w:t xml:space="preserve">Simplex algorithm</w:t>
+        <w:t xml:space="preserve">4.6.1 Simplex algorithm</w:t>
       </w:r>
     </w:p>
     <w:p>
@@ -54072,15 +55227,15 @@
         <w:t xml:space="preserve">86/7</w:t>
       </w:r>
     </w:p>
-    <w:bookmarkEnd w:id="73"/>
-    <w:bookmarkEnd w:id="74"/>
-    <w:bookmarkStart w:id="75" w:name="two-phase-simplex"/>
+    <w:bookmarkEnd w:id="76"/>
+    <w:bookmarkEnd w:id="77"/>
+    <w:bookmarkStart w:id="78" w:name="two-phase-simplex"/>
     <w:p>
       <w:pPr>
         <w:pStyle w:val="Heading2"/>
       </w:pPr>
       <w:r>
-        <w:t xml:space="preserve">Two phase simplex</w:t>
+        <w:t xml:space="preserve">4.7 Two phase simplex</w:t>
       </w:r>
     </w:p>
     <w:p>
@@ -54312,7 +55467,13 @@
         <w:t xml:space="preserve"> </w:t>
       </w:r>
       <w:r>
-        <w:t xml:space="preserve">“Two phase simplex method”</w:t>
+        <w:t xml:space="preserve">“</w:t>
+      </w:r>
+      <w:r>
+        <w:t xml:space="preserve">Two phase simplex method</w:t>
+      </w:r>
+      <w:r>
+        <w:t xml:space="preserve">”</w:t>
       </w:r>
       <w:r>
         <w:t xml:space="preserve"> </w:t>
@@ -54393,7 +55554,21 @@
           <w:i/>
           <w:iCs/>
         </w:rPr>
-        <w:t xml:space="preserve">“Introduction to Optimization”</w:t>
+        <w:t xml:space="preserve">“</w:t>
+      </w:r>
+      <w:r>
+        <w:rPr>
+          <w:i/>
+          <w:iCs/>
+        </w:rPr>
+        <w:t xml:space="preserve">Introduction to Optimization</w:t>
+      </w:r>
+      <w:r>
+        <w:rPr>
+          <w:i/>
+          <w:iCs/>
+        </w:rPr>
+        <w:t xml:space="preserve">”</w:t>
       </w:r>
       <w:r>
         <w:rPr>
@@ -57320,14 +58495,14 @@
         <w:t xml:space="preserve">and the optimal cost is 54/7</w:t>
       </w:r>
     </w:p>
-    <w:bookmarkEnd w:id="75"/>
-    <w:bookmarkStart w:id="76" w:name="X3838b30bfc46f539bdef28a4a1d7db07c29ccc2"/>
+    <w:bookmarkEnd w:id="78"/>
+    <w:bookmarkStart w:id="79" w:name="X3838b30bfc46f539bdef28a4a1d7db07c29ccc2"/>
     <w:p>
       <w:pPr>
         <w:pStyle w:val="Heading2"/>
       </w:pPr>
       <w:r>
-        <w:t xml:space="preserve">Solving linear program with</w:t>
+        <w:t xml:space="preserve">4.8 Solving linear program with</w:t>
       </w:r>
       <w:r>
         <w:t xml:space="preserve"> </w:t>
@@ -57470,7 +58645,7 @@
         <w:pStyle w:val="Compact"/>
         <w:numPr>
           <w:ilvl w:val="0"/>
-          <w:numId w:val="1022"/>
+          <w:numId w:val="1024"/>
         </w:numPr>
       </w:pPr>
       <w:r>
@@ -57482,7 +58657,7 @@
         <w:pStyle w:val="Compact"/>
         <w:numPr>
           <w:ilvl w:val="0"/>
-          <w:numId w:val="1022"/>
+          <w:numId w:val="1024"/>
         </w:numPr>
       </w:pPr>
       <w:r>
@@ -57553,7 +58728,7 @@
         <w:pStyle w:val="Compact"/>
         <w:numPr>
           <w:ilvl w:val="0"/>
-          <w:numId w:val="1022"/>
+          <w:numId w:val="1024"/>
         </w:numPr>
       </w:pPr>
       <w:r>
@@ -57608,7 +58783,7 @@
         <w:pStyle w:val="Compact"/>
         <w:numPr>
           <w:ilvl w:val="0"/>
-          <w:numId w:val="1023"/>
+          <w:numId w:val="1025"/>
         </w:numPr>
       </w:pPr>
       <w:r>
@@ -57620,7 +58795,7 @@
         <w:pStyle w:val="Compact"/>
         <w:numPr>
           <w:ilvl w:val="0"/>
-          <w:numId w:val="1023"/>
+          <w:numId w:val="1025"/>
         </w:numPr>
       </w:pPr>
       <w:r>
@@ -57632,7 +58807,7 @@
         <w:pStyle w:val="Compact"/>
         <w:numPr>
           <w:ilvl w:val="0"/>
-          <w:numId w:val="1023"/>
+          <w:numId w:val="1025"/>
         </w:numPr>
       </w:pPr>
       <w:r>
@@ -57644,7 +58819,7 @@
         <w:pStyle w:val="Compact"/>
         <w:numPr>
           <w:ilvl w:val="0"/>
-          <w:numId w:val="1023"/>
+          <w:numId w:val="1025"/>
         </w:numPr>
       </w:pPr>
       <w:r>
@@ -57670,7 +58845,7 @@
         <w:pStyle w:val="Compact"/>
         <w:numPr>
           <w:ilvl w:val="0"/>
-          <w:numId w:val="1024"/>
+          <w:numId w:val="1026"/>
         </w:numPr>
       </w:pPr>
       <w:r>
@@ -58277,15 +59452,11 @@
         </w:rPr>
         <w:t xml:space="preserve">Optimal x values: [2.57142857 0.85714286]</w:t>
       </w:r>
-      <w:r>
-        <w:br/>
-      </w:r>
-      <w:r>
-        <w:br/>
-      </w:r>
-      <w:r>
-        <w:br/>
-      </w:r>
+    </w:p>
+    <w:p>
+      <w:pPr>
+        <w:pStyle w:val="SourceCode"/>
+      </w:pPr>
       <w:r>
         <w:rPr>
           <w:rStyle w:val="VerbatimChar"/>
@@ -58302,31 +59473,31 @@
         <w:t xml:space="preserve">  res = linprog(c=c_obj, A_ub=A_ineq, b_ub=b_ineq, bounds=bounds, method='revised simplex')</w:t>
       </w:r>
     </w:p>
-    <w:bookmarkEnd w:id="76"/>
-    <w:bookmarkEnd w:id="77"/>
-    <w:bookmarkStart w:id="95" w:name="bibliography"/>
+    <w:bookmarkEnd w:id="79"/>
+    <w:bookmarkEnd w:id="80"/>
+    <w:bookmarkStart w:id="98" w:name="bibliography"/>
     <w:p>
       <w:pPr>
         <w:pStyle w:val="Heading1"/>
       </w:pPr>
       <w:r>
-        <w:t xml:space="preserve">Bibliography</w:t>
+        <w:t xml:space="preserve">5. Bibliography</w:t>
       </w:r>
     </w:p>
-    <w:bookmarkStart w:id="82" w:name="python-tutorial"/>
+    <w:bookmarkStart w:id="85" w:name="python-tutorial"/>
     <w:p>
       <w:pPr>
         <w:pStyle w:val="Heading2"/>
       </w:pPr>
       <w:r>
-        <w:t xml:space="preserve">Python Tutorial</w:t>
+        <w:t xml:space="preserve">5.1 Python Tutorial</w:t>
       </w:r>
     </w:p>
     <w:p>
       <w:pPr>
         <w:numPr>
           <w:ilvl w:val="0"/>
-          <w:numId w:val="1025"/>
+          <w:numId w:val="1027"/>
         </w:numPr>
       </w:pPr>
       <w:r>
@@ -58336,12 +59507,18 @@
         <w:t xml:space="preserve"> </w:t>
       </w:r>
       <w:r>
-        <w:t xml:space="preserve">“Plot Functions.”</w:t>
-      </w:r>
-      <w:r>
-        <w:t xml:space="preserve"> </w:t>
-      </w:r>
-      <w:hyperlink r:id="rId78">
+        <w:t xml:space="preserve">“</w:t>
+      </w:r>
+      <w:r>
+        <w:t xml:space="preserve">Plot Functions.</w:t>
+      </w:r>
+      <w:r>
+        <w:t xml:space="preserve">”</w:t>
+      </w:r>
+      <w:r>
+        <w:t xml:space="preserve"> </w:t>
+      </w:r>
+      <w:hyperlink r:id="rId81">
         <w:r>
           <w:rPr>
             <w:rStyle w:val="Hyperlink"/>
@@ -58357,7 +59534,7 @@
       <w:pPr>
         <w:numPr>
           <w:ilvl w:val="0"/>
-          <w:numId w:val="1025"/>
+          <w:numId w:val="1027"/>
         </w:numPr>
       </w:pPr>
       <w:r>
@@ -58367,12 +59544,18 @@
         <w:t xml:space="preserve"> </w:t>
       </w:r>
       <w:r>
-        <w:t xml:space="preserve">“Animations.”</w:t>
-      </w:r>
-      <w:r>
-        <w:t xml:space="preserve"> </w:t>
-      </w:r>
-      <w:hyperlink r:id="rId79">
+        <w:t xml:space="preserve">“</w:t>
+      </w:r>
+      <w:r>
+        <w:t xml:space="preserve">Animations.</w:t>
+      </w:r>
+      <w:r>
+        <w:t xml:space="preserve">”</w:t>
+      </w:r>
+      <w:r>
+        <w:t xml:space="preserve"> </w:t>
+      </w:r>
+      <w:hyperlink r:id="rId82">
         <w:r>
           <w:rPr>
             <w:rStyle w:val="Hyperlink"/>
@@ -58388,7 +59571,7 @@
       <w:pPr>
         <w:numPr>
           <w:ilvl w:val="0"/>
-          <w:numId w:val="1025"/>
+          <w:numId w:val="1027"/>
         </w:numPr>
       </w:pPr>
       <w:r>
@@ -58398,12 +59581,18 @@
         <w:t xml:space="preserve"> </w:t>
       </w:r>
       <w:r>
-        <w:t xml:space="preserve">“Language References.”</w:t>
-      </w:r>
-      <w:r>
-        <w:t xml:space="preserve"> </w:t>
-      </w:r>
-      <w:hyperlink r:id="rId80">
+        <w:t xml:space="preserve">“</w:t>
+      </w:r>
+      <w:r>
+        <w:t xml:space="preserve">Language References.</w:t>
+      </w:r>
+      <w:r>
+        <w:t xml:space="preserve">”</w:t>
+      </w:r>
+      <w:r>
+        <w:t xml:space="preserve"> </w:t>
+      </w:r>
+      <w:hyperlink r:id="rId83">
         <w:r>
           <w:rPr>
             <w:rStyle w:val="Hyperlink"/>
@@ -58419,7 +59608,7 @@
       <w:pPr>
         <w:numPr>
           <w:ilvl w:val="0"/>
-          <w:numId w:val="1025"/>
+          <w:numId w:val="1027"/>
         </w:numPr>
       </w:pPr>
       <w:r>
@@ -58429,7 +59618,10 @@
         <w:t xml:space="preserve"> </w:t>
       </w:r>
       <w:r>
-        <w:t xml:space="preserve">“Using</w:t>
+        <w:t xml:space="preserve">“</w:t>
+      </w:r>
+      <w:r>
+        <w:t xml:space="preserve">Using</w:t>
       </w:r>
       <w:r>
         <w:t xml:space="preserve"> </w:t>
@@ -58444,12 +59636,15 @@
         <w:t xml:space="preserve"> </w:t>
       </w:r>
       <w:r>
-        <w:t xml:space="preserve">with Symbols.”</w:t>
-      </w:r>
-      <w:r>
-        <w:t xml:space="preserve"> </w:t>
-      </w:r>
-      <w:hyperlink r:id="rId81">
+        <w:t xml:space="preserve">with Symbols.</w:t>
+      </w:r>
+      <w:r>
+        <w:t xml:space="preserve">”</w:t>
+      </w:r>
+      <w:r>
+        <w:t xml:space="preserve"> </w:t>
+      </w:r>
+      <w:hyperlink r:id="rId84">
         <w:r>
           <w:rPr>
             <w:rStyle w:val="Hyperlink"/>
@@ -58461,159 +59656,14 @@
         <w:t xml:space="preserve">.</w:t>
       </w:r>
     </w:p>
-    <w:bookmarkEnd w:id="82"/>
-    <w:bookmarkStart w:id="86" w:name="linear-algebra"/>
+    <w:bookmarkEnd w:id="85"/>
+    <w:bookmarkStart w:id="89" w:name="linear-algebra"/>
     <w:p>
       <w:pPr>
         <w:pStyle w:val="Heading2"/>
       </w:pPr>
       <w:r>
-        <w:t xml:space="preserve">Linear Algebra</w:t>
-      </w:r>
-    </w:p>
-    <w:p>
-      <w:pPr>
-        <w:numPr>
-          <w:ilvl w:val="0"/>
-          <w:numId w:val="1026"/>
-        </w:numPr>
-      </w:pPr>
-      <w:r>
-        <w:t xml:space="preserve">Wikipedia.</w:t>
-      </w:r>
-      <w:r>
-        <w:t xml:space="preserve"> </w:t>
-      </w:r>
-      <w:r>
-        <w:t xml:space="preserve">“Dot-product.”</w:t>
-      </w:r>
-      <w:r>
-        <w:t xml:space="preserve"> </w:t>
-      </w:r>
-      <w:hyperlink r:id="rId83">
-        <w:r>
-          <w:rPr>
-            <w:rStyle w:val="Hyperlink"/>
-          </w:rPr>
-          <w:t xml:space="preserve">https://en.wikipedia.org/wiki/Dot_product#Definition</w:t>
-        </w:r>
-      </w:hyperlink>
-      <w:r>
-        <w:t xml:space="preserve">.</w:t>
-      </w:r>
-    </w:p>
-    <w:p>
-      <w:pPr>
-        <w:numPr>
-          <w:ilvl w:val="0"/>
-          <w:numId w:val="1026"/>
-        </w:numPr>
-      </w:pPr>
-      <w:r>
-        <w:t xml:space="preserve">Wikipedia.</w:t>
-      </w:r>
-      <w:r>
-        <w:t xml:space="preserve"> </w:t>
-      </w:r>
-      <w:r>
-        <w:t xml:space="preserve">“Cross Product.”</w:t>
-      </w:r>
-      <w:r>
-        <w:t xml:space="preserve"> </w:t>
-      </w:r>
-      <w:hyperlink r:id="rId84">
-        <w:r>
-          <w:rPr>
-            <w:rStyle w:val="Hyperlink"/>
-          </w:rPr>
-          <w:t xml:space="preserve">https://en.wikipedia.org/wiki/Cross_product</w:t>
-        </w:r>
-      </w:hyperlink>
-      <w:r>
-        <w:t xml:space="preserve">.</w:t>
-      </w:r>
-    </w:p>
-    <w:p>
-      <w:pPr>
-        <w:numPr>
-          <w:ilvl w:val="0"/>
-          <w:numId w:val="1026"/>
-        </w:numPr>
-      </w:pPr>
-      <w:r>
-        <w:t xml:space="preserve">Hefferon, Jim.</w:t>
-      </w:r>
-      <w:r>
-        <w:t xml:space="preserve"> </w:t>
-      </w:r>
-      <w:r>
-        <w:rPr>
-          <w:i/>
-          <w:iCs/>
-        </w:rPr>
-        <w:t xml:space="preserve">LINEAR ALGEBRA, Fourth Edition.</w:t>
-      </w:r>
-      <w:r>
-        <w:t xml:space="preserve"> </w:t>
-      </w:r>
-      <w:hyperlink r:id="rId85">
-        <w:r>
-          <w:rPr>
-            <w:rStyle w:val="Hyperlink"/>
-          </w:rPr>
-          <w:t xml:space="preserve">https://www.cs.ox.ac.uk/files/12921/book.pdf</w:t>
-        </w:r>
-      </w:hyperlink>
-      <w:r>
-        <w:t xml:space="preserve">.</w:t>
-      </w:r>
-    </w:p>
-    <w:bookmarkEnd w:id="86"/>
-    <w:bookmarkStart w:id="87" w:name="optimization-methods"/>
-    <w:p>
-      <w:pPr>
-        <w:pStyle w:val="Heading2"/>
-      </w:pPr>
-      <w:r>
-        <w:t xml:space="preserve">Optimization Methods</w:t>
-      </w:r>
-    </w:p>
-    <w:p>
-      <w:pPr>
-        <w:pStyle w:val="Compact"/>
-        <w:numPr>
-          <w:ilvl w:val="0"/>
-          <w:numId w:val="1027"/>
-        </w:numPr>
-      </w:pPr>
-      <w:r>
-        <w:t xml:space="preserve">Chong, Edwin K. P., and Stanislaw H. Źak.</w:t>
-      </w:r>
-      <w:r>
-        <w:t xml:space="preserve"> </w:t>
-      </w:r>
-      <w:r>
-        <w:rPr>
-          <w:i/>
-          <w:iCs/>
-        </w:rPr>
-        <w:t xml:space="preserve">An Introduction to Optimization, Second Edition.</w:t>
-      </w:r>
-      <w:r>
-        <w:t xml:space="preserve"> </w:t>
-      </w:r>
-      <w:r>
-        <w:t xml:space="preserve">Wiley-Interscience, 2001.</w:t>
-      </w:r>
-    </w:p>
-    <w:bookmarkEnd w:id="87"/>
-    <w:bookmarkStart w:id="94" w:name="simplex-method"/>
-    <w:p>
-      <w:pPr>
-        <w:pStyle w:val="Heading2"/>
-      </w:pPr>
-      <w:r>
-        <w:t xml:space="preserve">Simplex Method</w:t>
+        <w:t xml:space="preserve">5.2 Linear Algebra</w:t>
       </w:r>
     </w:p>
     <w:p>
@@ -58624,23 +59674,33 @@
         </w:numPr>
       </w:pPr>
       <w:r>
-        <w:t xml:space="preserve">Chong, Edwin K. P., and Stanislaw H. Źak.</w:t>
-      </w:r>
-      <w:r>
-        <w:t xml:space="preserve"> </w:t>
-      </w:r>
-      <w:r>
-        <w:rPr>
-          <w:i/>
-          <w:iCs/>
-        </w:rPr>
-        <w:t xml:space="preserve">An Introduction to Optimization, Second Edition.</w:t>
-      </w:r>
-      <w:r>
-        <w:t xml:space="preserve"> </w:t>
-      </w:r>
-      <w:r>
-        <w:t xml:space="preserve">Wiley-Interscience, 2001.</w:t>
+        <w:t xml:space="preserve">Wikipedia.</w:t>
+      </w:r>
+      <w:r>
+        <w:t xml:space="preserve"> </w:t>
+      </w:r>
+      <w:r>
+        <w:t xml:space="preserve">“</w:t>
+      </w:r>
+      <w:r>
+        <w:t xml:space="preserve">Dot-product.</w:t>
+      </w:r>
+      <w:r>
+        <w:t xml:space="preserve">”</w:t>
+      </w:r>
+      <w:r>
+        <w:t xml:space="preserve"> </w:t>
+      </w:r>
+      <w:hyperlink r:id="rId86">
+        <w:r>
+          <w:rPr>
+            <w:rStyle w:val="Hyperlink"/>
+          </w:rPr>
+          <w:t xml:space="preserve">https://en.wikipedia.org/wiki/Dot_product#Definition</w:t>
+        </w:r>
+      </w:hyperlink>
+      <w:r>
+        <w:t xml:space="preserve">.</w:t>
       </w:r>
     </w:p>
     <w:p>
@@ -58651,29 +59711,29 @@
         </w:numPr>
       </w:pPr>
       <w:r>
-        <w:t xml:space="preserve">Schmidt, Jack.</w:t>
-      </w:r>
-      <w:r>
-        <w:t xml:space="preserve"> </w:t>
-      </w:r>
-      <w:r>
-        <w:t xml:space="preserve">“Simplex Method: Lab Manual.”</w:t>
-      </w:r>
-      <w:r>
-        <w:t xml:space="preserve"> </w:t>
-      </w:r>
-      <w:r>
-        <w:t xml:space="preserve">University of Kentucky, College of Arts and Sciences, Department of Mathematics.</w:t>
-      </w:r>
-      <w:r>
-        <w:t xml:space="preserve"> </w:t>
-      </w:r>
-      <w:hyperlink r:id="rId88">
+        <w:t xml:space="preserve">Wikipedia.</w:t>
+      </w:r>
+      <w:r>
+        <w:t xml:space="preserve"> </w:t>
+      </w:r>
+      <w:r>
+        <w:t xml:space="preserve">“</w:t>
+      </w:r>
+      <w:r>
+        <w:t xml:space="preserve">Cross Product.</w:t>
+      </w:r>
+      <w:r>
+        <w:t xml:space="preserve">”</w:t>
+      </w:r>
+      <w:r>
+        <w:t xml:space="preserve"> </w:t>
+      </w:r>
+      <w:hyperlink r:id="rId87">
         <w:r>
           <w:rPr>
             <w:rStyle w:val="Hyperlink"/>
           </w:rPr>
-          <w:t xml:space="preserve">https://www.ms.uky.edu/~jack/2010-01-MA162/2010-02-25-MA162Lab.pdf</w:t>
+          <w:t xml:space="preserve">https://en.wikipedia.org/wiki/Cross_product</w:t>
         </w:r>
       </w:hyperlink>
       <w:r>
@@ -58688,195 +59748,41 @@
         </w:numPr>
       </w:pPr>
       <w:r>
-        <w:t xml:space="preserve">Goemans, Michel.</w:t>
-      </w:r>
-      <w:r>
-        <w:t xml:space="preserve"> </w:t>
-      </w:r>
-      <w:r>
-        <w:t xml:space="preserve">“Linear Programming Notes.”</w:t>
-      </w:r>
-      <w:r>
-        <w:t xml:space="preserve"> </w:t>
-      </w:r>
-      <w:r>
-        <w:t xml:space="preserve">Massachusetts Institute of Technology, Department of Mathematics.</w:t>
-      </w:r>
-      <w:r>
-        <w:t xml:space="preserve"> </w:t>
-      </w:r>
-      <w:hyperlink r:id="rId89">
+        <w:t xml:space="preserve">Hefferon, Jim.</w:t>
+      </w:r>
+      <w:r>
+        <w:t xml:space="preserve"> </w:t>
+      </w:r>
+      <w:r>
+        <w:rPr>
+          <w:i/>
+          <w:iCs/>
+        </w:rPr>
+        <w:t xml:space="preserve">LINEAR ALGEBRA, Fourth Edition.</w:t>
+      </w:r>
+      <w:r>
+        <w:t xml:space="preserve"> </w:t>
+      </w:r>
+      <w:hyperlink r:id="rId88">
         <w:r>
           <w:rPr>
             <w:rStyle w:val="Hyperlink"/>
           </w:rPr>
-          <w:t xml:space="preserve">https://math.mit.edu/~goemans/18310S15/lpnotes310.pdf</w:t>
+          <w:t xml:space="preserve">https://www.cs.ox.ac.uk/files/12921/book.pdf</w:t>
         </w:r>
       </w:hyperlink>
       <w:r>
         <w:t xml:space="preserve">.</w:t>
       </w:r>
     </w:p>
-    <w:p>
-      <w:pPr>
-        <w:numPr>
-          <w:ilvl w:val="0"/>
-          <w:numId w:val="1028"/>
-        </w:numPr>
-      </w:pPr>
-      <w:r>
-        <w:t xml:space="preserve">Magnanti, Tom, and Jim Orlin.</w:t>
-      </w:r>
-      <w:r>
-        <w:t xml:space="preserve"> </w:t>
-      </w:r>
-      <w:r>
-        <w:t xml:space="preserve">“Optimization Methods in Business Analytics: Solving Linear Programs.”</w:t>
-      </w:r>
-      <w:r>
-        <w:t xml:space="preserve"> </w:t>
-      </w:r>
-      <w:hyperlink r:id="rId90">
-        <w:r>
-          <w:rPr>
-            <w:rStyle w:val="Hyperlink"/>
-          </w:rPr>
-          <w:t xml:space="preserve">https://web.mit.edu/15.053/www/AMP-Chapter-02.pdf</w:t>
-        </w:r>
-      </w:hyperlink>
-      <w:r>
-        <w:t xml:space="preserve">.</w:t>
-      </w:r>
-    </w:p>
-    <w:p>
-      <w:pPr>
-        <w:numPr>
-          <w:ilvl w:val="0"/>
-          <w:numId w:val="1028"/>
-        </w:numPr>
-      </w:pPr>
-      <w:r>
-        <w:t xml:space="preserve">Stojiljković, Mirko.</w:t>
-      </w:r>
-      <w:r>
-        <w:t xml:space="preserve"> </w:t>
-      </w:r>
-      <w:r>
-        <w:t xml:space="preserve">“Hands-On Linear Programming: Optimization with Python.”</w:t>
-      </w:r>
-      <w:r>
-        <w:t xml:space="preserve"> </w:t>
-      </w:r>
-      <w:r>
-        <w:t xml:space="preserve">Real Python.</w:t>
-      </w:r>
-      <w:r>
-        <w:t xml:space="preserve"> </w:t>
-      </w:r>
-      <w:hyperlink r:id="rId91">
-        <w:r>
-          <w:rPr>
-            <w:rStyle w:val="Hyperlink"/>
-          </w:rPr>
-          <w:t xml:space="preserve">https://realpython.com/linear-programming-python/</w:t>
-        </w:r>
-      </w:hyperlink>
-      <w:r>
-        <w:t xml:space="preserve">.</w:t>
-      </w:r>
-    </w:p>
-    <w:p>
-      <w:pPr>
-        <w:numPr>
-          <w:ilvl w:val="0"/>
-          <w:numId w:val="1028"/>
-        </w:numPr>
-      </w:pPr>
-      <w:r>
-        <w:t xml:space="preserve">Martinich, Joseph S.</w:t>
-      </w:r>
-      <w:r>
-        <w:t xml:space="preserve"> </w:t>
-      </w:r>
-      <w:r>
-        <w:t xml:space="preserve">“Linear Programming.”</w:t>
-      </w:r>
-      <w:r>
-        <w:t xml:space="preserve"> </w:t>
-      </w:r>
-      <w:r>
-        <w:t xml:space="preserve">University of Kentucky.</w:t>
-      </w:r>
-      <w:r>
-        <w:t xml:space="preserve"> </w:t>
-      </w:r>
-      <w:hyperlink r:id="rId92">
-        <w:r>
-          <w:rPr>
-            <w:rStyle w:val="Hyperlink"/>
-          </w:rPr>
-          <w:t xml:space="preserve">https://www.uky.edu/~dsianita/300/online/LP.pdf</w:t>
-        </w:r>
-      </w:hyperlink>
-      <w:r>
-        <w:t xml:space="preserve">.</w:t>
-      </w:r>
-    </w:p>
-    <w:p>
-      <w:pPr>
-        <w:numPr>
-          <w:ilvl w:val="0"/>
-          <w:numId w:val="1028"/>
-        </w:numPr>
-      </w:pPr>
-      <w:r>
-        <w:t xml:space="preserve">S, Tom.</w:t>
-      </w:r>
-      <w:r>
-        <w:t xml:space="preserve"> </w:t>
-      </w:r>
-      <w:r>
-        <w:t xml:space="preserve">“Simplex Method Explained.”</w:t>
-      </w:r>
-      <w:r>
-        <w:t xml:space="preserve"> </w:t>
-      </w:r>
-      <w:r>
-        <w:t xml:space="preserve">YouTube.</w:t>
-      </w:r>
-      <w:r>
-        <w:t xml:space="preserve"> </w:t>
-      </w:r>
-      <w:hyperlink r:id="rId93">
-        <w:r>
-          <w:rPr>
-            <w:rStyle w:val="Hyperlink"/>
-          </w:rPr>
-          <w:t xml:space="preserve">https://www.youtube.com/watch?v=E72DWgKP_1Y&amp;t=652s</w:t>
-        </w:r>
-      </w:hyperlink>
-      <w:r>
-        <w:t xml:space="preserve">.</w:t>
-      </w:r>
-    </w:p>
-    <w:bookmarkEnd w:id="94"/>
-    <w:bookmarkEnd w:id="95"/>
-    <w:bookmarkStart w:id="98" w:name="libraries"/>
-    <w:p>
-      <w:pPr>
-        <w:pStyle w:val="Heading1"/>
-      </w:pPr>
-      <w:r>
-        <w:t xml:space="preserve">Libraries</w:t>
-      </w:r>
-    </w:p>
-    <w:bookmarkStart w:id="96" w:name="python"/>
+    <w:bookmarkEnd w:id="89"/>
+    <w:bookmarkStart w:id="90" w:name="optimization-methods"/>
     <w:p>
       <w:pPr>
         <w:pStyle w:val="Heading2"/>
       </w:pPr>
       <w:r>
-        <w:t xml:space="preserve">Python</w:t>
+        <w:t xml:space="preserve">5.3 Optimization Methods</w:t>
       </w:r>
     </w:p>
     <w:p>
@@ -58888,13 +59794,332 @@
         </w:numPr>
       </w:pPr>
       <w:r>
-        <w:rPr>
-          <w:rStyle w:val="VerbatimChar"/>
-        </w:rPr>
-        <w:t xml:space="preserve">SymPy</w:t>
-      </w:r>
-      <w:r>
-        <w:t xml:space="preserve">, https://www.sympy.org/en/index.html</w:t>
+        <w:t xml:space="preserve">Chong, Edwin K. P., and Stanislaw H. Źak.</w:t>
+      </w:r>
+      <w:r>
+        <w:t xml:space="preserve"> </w:t>
+      </w:r>
+      <w:r>
+        <w:rPr>
+          <w:i/>
+          <w:iCs/>
+        </w:rPr>
+        <w:t xml:space="preserve">An Introduction to Optimization, Second Edition.</w:t>
+      </w:r>
+      <w:r>
+        <w:t xml:space="preserve"> </w:t>
+      </w:r>
+      <w:r>
+        <w:t xml:space="preserve">Wiley-Interscience, 2001.</w:t>
+      </w:r>
+    </w:p>
+    <w:bookmarkEnd w:id="90"/>
+    <w:bookmarkStart w:id="97" w:name="simplex-method"/>
+    <w:p>
+      <w:pPr>
+        <w:pStyle w:val="Heading2"/>
+      </w:pPr>
+      <w:r>
+        <w:t xml:space="preserve">5.4 Simplex Method</w:t>
+      </w:r>
+    </w:p>
+    <w:p>
+      <w:pPr>
+        <w:numPr>
+          <w:ilvl w:val="0"/>
+          <w:numId w:val="1030"/>
+        </w:numPr>
+      </w:pPr>
+      <w:r>
+        <w:t xml:space="preserve">Chong, Edwin K. P., and Stanislaw H. Źak.</w:t>
+      </w:r>
+      <w:r>
+        <w:t xml:space="preserve"> </w:t>
+      </w:r>
+      <w:r>
+        <w:rPr>
+          <w:i/>
+          <w:iCs/>
+        </w:rPr>
+        <w:t xml:space="preserve">An Introduction to Optimization, Second Edition.</w:t>
+      </w:r>
+      <w:r>
+        <w:t xml:space="preserve"> </w:t>
+      </w:r>
+      <w:r>
+        <w:t xml:space="preserve">Wiley-Interscience, 2001.</w:t>
+      </w:r>
+    </w:p>
+    <w:p>
+      <w:pPr>
+        <w:numPr>
+          <w:ilvl w:val="0"/>
+          <w:numId w:val="1030"/>
+        </w:numPr>
+      </w:pPr>
+      <w:r>
+        <w:t xml:space="preserve">Schmidt, Jack.</w:t>
+      </w:r>
+      <w:r>
+        <w:t xml:space="preserve"> </w:t>
+      </w:r>
+      <w:r>
+        <w:t xml:space="preserve">“</w:t>
+      </w:r>
+      <w:r>
+        <w:t xml:space="preserve">Simplex Method: Lab Manual.</w:t>
+      </w:r>
+      <w:r>
+        <w:t xml:space="preserve">”</w:t>
+      </w:r>
+      <w:r>
+        <w:t xml:space="preserve"> </w:t>
+      </w:r>
+      <w:r>
+        <w:t xml:space="preserve">University of Kentucky, College of Arts and Sciences, Department of Mathematics.</w:t>
+      </w:r>
+      <w:r>
+        <w:t xml:space="preserve"> </w:t>
+      </w:r>
+      <w:hyperlink r:id="rId91">
+        <w:r>
+          <w:rPr>
+            <w:rStyle w:val="Hyperlink"/>
+          </w:rPr>
+          <w:t xml:space="preserve">https://www.ms.uky.edu/~jack/2010-01-MA162/2010-02-25-MA162Lab.pdf</w:t>
+        </w:r>
+      </w:hyperlink>
+      <w:r>
+        <w:t xml:space="preserve">.</w:t>
+      </w:r>
+    </w:p>
+    <w:p>
+      <w:pPr>
+        <w:numPr>
+          <w:ilvl w:val="0"/>
+          <w:numId w:val="1030"/>
+        </w:numPr>
+      </w:pPr>
+      <w:r>
+        <w:t xml:space="preserve">Goemans, Michel.</w:t>
+      </w:r>
+      <w:r>
+        <w:t xml:space="preserve"> </w:t>
+      </w:r>
+      <w:r>
+        <w:t xml:space="preserve">“</w:t>
+      </w:r>
+      <w:r>
+        <w:t xml:space="preserve">Linear Programming Notes.</w:t>
+      </w:r>
+      <w:r>
+        <w:t xml:space="preserve">”</w:t>
+      </w:r>
+      <w:r>
+        <w:t xml:space="preserve"> </w:t>
+      </w:r>
+      <w:r>
+        <w:t xml:space="preserve">Massachusetts Institute of Technology, Department of Mathematics.</w:t>
+      </w:r>
+      <w:r>
+        <w:t xml:space="preserve"> </w:t>
+      </w:r>
+      <w:hyperlink r:id="rId92">
+        <w:r>
+          <w:rPr>
+            <w:rStyle w:val="Hyperlink"/>
+          </w:rPr>
+          <w:t xml:space="preserve">https://math.mit.edu/~goemans/18310S15/lpnotes310.pdf</w:t>
+        </w:r>
+      </w:hyperlink>
+      <w:r>
+        <w:t xml:space="preserve">.</w:t>
+      </w:r>
+    </w:p>
+    <w:p>
+      <w:pPr>
+        <w:numPr>
+          <w:ilvl w:val="0"/>
+          <w:numId w:val="1030"/>
+        </w:numPr>
+      </w:pPr>
+      <w:r>
+        <w:t xml:space="preserve">Magnanti, Tom, and Jim Orlin.</w:t>
+      </w:r>
+      <w:r>
+        <w:t xml:space="preserve"> </w:t>
+      </w:r>
+      <w:r>
+        <w:t xml:space="preserve">“</w:t>
+      </w:r>
+      <w:r>
+        <w:t xml:space="preserve">Optimization Methods in Business Analytics: Solving Linear Programs.</w:t>
+      </w:r>
+      <w:r>
+        <w:t xml:space="preserve">”</w:t>
+      </w:r>
+      <w:r>
+        <w:t xml:space="preserve"> </w:t>
+      </w:r>
+      <w:hyperlink r:id="rId93">
+        <w:r>
+          <w:rPr>
+            <w:rStyle w:val="Hyperlink"/>
+          </w:rPr>
+          <w:t xml:space="preserve">https://web.mit.edu/15.053/www/AMP-Chapter-02.pdf</w:t>
+        </w:r>
+      </w:hyperlink>
+      <w:r>
+        <w:t xml:space="preserve">.</w:t>
+      </w:r>
+    </w:p>
+    <w:p>
+      <w:pPr>
+        <w:numPr>
+          <w:ilvl w:val="0"/>
+          <w:numId w:val="1030"/>
+        </w:numPr>
+      </w:pPr>
+      <w:r>
+        <w:t xml:space="preserve">Stojiljković, Mirko.</w:t>
+      </w:r>
+      <w:r>
+        <w:t xml:space="preserve"> </w:t>
+      </w:r>
+      <w:r>
+        <w:t xml:space="preserve">“</w:t>
+      </w:r>
+      <w:r>
+        <w:t xml:space="preserve">Hands-On Linear Programming: Optimization with Python.</w:t>
+      </w:r>
+      <w:r>
+        <w:t xml:space="preserve">”</w:t>
+      </w:r>
+      <w:r>
+        <w:t xml:space="preserve"> </w:t>
+      </w:r>
+      <w:r>
+        <w:t xml:space="preserve">Real Python.</w:t>
+      </w:r>
+      <w:r>
+        <w:t xml:space="preserve"> </w:t>
+      </w:r>
+      <w:hyperlink r:id="rId94">
+        <w:r>
+          <w:rPr>
+            <w:rStyle w:val="Hyperlink"/>
+          </w:rPr>
+          <w:t xml:space="preserve">https://realpython.com/linear-programming-python/</w:t>
+        </w:r>
+      </w:hyperlink>
+      <w:r>
+        <w:t xml:space="preserve">.</w:t>
+      </w:r>
+    </w:p>
+    <w:p>
+      <w:pPr>
+        <w:numPr>
+          <w:ilvl w:val="0"/>
+          <w:numId w:val="1030"/>
+        </w:numPr>
+      </w:pPr>
+      <w:r>
+        <w:t xml:space="preserve">Martinich, Joseph S.</w:t>
+      </w:r>
+      <w:r>
+        <w:t xml:space="preserve"> </w:t>
+      </w:r>
+      <w:r>
+        <w:t xml:space="preserve">“</w:t>
+      </w:r>
+      <w:r>
+        <w:t xml:space="preserve">Linear Programming.</w:t>
+      </w:r>
+      <w:r>
+        <w:t xml:space="preserve">”</w:t>
+      </w:r>
+      <w:r>
+        <w:t xml:space="preserve"> </w:t>
+      </w:r>
+      <w:r>
+        <w:t xml:space="preserve">University of Kentucky.</w:t>
+      </w:r>
+      <w:r>
+        <w:t xml:space="preserve"> </w:t>
+      </w:r>
+      <w:hyperlink r:id="rId95">
+        <w:r>
+          <w:rPr>
+            <w:rStyle w:val="Hyperlink"/>
+          </w:rPr>
+          <w:t xml:space="preserve">https://www.uky.edu/~dsianita/300/online/LP.pdf</w:t>
+        </w:r>
+      </w:hyperlink>
+      <w:r>
+        <w:t xml:space="preserve">.</w:t>
+      </w:r>
+    </w:p>
+    <w:p>
+      <w:pPr>
+        <w:numPr>
+          <w:ilvl w:val="0"/>
+          <w:numId w:val="1030"/>
+        </w:numPr>
+      </w:pPr>
+      <w:r>
+        <w:t xml:space="preserve">S, Tom.</w:t>
+      </w:r>
+      <w:r>
+        <w:t xml:space="preserve"> </w:t>
+      </w:r>
+      <w:r>
+        <w:t xml:space="preserve">“</w:t>
+      </w:r>
+      <w:r>
+        <w:t xml:space="preserve">Simplex Method Explained.</w:t>
+      </w:r>
+      <w:r>
+        <w:t xml:space="preserve">”</w:t>
+      </w:r>
+      <w:r>
+        <w:t xml:space="preserve"> </w:t>
+      </w:r>
+      <w:r>
+        <w:t xml:space="preserve">YouTube.</w:t>
+      </w:r>
+      <w:r>
+        <w:t xml:space="preserve"> </w:t>
+      </w:r>
+      <w:hyperlink r:id="rId96">
+        <w:r>
+          <w:rPr>
+            <w:rStyle w:val="Hyperlink"/>
+          </w:rPr>
+          <w:t xml:space="preserve">https://www.youtube.com/watch?v=E72DWgKP_1Y&amp;t=652s</w:t>
+        </w:r>
+      </w:hyperlink>
+      <w:r>
+        <w:t xml:space="preserve">.</w:t>
+      </w:r>
+    </w:p>
+    <w:bookmarkEnd w:id="97"/>
+    <w:bookmarkEnd w:id="98"/>
+    <w:bookmarkStart w:id="101" w:name="libraries"/>
+    <w:p>
+      <w:pPr>
+        <w:pStyle w:val="Heading1"/>
+      </w:pPr>
+      <w:r>
+        <w:t xml:space="preserve">6. Libraries</w:t>
+      </w:r>
+    </w:p>
+    <w:bookmarkStart w:id="99" w:name="python"/>
+    <w:p>
+      <w:pPr>
+        <w:pStyle w:val="Heading2"/>
+      </w:pPr>
+      <w:r>
+        <w:t xml:space="preserve">6.1 Python</w:t>
       </w:r>
     </w:p>
     <w:p>
@@ -58902,17 +60127,17 @@
         <w:pStyle w:val="Compact"/>
         <w:numPr>
           <w:ilvl w:val="0"/>
-          <w:numId w:val="1029"/>
+          <w:numId w:val="1031"/>
         </w:numPr>
       </w:pPr>
       <w:r>
         <w:rPr>
           <w:rStyle w:val="VerbatimChar"/>
         </w:rPr>
-        <w:t xml:space="preserve">Scipy</w:t>
-      </w:r>
-      <w:r>
-        <w:t xml:space="preserve">, optimize https://docs.scipy.org/doc/scipy/reference/optimize.html</w:t>
+        <w:t xml:space="preserve">SymPy</w:t>
+      </w:r>
+      <w:r>
+        <w:t xml:space="preserve">, https://www.sympy.org/en/index.html</w:t>
       </w:r>
     </w:p>
     <w:p>
@@ -58920,17 +60145,17 @@
         <w:pStyle w:val="Compact"/>
         <w:numPr>
           <w:ilvl w:val="0"/>
-          <w:numId w:val="1029"/>
+          <w:numId w:val="1031"/>
         </w:numPr>
       </w:pPr>
       <w:r>
         <w:rPr>
           <w:rStyle w:val="VerbatimChar"/>
         </w:rPr>
-        <w:t xml:space="preserve">matplotlib</w:t>
-      </w:r>
-      <w:r>
-        <w:t xml:space="preserve">, https://matplotlib.org</w:t>
+        <w:t xml:space="preserve">Scipy</w:t>
+      </w:r>
+      <w:r>
+        <w:t xml:space="preserve">, optimize https://docs.scipy.org/doc/scipy/reference/optimize.html</w:t>
       </w:r>
     </w:p>
     <w:p>
@@ -58938,27 +60163,17 @@
         <w:pStyle w:val="Compact"/>
         <w:numPr>
           <w:ilvl w:val="0"/>
-          <w:numId w:val="1029"/>
+          <w:numId w:val="1031"/>
         </w:numPr>
       </w:pPr>
       <w:r>
         <w:rPr>
           <w:rStyle w:val="VerbatimChar"/>
         </w:rPr>
-        <w:t xml:space="preserve">numpy</w:t>
-      </w:r>
-      <w:r>
-        <w:t xml:space="preserve">, https://numpy.org/</w:t>
-      </w:r>
-    </w:p>
-    <w:bookmarkEnd w:id="96"/>
-    <w:bookmarkStart w:id="97" w:name="md"/>
-    <w:p>
-      <w:pPr>
-        <w:pStyle w:val="Heading2"/>
-      </w:pPr>
-      <w:r>
-        <w:t xml:space="preserve">.md</w:t>
+        <w:t xml:space="preserve">matplotlib</w:t>
+      </w:r>
+      <w:r>
+        <w:t xml:space="preserve">, https://matplotlib.org</w:t>
       </w:r>
     </w:p>
     <w:p>
@@ -58966,21 +60181,49 @@
         <w:pStyle w:val="Compact"/>
         <w:numPr>
           <w:ilvl w:val="0"/>
-          <w:numId w:val="1030"/>
+          <w:numId w:val="1031"/>
         </w:numPr>
       </w:pPr>
       <w:r>
         <w:rPr>
           <w:rStyle w:val="VerbatimChar"/>
         </w:rPr>
+        <w:t xml:space="preserve">numpy</w:t>
+      </w:r>
+      <w:r>
+        <w:t xml:space="preserve">, https://numpy.org/</w:t>
+      </w:r>
+    </w:p>
+    <w:bookmarkEnd w:id="99"/>
+    <w:bookmarkStart w:id="100" w:name="md"/>
+    <w:p>
+      <w:pPr>
+        <w:pStyle w:val="Heading2"/>
+      </w:pPr>
+      <w:r>
+        <w:t xml:space="preserve">6.2 .md</w:t>
+      </w:r>
+    </w:p>
+    <w:p>
+      <w:pPr>
+        <w:pStyle w:val="Compact"/>
+        <w:numPr>
+          <w:ilvl w:val="0"/>
+          <w:numId w:val="1032"/>
+        </w:numPr>
+      </w:pPr>
+      <w:r>
+        <w:rPr>
+          <w:rStyle w:val="VerbatimChar"/>
+        </w:rPr>
         <w:t xml:space="preserve">Latex</w:t>
       </w:r>
       <w:r>
         <w:t xml:space="preserve">, https://www.latex-project.org/</w:t>
       </w:r>
     </w:p>
-    <w:bookmarkEnd w:id="97"/>
-    <w:bookmarkEnd w:id="98"/>
+    <w:bookmarkEnd w:id="100"/>
+    <w:bookmarkEnd w:id="101"/>
     <w:sectPr/>
   </w:body>
 </w:document>
@@ -60003,6 +61246,39 @@
     <w:abstractNumId w:val="991"/>
   </w:num>
   <w:num w:numId="1021">
+    <w:abstractNumId w:val="99412"/>
+    <w:lvlOverride w:ilvl="0">
+      <w:startOverride w:val="2"/>
+    </w:lvlOverride>
+    <w:lvlOverride w:ilvl="1">
+      <w:startOverride w:val="2"/>
+    </w:lvlOverride>
+    <w:lvlOverride w:ilvl="2">
+      <w:startOverride w:val="2"/>
+    </w:lvlOverride>
+    <w:lvlOverride w:ilvl="3">
+      <w:startOverride w:val="2"/>
+    </w:lvlOverride>
+    <w:lvlOverride w:ilvl="4">
+      <w:startOverride w:val="2"/>
+    </w:lvlOverride>
+    <w:lvlOverride w:ilvl="5">
+      <w:startOverride w:val="2"/>
+    </w:lvlOverride>
+    <w:lvlOverride w:ilvl="6">
+      <w:startOverride w:val="2"/>
+    </w:lvlOverride>
+    <w:lvlOverride w:ilvl="7">
+      <w:startOverride w:val="2"/>
+    </w:lvlOverride>
+    <w:lvlOverride w:ilvl="8">
+      <w:startOverride w:val="2"/>
+    </w:lvlOverride>
+  </w:num>
+  <w:num w:numId="1022">
+    <w:abstractNumId w:val="991"/>
+  </w:num>
+  <w:num w:numId="1023">
     <w:abstractNumId w:val="99411"/>
     <w:lvlOverride w:ilvl="0">
       <w:startOverride w:val="1"/>
@@ -60032,7 +61308,7 @@
       <w:startOverride w:val="1"/>
     </w:lvlOverride>
   </w:num>
-  <w:num w:numId="1022">
+  <w:num w:numId="1024">
     <w:abstractNumId w:val="99411"/>
     <w:lvlOverride w:ilvl="0">
       <w:startOverride w:val="1"/>
@@ -60062,10 +61338,10 @@
       <w:startOverride w:val="1"/>
     </w:lvlOverride>
   </w:num>
-  <w:num w:numId="1023">
+  <w:num w:numId="1025">
     <w:abstractNumId w:val="991"/>
   </w:num>
-  <w:num w:numId="1024">
+  <w:num w:numId="1026">
     <w:abstractNumId w:val="99414"/>
     <w:lvlOverride w:ilvl="0">
       <w:startOverride w:val="4"/>
@@ -60095,7 +61371,7 @@
       <w:startOverride w:val="4"/>
     </w:lvlOverride>
   </w:num>
-  <w:num w:numId="1025">
+  <w:num w:numId="1027">
     <w:abstractNumId w:val="99411"/>
     <w:lvlOverride w:ilvl="0">
       <w:startOverride w:val="1"/>
@@ -60125,7 +61401,7 @@
       <w:startOverride w:val="1"/>
     </w:lvlOverride>
   </w:num>
-  <w:num w:numId="1026">
+  <w:num w:numId="1028">
     <w:abstractNumId w:val="99415"/>
     <w:lvlOverride w:ilvl="0">
       <w:startOverride w:val="5"/>
@@ -60155,7 +61431,7 @@
       <w:startOverride w:val="5"/>
     </w:lvlOverride>
   </w:num>
-  <w:num w:numId="1027">
+  <w:num w:numId="1029">
     <w:abstractNumId w:val="99418"/>
     <w:lvlOverride w:ilvl="0">
       <w:startOverride w:val="8"/>
@@ -60185,7 +61461,7 @@
       <w:startOverride w:val="8"/>
     </w:lvlOverride>
   </w:num>
-  <w:num w:numId="1028">
+  <w:num w:numId="1030">
     <w:abstractNumId w:val="99418"/>
     <w:lvlOverride w:ilvl="0">
       <w:startOverride w:val="8"/>
@@ -60215,10 +61491,10 @@
       <w:startOverride w:val="8"/>
     </w:lvlOverride>
   </w:num>
-  <w:num w:numId="1029">
+  <w:num w:numId="1031">
     <w:abstractNumId w:val="991"/>
   </w:num>
-  <w:num w:numId="1030">
+  <w:num w:numId="1032">
     <w:abstractNumId w:val="991"/>
   </w:num>
 </w:numbering>
@@ -60306,7 +61582,7 @@
   </w:style>
   <w:style w:styleId="Subtitle" w:type="paragraph">
     <w:name w:val="Subtitle"/>
-    <w:basedOn w:val="Title"/>
+    <w:basedOn w:val="Normal"/>
     <w:next w:val="BodyText"/>
     <w:link w:val="SubtitleChar"/>
     <w:uiPriority w:val="11"/>
@@ -60319,6 +61595,7 @@
     </w:pPr>
     <w:rPr>
       <w:rFonts w:cstheme="majorBidi" w:eastAsiaTheme="majorEastAsia"/>
+      <w:color w:themeColor="text1" w:themeTint="A6" w:val="595959"/>
       <w:spacing w:val="15"/>
       <w:sz w:val="28"/>
       <w:szCs w:val="28"/>
@@ -60371,6 +61648,7 @@
     </w:pPr>
     <w:rPr>
       <w:b/>
+      <w:color w:val="345A8A"/>
       <w:sz w:val="20"/>
       <w:szCs w:val="20"/>
     </w:rPr>
@@ -60889,6 +62167,7 @@
     <w:link w:val="VerbatimChar"/>
     <w:pPr>
       <w:wordWrap w:val="off"/>
+      <w:shd w:val="clear" w:fill="f1f3f5"/>
     </w:pPr>
   </w:style>
   <w:style w:type="character" w:customStyle="1" w:styleId="KeywordTok">
@@ -60896,93 +62175,104 @@
     <w:basedOn w:val="VerbatimChar"/>
     <w:rPr>
       <w:b/>
-      <w:color w:val="007020"/>
+      <w:color w:val="003b4f"/>
+      <w:shd w:val="clear" w:fill="f1f3f5"/>
     </w:rPr>
   </w:style>
   <w:style w:type="character" w:customStyle="1" w:styleId="DataTypeTok">
     <w:name w:val="DataTypeTok"/>
     <w:basedOn w:val="VerbatimChar"/>
     <w:rPr>
-      <w:color w:val="902000"/>
+      <w:color w:val="ad0000"/>
+      <w:shd w:val="clear" w:fill="f1f3f5"/>
     </w:rPr>
   </w:style>
   <w:style w:type="character" w:customStyle="1" w:styleId="DecValTok">
     <w:name w:val="DecValTok"/>
     <w:basedOn w:val="VerbatimChar"/>
     <w:rPr>
-      <w:color w:val="40a070"/>
+      <w:color w:val="ad0000"/>
+      <w:shd w:val="clear" w:fill="f1f3f5"/>
     </w:rPr>
   </w:style>
   <w:style w:type="character" w:customStyle="1" w:styleId="BaseNTok">
     <w:name w:val="BaseNTok"/>
     <w:basedOn w:val="VerbatimChar"/>
     <w:rPr>
-      <w:color w:val="40a070"/>
+      <w:color w:val="ad0000"/>
+      <w:shd w:val="clear" w:fill="f1f3f5"/>
     </w:rPr>
   </w:style>
   <w:style w:type="character" w:customStyle="1" w:styleId="FloatTok">
     <w:name w:val="FloatTok"/>
     <w:basedOn w:val="VerbatimChar"/>
     <w:rPr>
-      <w:color w:val="40a070"/>
+      <w:color w:val="ad0000"/>
+      <w:shd w:val="clear" w:fill="f1f3f5"/>
     </w:rPr>
   </w:style>
   <w:style w:type="character" w:customStyle="1" w:styleId="ConstantTok">
     <w:name w:val="ConstantTok"/>
     <w:basedOn w:val="VerbatimChar"/>
     <w:rPr>
-      <w:color w:val="880000"/>
+      <w:color w:val="8f5902"/>
+      <w:shd w:val="clear" w:fill="f1f3f5"/>
     </w:rPr>
   </w:style>
   <w:style w:type="character" w:customStyle="1" w:styleId="CharTok">
     <w:name w:val="CharTok"/>
     <w:basedOn w:val="VerbatimChar"/>
     <w:rPr>
-      <w:color w:val="4070a0"/>
+      <w:color w:val="20794d"/>
+      <w:shd w:val="clear" w:fill="f1f3f5"/>
     </w:rPr>
   </w:style>
   <w:style w:type="character" w:customStyle="1" w:styleId="SpecialCharTok">
     <w:name w:val="SpecialCharTok"/>
     <w:basedOn w:val="VerbatimChar"/>
     <w:rPr>
-      <w:color w:val="4070a0"/>
+      <w:color w:val="5e5e5e"/>
+      <w:shd w:val="clear" w:fill="f1f3f5"/>
     </w:rPr>
   </w:style>
   <w:style w:type="character" w:customStyle="1" w:styleId="StringTok">
     <w:name w:val="StringTok"/>
     <w:basedOn w:val="VerbatimChar"/>
     <w:rPr>
-      <w:color w:val="4070a0"/>
+      <w:color w:val="20794d"/>
+      <w:shd w:val="clear" w:fill="f1f3f5"/>
     </w:rPr>
   </w:style>
   <w:style w:type="character" w:customStyle="1" w:styleId="VerbatimStringTok">
     <w:name w:val="VerbatimStringTok"/>
     <w:basedOn w:val="VerbatimChar"/>
     <w:rPr>
-      <w:color w:val="4070a0"/>
+      <w:color w:val="20794d"/>
+      <w:shd w:val="clear" w:fill="f1f3f5"/>
     </w:rPr>
   </w:style>
   <w:style w:type="character" w:customStyle="1" w:styleId="SpecialStringTok">
     <w:name w:val="SpecialStringTok"/>
     <w:basedOn w:val="VerbatimChar"/>
     <w:rPr>
-      <w:color w:val="bb6688"/>
+      <w:color w:val="20794d"/>
+      <w:shd w:val="clear" w:fill="f1f3f5"/>
     </w:rPr>
   </w:style>
   <w:style w:type="character" w:customStyle="1" w:styleId="ImportTok">
     <w:name w:val="ImportTok"/>
     <w:basedOn w:val="VerbatimChar"/>
     <w:rPr>
-      <w:b/>
-      <w:color w:val="008000"/>
+      <w:color w:val="00769e"/>
+      <w:shd w:val="clear" w:fill="f1f3f5"/>
     </w:rPr>
   </w:style>
   <w:style w:type="character" w:customStyle="1" w:styleId="CommentTok">
     <w:name w:val="CommentTok"/>
     <w:basedOn w:val="VerbatimChar"/>
     <w:rPr>
-      <w:i/>
-      <w:color w:val="60a0b0"/>
+      <w:color w:val="5e5e5e"/>
+      <w:shd w:val="clear" w:fill="f1f3f5"/>
     </w:rPr>
   </w:style>
   <w:style w:type="character" w:customStyle="1" w:styleId="DocumentationTok">
@@ -60990,46 +62280,49 @@
     <w:basedOn w:val="VerbatimChar"/>
     <w:rPr>
       <w:i/>
-      <w:color w:val="ba2121"/>
+      <w:color w:val="5e5e5e"/>
+      <w:shd w:val="clear" w:fill="f1f3f5"/>
     </w:rPr>
   </w:style>
   <w:style w:type="character" w:customStyle="1" w:styleId="AnnotationTok">
     <w:name w:val="AnnotationTok"/>
     <w:basedOn w:val="VerbatimChar"/>
     <w:rPr>
-      <w:b/>
-      <w:i/>
-      <w:color w:val="60a0b0"/>
+      <w:color w:val="5e5e5e"/>
+      <w:shd w:val="clear" w:fill="f1f3f5"/>
     </w:rPr>
   </w:style>
   <w:style w:type="character" w:customStyle="1" w:styleId="CommentVarTok">
     <w:name w:val="CommentVarTok"/>
     <w:basedOn w:val="VerbatimChar"/>
     <w:rPr>
-      <w:b/>
       <w:i/>
-      <w:color w:val="60a0b0"/>
+      <w:color w:val="5e5e5e"/>
+      <w:shd w:val="clear" w:fill="f1f3f5"/>
     </w:rPr>
   </w:style>
   <w:style w:type="character" w:customStyle="1" w:styleId="OtherTok">
     <w:name w:val="OtherTok"/>
     <w:basedOn w:val="VerbatimChar"/>
     <w:rPr>
-      <w:color w:val="007020"/>
+      <w:color w:val="003b4f"/>
+      <w:shd w:val="clear" w:fill="f1f3f5"/>
     </w:rPr>
   </w:style>
   <w:style w:type="character" w:customStyle="1" w:styleId="FunctionTok">
     <w:name w:val="FunctionTok"/>
     <w:basedOn w:val="VerbatimChar"/>
     <w:rPr>
-      <w:color w:val="06287e"/>
+      <w:color w:val="4758ab"/>
+      <w:shd w:val="clear" w:fill="f1f3f5"/>
     </w:rPr>
   </w:style>
   <w:style w:type="character" w:customStyle="1" w:styleId="VariableTok">
     <w:name w:val="VariableTok"/>
     <w:basedOn w:val="VerbatimChar"/>
     <w:rPr>
-      <w:color w:val="19177c"/>
+      <w:color w:val="111111"/>
+      <w:shd w:val="clear" w:fill="f1f3f5"/>
     </w:rPr>
   </w:style>
   <w:style w:type="character" w:customStyle="1" w:styleId="ControlFlowTok">
@@ -61037,85 +62330,98 @@
     <w:basedOn w:val="VerbatimChar"/>
     <w:rPr>
       <w:b/>
-      <w:color w:val="007020"/>
+      <w:color w:val="003b4f"/>
+      <w:shd w:val="clear" w:fill="f1f3f5"/>
     </w:rPr>
   </w:style>
   <w:style w:type="character" w:customStyle="1" w:styleId="OperatorTok">
     <w:name w:val="OperatorTok"/>
     <w:basedOn w:val="VerbatimChar"/>
     <w:rPr>
-      <w:color w:val="666666"/>
+      <w:color w:val="5e5e5e"/>
+      <w:shd w:val="clear" w:fill="f1f3f5"/>
     </w:rPr>
   </w:style>
   <w:style w:type="character" w:customStyle="1" w:styleId="BuiltInTok">
     <w:name w:val="BuiltInTok"/>
     <w:basedOn w:val="VerbatimChar"/>
     <w:rPr>
-      <w:color w:val="008000"/>
+      <w:color w:val="003b4f"/>
+      <w:shd w:val="clear" w:fill="f1f3f5"/>
     </w:rPr>
   </w:style>
   <w:style w:type="character" w:customStyle="1" w:styleId="ExtensionTok">
     <w:name w:val="ExtensionTok"/>
     <w:basedOn w:val="VerbatimChar"/>
-    <w:rPr/>
+    <w:rPr>
+      <w:color w:val="003b4f"/>
+      <w:shd w:val="clear" w:fill="f1f3f5"/>
+    </w:rPr>
   </w:style>
   <w:style w:type="character" w:customStyle="1" w:styleId="PreprocessorTok">
     <w:name w:val="PreprocessorTok"/>
     <w:basedOn w:val="VerbatimChar"/>
     <w:rPr>
-      <w:color w:val="bc7a00"/>
+      <w:color w:val="ad0000"/>
+      <w:shd w:val="clear" w:fill="f1f3f5"/>
     </w:rPr>
   </w:style>
   <w:style w:type="character" w:customStyle="1" w:styleId="AttributeTok">
     <w:name w:val="AttributeTok"/>
     <w:basedOn w:val="VerbatimChar"/>
     <w:rPr>
-      <w:color w:val="7d9029"/>
+      <w:color w:val="657422"/>
+      <w:shd w:val="clear" w:fill="f1f3f5"/>
     </w:rPr>
   </w:style>
   <w:style w:type="character" w:customStyle="1" w:styleId="RegionMarkerTok">
     <w:name w:val="RegionMarkerTok"/>
     <w:basedOn w:val="VerbatimChar"/>
-    <w:rPr/>
+    <w:rPr>
+      <w:color w:val="003b4f"/>
+      <w:shd w:val="clear" w:fill="f1f3f5"/>
+    </w:rPr>
   </w:style>
   <w:style w:type="character" w:customStyle="1" w:styleId="InformationTok">
     <w:name w:val="InformationTok"/>
     <w:basedOn w:val="VerbatimChar"/>
     <w:rPr>
-      <w:b/>
-      <w:i/>
-      <w:color w:val="60a0b0"/>
+      <w:color w:val="5e5e5e"/>
+      <w:shd w:val="clear" w:fill="f1f3f5"/>
     </w:rPr>
   </w:style>
   <w:style w:type="character" w:customStyle="1" w:styleId="WarningTok">
     <w:name w:val="WarningTok"/>
     <w:basedOn w:val="VerbatimChar"/>
     <w:rPr>
-      <w:b/>
       <w:i/>
-      <w:color w:val="60a0b0"/>
+      <w:color w:val="5e5e5e"/>
+      <w:shd w:val="clear" w:fill="f1f3f5"/>
     </w:rPr>
   </w:style>
   <w:style w:type="character" w:customStyle="1" w:styleId="AlertTok">
     <w:name w:val="AlertTok"/>
     <w:basedOn w:val="VerbatimChar"/>
     <w:rPr>
-      <w:b/>
-      <w:color w:val="ff0000"/>
+      <w:color w:val="ad0000"/>
+      <w:shd w:val="clear" w:fill="f1f3f5"/>
     </w:rPr>
   </w:style>
   <w:style w:type="character" w:customStyle="1" w:styleId="ErrorTok">
     <w:name w:val="ErrorTok"/>
     <w:basedOn w:val="VerbatimChar"/>
     <w:rPr>
-      <w:b/>
-      <w:color w:val="ff0000"/>
+      <w:color w:val="ad0000"/>
+      <w:shd w:val="clear" w:fill="f1f3f5"/>
     </w:rPr>
   </w:style>
   <w:style w:type="character" w:customStyle="1" w:styleId="NormalTok">
     <w:name w:val="NormalTok"/>
     <w:basedOn w:val="VerbatimChar"/>
-    <w:rPr/>
+    <w:rPr>
+      <w:color w:val="003b4f"/>
+      <w:shd w:val="clear" w:fill="f1f3f5"/>
+    </w:rPr>
   </w:style>
 </w:styles>
 </file>
